--- a/Email Templates - Free Sample.docx
+++ b/Email Templates - Free Sample.docx
@@ -1,55 +1,101 @@
 
 <file path=word/document.xml><?xml version="1.0" encoding="utf-8"?>
 <w:document xmlns:wpc="http://schemas.microsoft.com/office/word/2010/wordprocessingCanvas" xmlns:mo="http://schemas.microsoft.com/office/mac/office/2008/main" xmlns:mc="http://schemas.openxmlformats.org/markup-compatibility/2006" xmlns:mv="urn:schemas-microsoft-com:mac:vml" xmlns:o="urn:schemas-microsoft-com:office:office" xmlns:r="http://schemas.openxmlformats.org/officeDocument/2006/relationships" xmlns:m="http://schemas.openxmlformats.org/officeDocument/2006/math" xmlns:v="urn:schemas-microsoft-com:vml" xmlns:wp14="http://schemas.microsoft.com/office/word/2010/wordprocessingDrawing" xmlns:wp="http://schemas.openxmlformats.org/drawingml/2006/wordprocessingDrawing" xmlns:w10="urn:schemas-microsoft-com:office:word" xmlns:w="http://schemas.openxmlformats.org/wordprocessingml/2006/main" xmlns:w14="http://schemas.microsoft.com/office/word/2010/wordml" xmlns:wpg="http://schemas.microsoft.com/office/word/2010/wordprocessingGroup" xmlns:wpi="http://schemas.microsoft.com/office/word/2010/wordprocessingInk" xmlns:wne="http://schemas.microsoft.com/office/word/2006/wordml" xmlns:wps="http://schemas.microsoft.com/office/word/2010/wordprocessingShape" mc:Ignorable="w14 wp14">
+  <w:background w:color="F7F5F0"/>
   <w:body>
     <w:p>
       <w:pPr>
-        <w:pStyle w:val="Heading1"/>
+        <w:spacing w:before="0" w:after="100"/>
       </w:pPr>
       <w:r>
-        <w:t>Email Templates — Free Sample</w:t>
+        <w:rPr>
+          <w:rFonts w:ascii="Consolas" w:hAnsi="Consolas"/>
+          <w:b/>
+          <w:color w:val="D95F13"/>
+          <w:sz w:val="16"/>
+        </w:rPr>
+        <w:t>CONTROLSMITH TOOLS  /  PRODUCT DOCUMENTATION</w:t>
       </w:r>
     </w:p>
     <w:p>
       <w:pPr>
-        <w:ind w:left="360"/>
+        <w:pStyle w:val="Title"/>
+        <w:keepNext/>
       </w:pPr>
       <w:r>
         <w:rPr>
+          <w:rFonts w:ascii="Aptos Display" w:hAnsi="Aptos Display"/>
           <w:b/>
-          <w:i/>
-          <w:color w:val="555555"/>
+          <w:color w:val="272727"/>
+          <w:sz w:val="54"/>
+        </w:rPr>
+        <w:t>Email Templates - Free Sample</w:t>
+      </w:r>
+    </w:p>
+    <w:p>
+      <w:pPr>
+        <w:pStyle w:val="Subtitle"/>
+        <w:pBdr>
+          <w:bottom w:val="single" w:sz="12" w:space="10" w:color="FF751F"/>
+        </w:pBdr>
+      </w:pPr>
+      <w:r>
+        <w:rPr>
+          <w:rFonts w:ascii="Aptos" w:hAnsi="Aptos"/>
+          <w:color w:val="5F5F5F"/>
+          <w:sz w:val="21"/>
+        </w:rPr>
+        <w:t>Compliance Audit Email Templates - Free Sample  •  Email Templates - Free Sample.md</w:t>
+      </w:r>
+    </w:p>
+    <w:p>
+      <w:pPr>
+        <w:pStyle w:val="Callout"/>
+        <w:shd w:fill="FFFFFF"/>
+        <w:pBdr>
+          <w:left w:val="single" w:sz="18" w:space="8" w:color="FF751F"/>
+        </w:pBdr>
+      </w:pPr>
+      <w:r>
+        <w:rPr>
+          <w:rFonts w:ascii="Aptos" w:hAnsi="Aptos"/>
+          <w:b/>
+          <w:color w:val="272727"/>
+          <w:sz w:val="21"/>
         </w:rPr>
         <w:t>10 sample templates</w:t>
       </w:r>
       <w:r>
         <w:rPr>
-          <w:i/>
-          <w:color w:val="555555"/>
+          <w:rFonts w:ascii="Aptos" w:hAnsi="Aptos"/>
+          <w:color w:val="272727"/>
+          <w:sz w:val="21"/>
         </w:rPr>
         <w:t xml:space="preserve"> from the LS-014 Compliance Audit Email Bundle (60 templates total). Free to use with attribution. Replace </w:t>
       </w:r>
       <w:r>
         <w:rPr>
           <w:rFonts w:ascii="Consolas" w:hAnsi="Consolas"/>
-          <w:i/>
-          <w:color w:val="555555"/>
+          <w:color w:val="272727"/>
           <w:sz w:val="20"/>
+          <w:shd w:fill="F0EDE7"/>
         </w:rPr>
         <w:t>[PLACEHOLDER]</w:t>
       </w:r>
       <w:r>
         <w:rPr>
-          <w:i/>
-          <w:color w:val="555555"/>
+          <w:rFonts w:ascii="Aptos" w:hAnsi="Aptos"/>
+          <w:color w:val="272727"/>
+          <w:sz w:val="21"/>
         </w:rPr>
         <w:t xml:space="preserve"> tokens before sending.</w:t>
       </w:r>
     </w:p>
     <w:p>
       <w:pPr>
+        <w:spacing w:before="100" w:after="100"/>
         <w:pBdr>
-          <w:bottom w:val="single" w:sz="6" w:space="1" w:color="999999"/>
+          <w:top w:val="single" w:sz="6" w:space="4" w:color="EBE6DD"/>
         </w:pBdr>
       </w:pPr>
     </w:p>
@@ -58,49 +104,91 @@
         <w:pStyle w:val="Heading2"/>
       </w:pPr>
       <w:r>
+        <w:rPr>
+          <w:rFonts w:ascii="Aptos" w:hAnsi="Aptos"/>
+          <w:color w:val="272727"/>
+          <w:sz w:val="26"/>
+        </w:rPr>
         <w:t>What's in the full bundle</w:t>
       </w:r>
     </w:p>
     <w:p>
+      <w:pPr>
+        <w:widowControl/>
+      </w:pPr>
       <w:r>
+        <w:rPr>
+          <w:rFonts w:ascii="Aptos" w:hAnsi="Aptos"/>
+          <w:color w:val="272727"/>
+          <w:sz w:val="22"/>
+        </w:rPr>
         <w:t xml:space="preserve">The complete bundle contains </w:t>
       </w:r>
       <w:r>
         <w:rPr>
+          <w:rFonts w:ascii="Aptos" w:hAnsi="Aptos"/>
           <w:b/>
+          <w:color w:val="272727"/>
+          <w:sz w:val="22"/>
         </w:rPr>
         <w:t>60 templates across 6 categories</w:t>
       </w:r>
       <w:r>
+        <w:rPr>
+          <w:rFonts w:ascii="Aptos" w:hAnsi="Aptos"/>
+          <w:color w:val="272727"/>
+          <w:sz w:val="22"/>
+        </w:rPr>
         <w:t>, with tone variants for every workflow:</w:t>
       </w:r>
     </w:p>
     <w:tbl>
       <w:tblPr>
-        <w:tblStyle w:val="LightGrid-Accent1"/>
-        <w:tblW w:type="auto" w:w="0"/>
-        <w:tblLayout w:type="autofit"/>
+        <w:tblW w:type="dxa" w:w="9360"/>
+        <w:jc w:val="left"/>
+        <w:tblLayout w:type="fixed"/>
         <w:tblLook w:firstColumn="1" w:firstRow="1" w:lastColumn="0" w:lastRow="0" w:noHBand="0" w:noVBand="1" w:val="04A0"/>
+        <w:tblInd w:w="120" w:type="dxa"/>
+        <w:tblBorders>
+          <w:top w:val="single" w:sz="5" w:space="0" w:color="DED9D1"/>
+          <w:left w:val="single" w:sz="5" w:space="0" w:color="DED9D1"/>
+          <w:bottom w:val="single" w:sz="5" w:space="0" w:color="DED9D1"/>
+          <w:right w:val="single" w:sz="5" w:space="0" w:color="DED9D1"/>
+          <w:insideH w:val="single" w:sz="5" w:space="0" w:color="DED9D1"/>
+          <w:insideV w:val="single" w:sz="5" w:space="0" w:color="DED9D1"/>
+        </w:tblBorders>
       </w:tblPr>
       <w:tblGrid>
-        <w:gridCol w:w="3120"/>
-        <w:gridCol w:w="3120"/>
-        <w:gridCol w:w="3120"/>
+        <w:gridCol w:w="3145"/>
+        <w:gridCol w:w="3107"/>
+        <w:gridCol w:w="3108"/>
       </w:tblGrid>
       <w:tr>
+        <w:trPr>
+          <w:tblHeader w:val="true"/>
+        </w:trPr>
         <w:tc>
           <w:tcPr>
-            <w:tcW w:type="dxa" w:w="3120"/>
+            <w:tcW w:type="dxa" w:w="3145"/>
+            <w:tcMar>
+              <w:top w:w="100" w:type="dxa"/>
+              <w:start w:w="140" w:type="dxa"/>
+              <w:bottom w:w="100" w:type="dxa"/>
+              <w:end w:w="140" w:type="dxa"/>
+            </w:tcMar>
+            <w:vAlign w:val="center"/>
+            <w:shd w:fill="F0EDE7"/>
           </w:tcPr>
           <w:p>
+            <w:pPr>
+              <w:spacing w:before="0" w:after="40" w:line="264" w:lineRule="auto"/>
+            </w:pPr>
             <w:r>
               <w:rPr>
+                <w:rFonts w:ascii="Aptos" w:hAnsi="Aptos"/>
                 <w:b/>
-              </w:rPr>
-            </w:r>
-            <w:r>
-              <w:rPr>
-                <w:b/>
+                <w:color w:val="272727"/>
+                <w:sz w:val="18"/>
               </w:rPr>
               <w:t>Category</w:t>
             </w:r>
@@ -108,17 +196,26 @@
         </w:tc>
         <w:tc>
           <w:tcPr>
-            <w:tcW w:type="dxa" w:w="3120"/>
+            <w:tcW w:type="dxa" w:w="3107"/>
+            <w:tcMar>
+              <w:top w:w="100" w:type="dxa"/>
+              <w:start w:w="140" w:type="dxa"/>
+              <w:bottom w:w="100" w:type="dxa"/>
+              <w:end w:w="140" w:type="dxa"/>
+            </w:tcMar>
+            <w:vAlign w:val="center"/>
+            <w:shd w:fill="F0EDE7"/>
           </w:tcPr>
           <w:p>
+            <w:pPr>
+              <w:spacing w:before="0" w:after="40" w:line="264" w:lineRule="auto"/>
+            </w:pPr>
             <w:r>
               <w:rPr>
+                <w:rFonts w:ascii="Aptos" w:hAnsi="Aptos"/>
                 <w:b/>
-              </w:rPr>
-            </w:r>
-            <w:r>
-              <w:rPr>
-                <w:b/>
+                <w:color w:val="272727"/>
+                <w:sz w:val="18"/>
               </w:rPr>
               <w:t>Templates in full bundle</w:t>
             </w:r>
@@ -126,17 +223,26 @@
         </w:tc>
         <w:tc>
           <w:tcPr>
-            <w:tcW w:type="dxa" w:w="3120"/>
+            <w:tcW w:type="dxa" w:w="3108"/>
+            <w:tcMar>
+              <w:top w:w="100" w:type="dxa"/>
+              <w:start w:w="140" w:type="dxa"/>
+              <w:bottom w:w="100" w:type="dxa"/>
+              <w:end w:w="140" w:type="dxa"/>
+            </w:tcMar>
+            <w:vAlign w:val="center"/>
+            <w:shd w:fill="F0EDE7"/>
           </w:tcPr>
           <w:p>
+            <w:pPr>
+              <w:spacing w:before="0" w:after="40" w:line="264" w:lineRule="auto"/>
+            </w:pPr>
             <w:r>
               <w:rPr>
+                <w:rFonts w:ascii="Aptos" w:hAnsi="Aptos"/>
                 <w:b/>
-              </w:rPr>
-            </w:r>
-            <w:r>
-              <w:rPr>
-                <w:b/>
+                <w:color w:val="272727"/>
+                <w:sz w:val="18"/>
               </w:rPr>
               <w:t>Templates in this sample</w:t>
             </w:r>
@@ -146,33 +252,78 @@
       <w:tr>
         <w:tc>
           <w:tcPr>
-            <w:tcW w:type="dxa" w:w="3120"/>
+            <w:tcW w:type="dxa" w:w="3145"/>
+            <w:tcMar>
+              <w:top w:w="100" w:type="dxa"/>
+              <w:start w:w="140" w:type="dxa"/>
+              <w:bottom w:w="100" w:type="dxa"/>
+              <w:end w:w="140" w:type="dxa"/>
+            </w:tcMar>
+            <w:vAlign w:val="center"/>
+            <w:shd w:fill="FFFFFF"/>
           </w:tcPr>
           <w:p>
-            <w:r/>
+            <w:pPr>
+              <w:spacing w:before="0" w:after="40" w:line="264" w:lineRule="auto"/>
+            </w:pPr>
             <w:r>
+              <w:rPr>
+                <w:rFonts w:ascii="Aptos" w:hAnsi="Aptos"/>
+                <w:color w:val="272727"/>
+                <w:sz w:val="18"/>
+              </w:rPr>
               <w:t>Evidence Requests</w:t>
             </w:r>
           </w:p>
         </w:tc>
         <w:tc>
           <w:tcPr>
-            <w:tcW w:type="dxa" w:w="3120"/>
+            <w:tcW w:type="dxa" w:w="3107"/>
+            <w:tcMar>
+              <w:top w:w="100" w:type="dxa"/>
+              <w:start w:w="140" w:type="dxa"/>
+              <w:bottom w:w="100" w:type="dxa"/>
+              <w:end w:w="140" w:type="dxa"/>
+            </w:tcMar>
+            <w:vAlign w:val="center"/>
+            <w:shd w:fill="FFFFFF"/>
           </w:tcPr>
           <w:p>
-            <w:r/>
+            <w:pPr>
+              <w:spacing w:before="0" w:after="40" w:line="264" w:lineRule="auto"/>
+            </w:pPr>
             <w:r>
+              <w:rPr>
+                <w:rFonts w:ascii="Aptos" w:hAnsi="Aptos"/>
+                <w:color w:val="272727"/>
+                <w:sz w:val="18"/>
+              </w:rPr>
               <w:t>10</w:t>
             </w:r>
           </w:p>
         </w:tc>
         <w:tc>
           <w:tcPr>
-            <w:tcW w:type="dxa" w:w="3120"/>
+            <w:tcW w:type="dxa" w:w="3108"/>
+            <w:tcMar>
+              <w:top w:w="100" w:type="dxa"/>
+              <w:start w:w="140" w:type="dxa"/>
+              <w:bottom w:w="100" w:type="dxa"/>
+              <w:end w:w="140" w:type="dxa"/>
+            </w:tcMar>
+            <w:vAlign w:val="center"/>
+            <w:shd w:fill="FFFFFF"/>
           </w:tcPr>
           <w:p>
-            <w:r/>
+            <w:pPr>
+              <w:spacing w:before="0" w:after="40" w:line="264" w:lineRule="auto"/>
+            </w:pPr>
             <w:r>
+              <w:rPr>
+                <w:rFonts w:ascii="Aptos" w:hAnsi="Aptos"/>
+                <w:color w:val="272727"/>
+                <w:sz w:val="18"/>
+              </w:rPr>
               <w:t>2</w:t>
             </w:r>
           </w:p>
@@ -181,33 +332,78 @@
       <w:tr>
         <w:tc>
           <w:tcPr>
-            <w:tcW w:type="dxa" w:w="3120"/>
+            <w:tcW w:type="dxa" w:w="3145"/>
+            <w:tcMar>
+              <w:top w:w="100" w:type="dxa"/>
+              <w:start w:w="140" w:type="dxa"/>
+              <w:bottom w:w="100" w:type="dxa"/>
+              <w:end w:w="140" w:type="dxa"/>
+            </w:tcMar>
+            <w:vAlign w:val="center"/>
+            <w:shd w:fill="FFFFFF"/>
           </w:tcPr>
           <w:p>
-            <w:r/>
+            <w:pPr>
+              <w:spacing w:before="0" w:after="40" w:line="264" w:lineRule="auto"/>
+            </w:pPr>
             <w:r>
+              <w:rPr>
+                <w:rFonts w:ascii="Aptos" w:hAnsi="Aptos"/>
+                <w:color w:val="272727"/>
+                <w:sz w:val="18"/>
+              </w:rPr>
               <w:t>Access Review</w:t>
             </w:r>
           </w:p>
         </w:tc>
         <w:tc>
           <w:tcPr>
-            <w:tcW w:type="dxa" w:w="3120"/>
+            <w:tcW w:type="dxa" w:w="3107"/>
+            <w:tcMar>
+              <w:top w:w="100" w:type="dxa"/>
+              <w:start w:w="140" w:type="dxa"/>
+              <w:bottom w:w="100" w:type="dxa"/>
+              <w:end w:w="140" w:type="dxa"/>
+            </w:tcMar>
+            <w:vAlign w:val="center"/>
+            <w:shd w:fill="FFFFFF"/>
           </w:tcPr>
           <w:p>
-            <w:r/>
+            <w:pPr>
+              <w:spacing w:before="0" w:after="40" w:line="264" w:lineRule="auto"/>
+            </w:pPr>
             <w:r>
+              <w:rPr>
+                <w:rFonts w:ascii="Aptos" w:hAnsi="Aptos"/>
+                <w:color w:val="272727"/>
+                <w:sz w:val="18"/>
+              </w:rPr>
               <w:t>10</w:t>
             </w:r>
           </w:p>
         </w:tc>
         <w:tc>
           <w:tcPr>
-            <w:tcW w:type="dxa" w:w="3120"/>
+            <w:tcW w:type="dxa" w:w="3108"/>
+            <w:tcMar>
+              <w:top w:w="100" w:type="dxa"/>
+              <w:start w:w="140" w:type="dxa"/>
+              <w:bottom w:w="100" w:type="dxa"/>
+              <w:end w:w="140" w:type="dxa"/>
+            </w:tcMar>
+            <w:vAlign w:val="center"/>
+            <w:shd w:fill="FFFFFF"/>
           </w:tcPr>
           <w:p>
-            <w:r/>
+            <w:pPr>
+              <w:spacing w:before="0" w:after="40" w:line="264" w:lineRule="auto"/>
+            </w:pPr>
             <w:r>
+              <w:rPr>
+                <w:rFonts w:ascii="Aptos" w:hAnsi="Aptos"/>
+                <w:color w:val="272727"/>
+                <w:sz w:val="18"/>
+              </w:rPr>
               <w:t>2</w:t>
             </w:r>
           </w:p>
@@ -216,33 +412,78 @@
       <w:tr>
         <w:tc>
           <w:tcPr>
-            <w:tcW w:type="dxa" w:w="3120"/>
+            <w:tcW w:type="dxa" w:w="3145"/>
+            <w:tcMar>
+              <w:top w:w="100" w:type="dxa"/>
+              <w:start w:w="140" w:type="dxa"/>
+              <w:bottom w:w="100" w:type="dxa"/>
+              <w:end w:w="140" w:type="dxa"/>
+            </w:tcMar>
+            <w:vAlign w:val="center"/>
+            <w:shd w:fill="FFFFFF"/>
           </w:tcPr>
           <w:p>
-            <w:r/>
+            <w:pPr>
+              <w:spacing w:before="0" w:after="40" w:line="264" w:lineRule="auto"/>
+            </w:pPr>
             <w:r>
+              <w:rPr>
+                <w:rFonts w:ascii="Aptos" w:hAnsi="Aptos"/>
+                <w:color w:val="272727"/>
+                <w:sz w:val="18"/>
+              </w:rPr>
               <w:t>Vendor Management</w:t>
             </w:r>
           </w:p>
         </w:tc>
         <w:tc>
           <w:tcPr>
-            <w:tcW w:type="dxa" w:w="3120"/>
+            <w:tcW w:type="dxa" w:w="3107"/>
+            <w:tcMar>
+              <w:top w:w="100" w:type="dxa"/>
+              <w:start w:w="140" w:type="dxa"/>
+              <w:bottom w:w="100" w:type="dxa"/>
+              <w:end w:w="140" w:type="dxa"/>
+            </w:tcMar>
+            <w:vAlign w:val="center"/>
+            <w:shd w:fill="FFFFFF"/>
           </w:tcPr>
           <w:p>
-            <w:r/>
+            <w:pPr>
+              <w:spacing w:before="0" w:after="40" w:line="264" w:lineRule="auto"/>
+            </w:pPr>
             <w:r>
+              <w:rPr>
+                <w:rFonts w:ascii="Aptos" w:hAnsi="Aptos"/>
+                <w:color w:val="272727"/>
+                <w:sz w:val="18"/>
+              </w:rPr>
               <w:t>10</w:t>
             </w:r>
           </w:p>
         </w:tc>
         <w:tc>
           <w:tcPr>
-            <w:tcW w:type="dxa" w:w="3120"/>
+            <w:tcW w:type="dxa" w:w="3108"/>
+            <w:tcMar>
+              <w:top w:w="100" w:type="dxa"/>
+              <w:start w:w="140" w:type="dxa"/>
+              <w:bottom w:w="100" w:type="dxa"/>
+              <w:end w:w="140" w:type="dxa"/>
+            </w:tcMar>
+            <w:vAlign w:val="center"/>
+            <w:shd w:fill="FFFFFF"/>
           </w:tcPr>
           <w:p>
-            <w:r/>
+            <w:pPr>
+              <w:spacing w:before="0" w:after="40" w:line="264" w:lineRule="auto"/>
+            </w:pPr>
             <w:r>
+              <w:rPr>
+                <w:rFonts w:ascii="Aptos" w:hAnsi="Aptos"/>
+                <w:color w:val="272727"/>
+                <w:sz w:val="18"/>
+              </w:rPr>
               <w:t>2</w:t>
             </w:r>
           </w:p>
@@ -251,33 +492,78 @@
       <w:tr>
         <w:tc>
           <w:tcPr>
-            <w:tcW w:type="dxa" w:w="3120"/>
+            <w:tcW w:type="dxa" w:w="3145"/>
+            <w:tcMar>
+              <w:top w:w="100" w:type="dxa"/>
+              <w:start w:w="140" w:type="dxa"/>
+              <w:bottom w:w="100" w:type="dxa"/>
+              <w:end w:w="140" w:type="dxa"/>
+            </w:tcMar>
+            <w:vAlign w:val="center"/>
+            <w:shd w:fill="FFFFFF"/>
           </w:tcPr>
           <w:p>
-            <w:r/>
+            <w:pPr>
+              <w:spacing w:before="0" w:after="40" w:line="264" w:lineRule="auto"/>
+            </w:pPr>
             <w:r>
+              <w:rPr>
+                <w:rFonts w:ascii="Aptos" w:hAnsi="Aptos"/>
+                <w:color w:val="272727"/>
+                <w:sz w:val="18"/>
+              </w:rPr>
               <w:t>Exception Remediation</w:t>
             </w:r>
           </w:p>
         </w:tc>
         <w:tc>
           <w:tcPr>
-            <w:tcW w:type="dxa" w:w="3120"/>
+            <w:tcW w:type="dxa" w:w="3107"/>
+            <w:tcMar>
+              <w:top w:w="100" w:type="dxa"/>
+              <w:start w:w="140" w:type="dxa"/>
+              <w:bottom w:w="100" w:type="dxa"/>
+              <w:end w:w="140" w:type="dxa"/>
+            </w:tcMar>
+            <w:vAlign w:val="center"/>
+            <w:shd w:fill="FFFFFF"/>
           </w:tcPr>
           <w:p>
-            <w:r/>
+            <w:pPr>
+              <w:spacing w:before="0" w:after="40" w:line="264" w:lineRule="auto"/>
+            </w:pPr>
             <w:r>
+              <w:rPr>
+                <w:rFonts w:ascii="Aptos" w:hAnsi="Aptos"/>
+                <w:color w:val="272727"/>
+                <w:sz w:val="18"/>
+              </w:rPr>
               <w:t>10</w:t>
             </w:r>
           </w:p>
         </w:tc>
         <w:tc>
           <w:tcPr>
-            <w:tcW w:type="dxa" w:w="3120"/>
+            <w:tcW w:type="dxa" w:w="3108"/>
+            <w:tcMar>
+              <w:top w:w="100" w:type="dxa"/>
+              <w:start w:w="140" w:type="dxa"/>
+              <w:bottom w:w="100" w:type="dxa"/>
+              <w:end w:w="140" w:type="dxa"/>
+            </w:tcMar>
+            <w:vAlign w:val="center"/>
+            <w:shd w:fill="FFFFFF"/>
           </w:tcPr>
           <w:p>
-            <w:r/>
+            <w:pPr>
+              <w:spacing w:before="0" w:after="40" w:line="264" w:lineRule="auto"/>
+            </w:pPr>
             <w:r>
+              <w:rPr>
+                <w:rFonts w:ascii="Aptos" w:hAnsi="Aptos"/>
+                <w:color w:val="272727"/>
+                <w:sz w:val="18"/>
+              </w:rPr>
               <w:t>2</w:t>
             </w:r>
           </w:p>
@@ -286,33 +572,78 @@
       <w:tr>
         <w:tc>
           <w:tcPr>
-            <w:tcW w:type="dxa" w:w="3120"/>
+            <w:tcW w:type="dxa" w:w="3145"/>
+            <w:tcMar>
+              <w:top w:w="100" w:type="dxa"/>
+              <w:start w:w="140" w:type="dxa"/>
+              <w:bottom w:w="100" w:type="dxa"/>
+              <w:end w:w="140" w:type="dxa"/>
+            </w:tcMar>
+            <w:vAlign w:val="center"/>
+            <w:shd w:fill="FFFFFF"/>
           </w:tcPr>
           <w:p>
-            <w:r/>
+            <w:pPr>
+              <w:spacing w:before="0" w:after="40" w:line="264" w:lineRule="auto"/>
+            </w:pPr>
             <w:r>
+              <w:rPr>
+                <w:rFonts w:ascii="Aptos" w:hAnsi="Aptos"/>
+                <w:color w:val="272727"/>
+                <w:sz w:val="18"/>
+              </w:rPr>
               <w:t>Status Updates</w:t>
             </w:r>
           </w:p>
         </w:tc>
         <w:tc>
           <w:tcPr>
-            <w:tcW w:type="dxa" w:w="3120"/>
+            <w:tcW w:type="dxa" w:w="3107"/>
+            <w:tcMar>
+              <w:top w:w="100" w:type="dxa"/>
+              <w:start w:w="140" w:type="dxa"/>
+              <w:bottom w:w="100" w:type="dxa"/>
+              <w:end w:w="140" w:type="dxa"/>
+            </w:tcMar>
+            <w:vAlign w:val="center"/>
+            <w:shd w:fill="FFFFFF"/>
           </w:tcPr>
           <w:p>
-            <w:r/>
+            <w:pPr>
+              <w:spacing w:before="0" w:after="40" w:line="264" w:lineRule="auto"/>
+            </w:pPr>
             <w:r>
+              <w:rPr>
+                <w:rFonts w:ascii="Aptos" w:hAnsi="Aptos"/>
+                <w:color w:val="272727"/>
+                <w:sz w:val="18"/>
+              </w:rPr>
               <w:t>10</w:t>
             </w:r>
           </w:p>
         </w:tc>
         <w:tc>
           <w:tcPr>
-            <w:tcW w:type="dxa" w:w="3120"/>
+            <w:tcW w:type="dxa" w:w="3108"/>
+            <w:tcMar>
+              <w:top w:w="100" w:type="dxa"/>
+              <w:start w:w="140" w:type="dxa"/>
+              <w:bottom w:w="100" w:type="dxa"/>
+              <w:end w:w="140" w:type="dxa"/>
+            </w:tcMar>
+            <w:vAlign w:val="center"/>
+            <w:shd w:fill="FFFFFF"/>
           </w:tcPr>
           <w:p>
-            <w:r/>
+            <w:pPr>
+              <w:spacing w:before="0" w:after="40" w:line="264" w:lineRule="auto"/>
+            </w:pPr>
             <w:r>
+              <w:rPr>
+                <w:rFonts w:ascii="Aptos" w:hAnsi="Aptos"/>
+                <w:color w:val="272727"/>
+                <w:sz w:val="18"/>
+              </w:rPr>
               <w:t>1</w:t>
             </w:r>
           </w:p>
@@ -321,108 +652,213 @@
       <w:tr>
         <w:tc>
           <w:tcPr>
-            <w:tcW w:type="dxa" w:w="3120"/>
+            <w:tcW w:type="dxa" w:w="3145"/>
+            <w:tcMar>
+              <w:top w:w="100" w:type="dxa"/>
+              <w:start w:w="140" w:type="dxa"/>
+              <w:bottom w:w="100" w:type="dxa"/>
+              <w:end w:w="140" w:type="dxa"/>
+            </w:tcMar>
+            <w:vAlign w:val="center"/>
+            <w:shd w:fill="FFFFFF"/>
           </w:tcPr>
           <w:p>
-            <w:r/>
+            <w:pPr>
+              <w:spacing w:before="0" w:after="40" w:line="264" w:lineRule="auto"/>
+            </w:pPr>
             <w:r>
+              <w:rPr>
+                <w:rFonts w:ascii="Aptos" w:hAnsi="Aptos"/>
+                <w:color w:val="272727"/>
+                <w:sz w:val="18"/>
+              </w:rPr>
               <w:t>Audit Closure</w:t>
             </w:r>
           </w:p>
         </w:tc>
         <w:tc>
           <w:tcPr>
-            <w:tcW w:type="dxa" w:w="3120"/>
+            <w:tcW w:type="dxa" w:w="3107"/>
+            <w:tcMar>
+              <w:top w:w="100" w:type="dxa"/>
+              <w:start w:w="140" w:type="dxa"/>
+              <w:bottom w:w="100" w:type="dxa"/>
+              <w:end w:w="140" w:type="dxa"/>
+            </w:tcMar>
+            <w:vAlign w:val="center"/>
+            <w:shd w:fill="FFFFFF"/>
           </w:tcPr>
           <w:p>
-            <w:r/>
+            <w:pPr>
+              <w:spacing w:before="0" w:after="40" w:line="264" w:lineRule="auto"/>
+            </w:pPr>
             <w:r>
+              <w:rPr>
+                <w:rFonts w:ascii="Aptos" w:hAnsi="Aptos"/>
+                <w:color w:val="272727"/>
+                <w:sz w:val="18"/>
+              </w:rPr>
               <w:t>10</w:t>
             </w:r>
           </w:p>
         </w:tc>
         <w:tc>
           <w:tcPr>
-            <w:tcW w:type="dxa" w:w="3120"/>
+            <w:tcW w:type="dxa" w:w="3108"/>
+            <w:tcMar>
+              <w:top w:w="100" w:type="dxa"/>
+              <w:start w:w="140" w:type="dxa"/>
+              <w:bottom w:w="100" w:type="dxa"/>
+              <w:end w:w="140" w:type="dxa"/>
+            </w:tcMar>
+            <w:vAlign w:val="center"/>
+            <w:shd w:fill="FFFFFF"/>
           </w:tcPr>
           <w:p>
-            <w:r/>
+            <w:pPr>
+              <w:spacing w:before="0" w:after="40" w:line="264" w:lineRule="auto"/>
+            </w:pPr>
             <w:r>
+              <w:rPr>
+                <w:rFonts w:ascii="Aptos" w:hAnsi="Aptos"/>
+                <w:color w:val="272727"/>
+                <w:sz w:val="18"/>
+              </w:rPr>
               <w:t>1</w:t>
             </w:r>
           </w:p>
         </w:tc>
       </w:tr>
     </w:tbl>
-    <w:p/>
     <w:p>
+      <w:pPr>
+        <w:spacing w:before="40" w:after="40"/>
+      </w:pPr>
+    </w:p>
+    <w:p>
+      <w:pPr>
+        <w:widowControl/>
+      </w:pPr>
       <w:r>
-        <w:t xml:space="preserve">The full bundle mixes four tone variants — </w:t>
+        <w:rPr>
+          <w:rFonts w:ascii="Aptos" w:hAnsi="Aptos"/>
+          <w:color w:val="272727"/>
+          <w:sz w:val="22"/>
+        </w:rPr>
+        <w:t xml:space="preserve">The full bundle mixes four tone variants - </w:t>
       </w:r>
       <w:r>
         <w:rPr>
+          <w:rFonts w:ascii="Aptos" w:hAnsi="Aptos"/>
           <w:b/>
+          <w:color w:val="272727"/>
+          <w:sz w:val="22"/>
         </w:rPr>
         <w:t>Formal</w:t>
       </w:r>
       <w:r>
+        <w:rPr>
+          <w:rFonts w:ascii="Aptos" w:hAnsi="Aptos"/>
+          <w:color w:val="272727"/>
+          <w:sz w:val="22"/>
+        </w:rPr>
         <w:t xml:space="preserve">, </w:t>
       </w:r>
       <w:r>
         <w:rPr>
+          <w:rFonts w:ascii="Aptos" w:hAnsi="Aptos"/>
           <w:b/>
+          <w:color w:val="272727"/>
+          <w:sz w:val="22"/>
         </w:rPr>
         <w:t>Friendly</w:t>
       </w:r>
       <w:r>
+        <w:rPr>
+          <w:rFonts w:ascii="Aptos" w:hAnsi="Aptos"/>
+          <w:color w:val="272727"/>
+          <w:sz w:val="22"/>
+        </w:rPr>
         <w:t xml:space="preserve">, </w:t>
       </w:r>
       <w:r>
         <w:rPr>
+          <w:rFonts w:ascii="Aptos" w:hAnsi="Aptos"/>
           <w:b/>
+          <w:color w:val="272727"/>
+          <w:sz w:val="22"/>
         </w:rPr>
         <w:t>Urgent</w:t>
       </w:r>
       <w:r>
+        <w:rPr>
+          <w:rFonts w:ascii="Aptos" w:hAnsi="Aptos"/>
+          <w:color w:val="272727"/>
+          <w:sz w:val="22"/>
+        </w:rPr>
         <w:t xml:space="preserve">, and </w:t>
       </w:r>
       <w:r>
         <w:rPr>
+          <w:rFonts w:ascii="Aptos" w:hAnsi="Aptos"/>
           <w:b/>
+          <w:color w:val="272727"/>
+          <w:sz w:val="22"/>
         </w:rPr>
         <w:t>Executive</w:t>
       </w:r>
       <w:r>
-        <w:t xml:space="preserve"> — across each category's ten templates. This sample includes representative templates across all four tones.</w:t>
+        <w:rPr>
+          <w:rFonts w:ascii="Aptos" w:hAnsi="Aptos"/>
+          <w:color w:val="272727"/>
+          <w:sz w:val="22"/>
+        </w:rPr>
+        <w:t xml:space="preserve"> - across each category's ten templates. This sample includes representative templates across all four tones.</w:t>
       </w:r>
     </w:p>
     <w:p>
+      <w:pPr>
+        <w:widowControl/>
+      </w:pPr>
       <w:r>
         <w:rPr>
+          <w:rFonts w:ascii="Aptos" w:hAnsi="Aptos"/>
           <w:b/>
+          <w:color w:val="272727"/>
+          <w:sz w:val="22"/>
         </w:rPr>
         <w:t>→ Get the full 60-template bundle: see the main product listing.</w:t>
       </w:r>
     </w:p>
     <w:p>
       <w:pPr>
+        <w:spacing w:before="100" w:after="100"/>
         <w:pBdr>
-          <w:bottom w:val="single" w:sz="6" w:space="1" w:color="999999"/>
+          <w:top w:val="single" w:sz="6" w:space="4" w:color="EBE6DD"/>
         </w:pBdr>
       </w:pPr>
     </w:p>
     <w:p>
       <w:pPr>
         <w:pStyle w:val="Heading1"/>
+        <w:pBdr>
+          <w:left w:val="single" w:sz="18" w:space="8" w:color="FF751F"/>
+        </w:pBdr>
       </w:pPr>
       <w:r>
+        <w:rPr>
+          <w:rFonts w:ascii="Aptos" w:hAnsi="Aptos"/>
+          <w:color w:val="272727"/>
+          <w:sz w:val="32"/>
+        </w:rPr>
         <w:t>CATEGORY 1: EVIDENCE REQUESTS</w:t>
       </w:r>
     </w:p>
     <w:p>
       <w:pPr>
+        <w:spacing w:before="100" w:after="100"/>
         <w:pBdr>
-          <w:bottom w:val="single" w:sz="6" w:space="1" w:color="999999"/>
+          <w:top w:val="single" w:sz="6" w:space="4" w:color="EBE6DD"/>
         </w:pBdr>
       </w:pPr>
     </w:p>
@@ -431,366 +867,984 @@
         <w:pStyle w:val="Heading2"/>
       </w:pPr>
       <w:r>
-        <w:t>1.1 — Initial Evidence Request (Formal)</w:t>
+        <w:rPr>
+          <w:rFonts w:ascii="Aptos" w:hAnsi="Aptos"/>
+          <w:color w:val="272727"/>
+          <w:sz w:val="26"/>
+        </w:rPr>
+        <w:t>1.1 - Initial Evidence Request (Formal)</w:t>
       </w:r>
     </w:p>
     <w:p>
+      <w:pPr>
+        <w:widowControl/>
+      </w:pPr>
       <w:r>
         <w:rPr>
+          <w:rFonts w:ascii="Aptos" w:hAnsi="Aptos"/>
           <w:b/>
+          <w:color w:val="272727"/>
+          <w:sz w:val="22"/>
         </w:rPr>
         <w:t>Subject:</w:t>
       </w:r>
       <w:r>
-        <w:t xml:space="preserve"> Evidence Request — [AUDIT_NAME] ([AUDIT_REF])</w:t>
+        <w:rPr>
+          <w:rFonts w:ascii="Aptos" w:hAnsi="Aptos"/>
+          <w:color w:val="272727"/>
+          <w:sz w:val="22"/>
+        </w:rPr>
+        <w:t xml:space="preserve"> Evidence Request - [AUDIT</w:t>
+      </w:r>
+      <w:r>
+        <w:rPr>
+          <w:rFonts w:ascii="Aptos" w:hAnsi="Aptos"/>
+          <w:i/>
+          <w:color w:val="272727"/>
+          <w:sz w:val="22"/>
+        </w:rPr>
+        <w:t>NAME] ([AUDIT</w:t>
+      </w:r>
+      <w:r>
+        <w:rPr>
+          <w:rFonts w:ascii="Aptos" w:hAnsi="Aptos"/>
+          <w:color w:val="272727"/>
+          <w:sz w:val="22"/>
+        </w:rPr>
+        <w:t>REF])</w:t>
       </w:r>
     </w:p>
     <w:p>
+      <w:pPr>
+        <w:widowControl/>
+      </w:pPr>
       <w:r>
+        <w:rPr>
+          <w:rFonts w:ascii="Aptos" w:hAnsi="Aptos"/>
+          <w:color w:val="272727"/>
+          <w:sz w:val="22"/>
+        </w:rPr>
         <w:t>Dear [RECIPIENT_NAME],</w:t>
       </w:r>
     </w:p>
     <w:p>
+      <w:pPr>
+        <w:widowControl/>
+      </w:pPr>
       <w:r>
-        <w:t>I am writing in connection with the [AUDIT_NAME] for [COMPANY_NAME] ([AUDIT_YEAR]).</w:t>
+        <w:rPr>
+          <w:rFonts w:ascii="Aptos" w:hAnsi="Aptos"/>
+          <w:color w:val="272727"/>
+          <w:sz w:val="22"/>
+        </w:rPr>
+        <w:t>I am writing in connection with the [AUDIT</w:t>
+      </w:r>
+      <w:r>
+        <w:rPr>
+          <w:rFonts w:ascii="Aptos" w:hAnsi="Aptos"/>
+          <w:i/>
+          <w:color w:val="272727"/>
+          <w:sz w:val="22"/>
+        </w:rPr>
+        <w:t>NAME] for [COMPANY</w:t>
+      </w:r>
+      <w:r>
+        <w:rPr>
+          <w:rFonts w:ascii="Aptos" w:hAnsi="Aptos"/>
+          <w:color w:val="272727"/>
+          <w:sz w:val="22"/>
+        </w:rPr>
+        <w:t>NAME] ([AUDIT_YEAR]).</w:t>
       </w:r>
     </w:p>
     <w:p>
+      <w:pPr>
+        <w:widowControl/>
+      </w:pPr>
       <w:r>
+        <w:rPr>
+          <w:rFonts w:ascii="Aptos" w:hAnsi="Aptos"/>
+          <w:color w:val="272727"/>
+          <w:sz w:val="22"/>
+        </w:rPr>
         <w:t>As part of our audit procedures, we require the following evidence item:</w:t>
       </w:r>
     </w:p>
     <w:p>
+      <w:pPr>
+        <w:widowControl/>
+      </w:pPr>
       <w:r>
         <w:rPr>
+          <w:rFonts w:ascii="Aptos" w:hAnsi="Aptos"/>
           <w:b/>
+          <w:color w:val="272727"/>
+          <w:sz w:val="22"/>
         </w:rPr>
         <w:t>Evidence requested:</w:t>
       </w:r>
       <w:r>
-        <w:t xml:space="preserve"> [EVIDENCE_DESCRIPTION] </w:t>
+        <w:rPr>
+          <w:rFonts w:ascii="Aptos" w:hAnsi="Aptos"/>
+          <w:color w:val="272727"/>
+          <w:sz w:val="22"/>
+        </w:rPr>
+        <w:t xml:space="preserve"> [EVIDENCE</w:t>
       </w:r>
       <w:r>
         <w:rPr>
-          <w:b/>
+          <w:rFonts w:ascii="Aptos" w:hAnsi="Aptos"/>
+          <w:i/>
+          <w:color w:val="272727"/>
+          <w:sz w:val="22"/>
         </w:rPr>
-        <w:t>Period covered:</w:t>
-      </w:r>
-      <w:r>
-        <w:t xml:space="preserve"> [DATA_PERIOD] </w:t>
+        <w:t>DESCRIPTION] **Period covered:** [DATA</w:t>
       </w:r>
       <w:r>
         <w:rPr>
+          <w:rFonts w:ascii="Aptos" w:hAnsi="Aptos"/>
+          <w:color w:val="272727"/>
+          <w:sz w:val="22"/>
+        </w:rPr>
+        <w:t xml:space="preserve">PERIOD] </w:t>
+      </w:r>
+      <w:r>
+        <w:rPr>
+          <w:rFonts w:ascii="Aptos" w:hAnsi="Aptos"/>
           <w:b/>
+          <w:color w:val="272727"/>
+          <w:sz w:val="22"/>
         </w:rPr>
         <w:t>Preferred format:</w:t>
       </w:r>
       <w:r>
-        <w:t xml:space="preserve"> [FILE_FORMAT] </w:t>
+        <w:rPr>
+          <w:rFonts w:ascii="Aptos" w:hAnsi="Aptos"/>
+          <w:color w:val="272727"/>
+          <w:sz w:val="22"/>
+        </w:rPr>
+        <w:t xml:space="preserve"> [FILE</w:t>
       </w:r>
       <w:r>
         <w:rPr>
-          <w:b/>
+          <w:rFonts w:ascii="Aptos" w:hAnsi="Aptos"/>
+          <w:i/>
+          <w:color w:val="272727"/>
+          <w:sz w:val="22"/>
         </w:rPr>
-        <w:t>Due date:</w:t>
+        <w:t>FORMAT] **Due date:** [DUE</w:t>
       </w:r>
       <w:r>
+        <w:rPr>
+          <w:rFonts w:ascii="Aptos" w:hAnsi="Aptos"/>
+          <w:color w:val="272727"/>
+          <w:sz w:val="22"/>
+        </w:rPr>
+        <w:t>DATE]</w:t>
+      </w:r>
+    </w:p>
+    <w:p>
+      <w:pPr>
+        <w:widowControl/>
+      </w:pPr>
+      <w:r>
+        <w:rPr>
+          <w:rFonts w:ascii="Aptos" w:hAnsi="Aptos"/>
+          <w:color w:val="272727"/>
+          <w:sz w:val="22"/>
+        </w:rPr>
+        <w:t>Please submit the evidence via [SUBMISSION_METHOD]. If you have any questions about the scope or format of the evidence required, please contact me directly.</w:t>
+      </w:r>
+    </w:p>
+    <w:p>
+      <w:pPr>
+        <w:widowControl/>
+      </w:pPr>
+      <w:r>
+        <w:rPr>
+          <w:rFonts w:ascii="Aptos" w:hAnsi="Aptos"/>
+          <w:color w:val="272727"/>
+          <w:sz w:val="22"/>
+        </w:rPr>
+        <w:t>We appreciate your cooperation and look forward to your response.</w:t>
+      </w:r>
+    </w:p>
+    <w:p>
+      <w:pPr>
+        <w:widowControl/>
+      </w:pPr>
+      <w:r>
+        <w:rPr>
+          <w:rFonts w:ascii="Aptos" w:hAnsi="Aptos"/>
+          <w:color w:val="272727"/>
+          <w:sz w:val="22"/>
+        </w:rPr>
+        <w:t>Yours sincerely, [SENDER</w:t>
+      </w:r>
+      <w:r>
+        <w:rPr>
+          <w:rFonts w:ascii="Aptos" w:hAnsi="Aptos"/>
+          <w:i/>
+          <w:color w:val="272727"/>
+          <w:sz w:val="22"/>
+        </w:rPr>
+        <w:t>NAME] [SENDER</w:t>
+      </w:r>
+      <w:r>
+        <w:rPr>
+          <w:rFonts w:ascii="Aptos" w:hAnsi="Aptos"/>
+          <w:color w:val="272727"/>
+          <w:sz w:val="22"/>
+        </w:rPr>
+        <w:t>TITLE] | [SENDER_ORGANISATION]</w:t>
+      </w:r>
+    </w:p>
+    <w:p>
+      <w:pPr>
+        <w:spacing w:before="100" w:after="100"/>
+        <w:pBdr>
+          <w:top w:val="single" w:sz="6" w:space="4" w:color="EBE6DD"/>
+        </w:pBdr>
+      </w:pPr>
+    </w:p>
+    <w:p>
+      <w:pPr>
+        <w:pStyle w:val="Heading2"/>
+      </w:pPr>
+      <w:r>
+        <w:rPr>
+          <w:rFonts w:ascii="Aptos" w:hAnsi="Aptos"/>
+          <w:color w:val="272727"/>
+          <w:sz w:val="26"/>
+        </w:rPr>
+        <w:t>1.5 - Evidence Request Overdue (Urgent)</w:t>
+      </w:r>
+    </w:p>
+    <w:p>
+      <w:pPr>
+        <w:widowControl/>
+      </w:pPr>
+      <w:r>
+        <w:rPr>
+          <w:rFonts w:ascii="Aptos" w:hAnsi="Aptos"/>
+          <w:b/>
+          <w:color w:val="272727"/>
+          <w:sz w:val="22"/>
+        </w:rPr>
+        <w:t>Subject:</w:t>
+      </w:r>
+      <w:r>
+        <w:rPr>
+          <w:rFonts w:ascii="Aptos" w:hAnsi="Aptos"/>
+          <w:color w:val="272727"/>
+          <w:sz w:val="22"/>
+        </w:rPr>
+        <w:t xml:space="preserve"> OVERDUE: Evidence Required - [AUDIT</w:t>
+      </w:r>
+      <w:r>
+        <w:rPr>
+          <w:rFonts w:ascii="Aptos" w:hAnsi="Aptos"/>
+          <w:i/>
+          <w:color w:val="272727"/>
+          <w:sz w:val="22"/>
+        </w:rPr>
+        <w:t>REF] - Action Needed by [ESCALATION</w:t>
+      </w:r>
+      <w:r>
+        <w:rPr>
+          <w:rFonts w:ascii="Aptos" w:hAnsi="Aptos"/>
+          <w:color w:val="272727"/>
+          <w:sz w:val="22"/>
+        </w:rPr>
+        <w:t>DATE]</w:t>
+      </w:r>
+    </w:p>
+    <w:p>
+      <w:pPr>
+        <w:widowControl/>
+      </w:pPr>
+      <w:r>
+        <w:rPr>
+          <w:rFonts w:ascii="Aptos" w:hAnsi="Aptos"/>
+          <w:color w:val="272727"/>
+          <w:sz w:val="22"/>
+        </w:rPr>
+        <w:t>Dear [RECIPIENT_NAME],</w:t>
+      </w:r>
+    </w:p>
+    <w:p>
+      <w:pPr>
+        <w:widowControl/>
+      </w:pPr>
+      <w:r>
+        <w:rPr>
+          <w:rFonts w:ascii="Aptos" w:hAnsi="Aptos"/>
+          <w:color w:val="272727"/>
+          <w:sz w:val="22"/>
+        </w:rPr>
+        <w:t>Our records show that the following evidence item remains outstanding:</w:t>
+      </w:r>
+    </w:p>
+    <w:p>
+      <w:pPr>
+        <w:widowControl/>
+      </w:pPr>
+      <w:r>
+        <w:rPr>
+          <w:rFonts w:ascii="Aptos" w:hAnsi="Aptos"/>
+          <w:b/>
+          <w:color w:val="272727"/>
+          <w:sz w:val="22"/>
+        </w:rPr>
+        <w:t>Item:</w:t>
+      </w:r>
+      <w:r>
+        <w:rPr>
+          <w:rFonts w:ascii="Aptos" w:hAnsi="Aptos"/>
+          <w:color w:val="272727"/>
+          <w:sz w:val="22"/>
+        </w:rPr>
+        <w:t xml:space="preserve"> [EVIDENCE</w:t>
+      </w:r>
+      <w:r>
+        <w:rPr>
+          <w:rFonts w:ascii="Aptos" w:hAnsi="Aptos"/>
+          <w:i/>
+          <w:color w:val="272727"/>
+          <w:sz w:val="22"/>
+        </w:rPr>
+        <w:t>DESCRIPTION] **Originally due:** [ORIGINAL</w:t>
+      </w:r>
+      <w:r>
+        <w:rPr>
+          <w:rFonts w:ascii="Aptos" w:hAnsi="Aptos"/>
+          <w:color w:val="272727"/>
+          <w:sz w:val="22"/>
+        </w:rPr>
+        <w:t xml:space="preserve">DUE_DATE] </w:t>
+      </w:r>
+      <w:r>
+        <w:rPr>
+          <w:rFonts w:ascii="Aptos" w:hAnsi="Aptos"/>
+          <w:b/>
+          <w:color w:val="272727"/>
+          <w:sz w:val="22"/>
+        </w:rPr>
+        <w:t>Status:</w:t>
+      </w:r>
+      <w:r>
+        <w:rPr>
+          <w:rFonts w:ascii="Aptos" w:hAnsi="Aptos"/>
+          <w:color w:val="272727"/>
+          <w:sz w:val="22"/>
+        </w:rPr>
+        <w:t xml:space="preserve"> Overdue</w:t>
+      </w:r>
+    </w:p>
+    <w:p>
+      <w:pPr>
+        <w:widowControl/>
+      </w:pPr>
+      <w:r>
+        <w:rPr>
+          <w:rFonts w:ascii="Aptos" w:hAnsi="Aptos"/>
+          <w:color w:val="272727"/>
+          <w:sz w:val="22"/>
+        </w:rPr>
+        <w:t>This evidence is required to complete audit procedure [WORKING</w:t>
+      </w:r>
+      <w:r>
+        <w:rPr>
+          <w:rFonts w:ascii="Aptos" w:hAnsi="Aptos"/>
+          <w:i/>
+          <w:color w:val="272727"/>
+          <w:sz w:val="22"/>
+        </w:rPr>
+        <w:t>PAPER</w:t>
+      </w:r>
+      <w:r>
+        <w:rPr>
+          <w:rFonts w:ascii="Aptos" w:hAnsi="Aptos"/>
+          <w:color w:val="272727"/>
+          <w:sz w:val="22"/>
+        </w:rPr>
+        <w:t>REF]. Failure to provide it may result in a scope limitation or qualification of our audit findings.</w:t>
+      </w:r>
+    </w:p>
+    <w:p>
+      <w:pPr>
+        <w:widowControl/>
+      </w:pPr>
+      <w:r>
+        <w:rPr>
+          <w:rFonts w:ascii="Aptos" w:hAnsi="Aptos"/>
+          <w:b/>
+          <w:color w:val="272727"/>
+          <w:sz w:val="22"/>
+        </w:rPr>
+        <w:t>Please provide the evidence by [ESCALATION_DATE].</w:t>
+      </w:r>
+      <w:r>
+        <w:rPr>
+          <w:rFonts w:ascii="Aptos" w:hAnsi="Aptos"/>
+          <w:color w:val="272727"/>
+          <w:sz w:val="22"/>
+        </w:rPr>
+        <w:t xml:space="preserve"> If we do not receive it by this date, we will be required to escalate to [AUDIT</w:t>
+      </w:r>
+      <w:r>
+        <w:rPr>
+          <w:rFonts w:ascii="Aptos" w:hAnsi="Aptos"/>
+          <w:i/>
+          <w:color w:val="272727"/>
+          <w:sz w:val="22"/>
+        </w:rPr>
+        <w:t>COMMITTEE</w:t>
+      </w:r>
+      <w:r>
+        <w:rPr>
+          <w:rFonts w:ascii="Aptos" w:hAnsi="Aptos"/>
+          <w:color w:val="272727"/>
+          <w:sz w:val="22"/>
+        </w:rPr>
+        <w:t>CHAIR] and note the omission in our working papers.</w:t>
+      </w:r>
+    </w:p>
+    <w:p>
+      <w:pPr>
+        <w:widowControl/>
+      </w:pPr>
+      <w:r>
+        <w:rPr>
+          <w:rFonts w:ascii="Aptos" w:hAnsi="Aptos"/>
+          <w:color w:val="272727"/>
+          <w:sz w:val="22"/>
+        </w:rPr>
+        <w:t>If there are extenuating circumstances preventing delivery, please contact me immediately.</w:t>
+      </w:r>
+    </w:p>
+    <w:p>
+      <w:pPr>
+        <w:widowControl/>
+      </w:pPr>
+      <w:r>
+        <w:rPr>
+          <w:rFonts w:ascii="Aptos" w:hAnsi="Aptos"/>
+          <w:color w:val="272727"/>
+          <w:sz w:val="22"/>
+        </w:rPr>
+        <w:t>Regards, [SENDER</w:t>
+      </w:r>
+      <w:r>
+        <w:rPr>
+          <w:rFonts w:ascii="Aptos" w:hAnsi="Aptos"/>
+          <w:i/>
+          <w:color w:val="272727"/>
+          <w:sz w:val="22"/>
+        </w:rPr>
+        <w:t>NAME] [SENDER</w:t>
+      </w:r>
+      <w:r>
+        <w:rPr>
+          <w:rFonts w:ascii="Aptos" w:hAnsi="Aptos"/>
+          <w:color w:val="272727"/>
+          <w:sz w:val="22"/>
+        </w:rPr>
+        <w:t>TITLE] | [SENDER_ORGANISATION]</w:t>
+      </w:r>
+    </w:p>
+    <w:p>
+      <w:pPr>
+        <w:spacing w:before="100" w:after="100"/>
+        <w:pBdr>
+          <w:top w:val="single" w:sz="6" w:space="4" w:color="EBE6DD"/>
+        </w:pBdr>
+      </w:pPr>
+    </w:p>
+    <w:p>
+      <w:pPr>
+        <w:pStyle w:val="Heading1"/>
+        <w:pBdr>
+          <w:left w:val="single" w:sz="18" w:space="8" w:color="FF751F"/>
+        </w:pBdr>
+      </w:pPr>
+      <w:r>
+        <w:rPr>
+          <w:rFonts w:ascii="Aptos" w:hAnsi="Aptos"/>
+          <w:color w:val="272727"/>
+          <w:sz w:val="32"/>
+        </w:rPr>
+        <w:t>CATEGORY 2: ACCESS REVIEW</w:t>
+      </w:r>
+    </w:p>
+    <w:p>
+      <w:pPr>
+        <w:spacing w:before="100" w:after="100"/>
+        <w:pBdr>
+          <w:top w:val="single" w:sz="6" w:space="4" w:color="EBE6DD"/>
+        </w:pBdr>
+      </w:pPr>
+    </w:p>
+    <w:p>
+      <w:pPr>
+        <w:pStyle w:val="Heading2"/>
+      </w:pPr>
+      <w:r>
+        <w:rPr>
+          <w:rFonts w:ascii="Aptos" w:hAnsi="Aptos"/>
+          <w:color w:val="272727"/>
+          <w:sz w:val="26"/>
+        </w:rPr>
+        <w:t>2.2 - Access Review Request (Friendly)</w:t>
+      </w:r>
+    </w:p>
+    <w:p>
+      <w:pPr>
+        <w:widowControl/>
+      </w:pPr>
+      <w:r>
+        <w:rPr>
+          <w:rFonts w:ascii="Aptos" w:hAnsi="Aptos"/>
+          <w:b/>
+          <w:color w:val="272727"/>
+          <w:sz w:val="22"/>
+        </w:rPr>
+        <w:t>Subject:</w:t>
+      </w:r>
+      <w:r>
+        <w:rPr>
+          <w:rFonts w:ascii="Aptos" w:hAnsi="Aptos"/>
+          <w:color w:val="272727"/>
+          <w:sz w:val="22"/>
+        </w:rPr>
+        <w:t xml:space="preserve"> Quick favour - access review for [SYSTEM_NAME]</w:t>
+      </w:r>
+    </w:p>
+    <w:p>
+      <w:pPr>
+        <w:widowControl/>
+      </w:pPr>
+      <w:r>
+        <w:rPr>
+          <w:rFonts w:ascii="Aptos" w:hAnsi="Aptos"/>
+          <w:color w:val="272727"/>
+          <w:sz w:val="22"/>
+        </w:rPr>
+        <w:t>Hi [RECIPIENT</w:t>
+      </w:r>
+      <w:r>
+        <w:rPr>
+          <w:rFonts w:ascii="Aptos" w:hAnsi="Aptos"/>
+          <w:i/>
+          <w:color w:val="272727"/>
+          <w:sz w:val="22"/>
+        </w:rPr>
+        <w:t>FIRST</w:t>
+      </w:r>
+      <w:r>
+        <w:rPr>
+          <w:rFonts w:ascii="Aptos" w:hAnsi="Aptos"/>
+          <w:color w:val="272727"/>
+          <w:sz w:val="22"/>
+        </w:rPr>
+        <w:t>NAME],</w:t>
+      </w:r>
+    </w:p>
+    <w:p>
+      <w:pPr>
+        <w:widowControl/>
+      </w:pPr>
+      <w:r>
+        <w:rPr>
+          <w:rFonts w:ascii="Aptos" w:hAnsi="Aptos"/>
+          <w:color w:val="272727"/>
+          <w:sz w:val="22"/>
+        </w:rPr>
+        <w:t>We're running our [FRAMEWORK] access review cycle and I need your help reviewing the user list for [SYSTEM_NAME].</w:t>
+      </w:r>
+    </w:p>
+    <w:p>
+      <w:pPr>
+        <w:widowControl/>
+      </w:pPr>
+      <w:r>
+        <w:rPr>
+          <w:rFonts w:ascii="Aptos" w:hAnsi="Aptos"/>
+          <w:color w:val="272727"/>
+          <w:sz w:val="22"/>
+        </w:rPr>
+        <w:t>There are currently [USER_COUNT] users with access. I've attached the list - could you just go through and tick/cross whether each person still needs access?</w:t>
+      </w:r>
+    </w:p>
+    <w:p>
+      <w:pPr>
+        <w:widowControl/>
+      </w:pPr>
+      <w:r>
+        <w:rPr>
+          <w:rFonts w:ascii="Aptos" w:hAnsi="Aptos"/>
+          <w:b/>
+          <w:color w:val="272727"/>
+          <w:sz w:val="22"/>
+        </w:rPr>
+        <w:t>Due:</w:t>
+      </w:r>
+      <w:r>
+        <w:rPr>
+          <w:rFonts w:ascii="Aptos" w:hAnsi="Aptos"/>
+          <w:color w:val="272727"/>
+          <w:sz w:val="22"/>
+        </w:rPr>
         <w:t xml:space="preserve"> [DUE_DATE]</w:t>
       </w:r>
     </w:p>
     <w:p>
+      <w:pPr>
+        <w:widowControl/>
+      </w:pPr>
       <w:r>
-        <w:t>Please submit the evidence via [SUBMISSION_METHOD]. If you have any questions about the scope or format of the evidence required, please contact me directly.</w:t>
+        <w:rPr>
+          <w:rFonts w:ascii="Aptos" w:hAnsi="Aptos"/>
+          <w:color w:val="272727"/>
+          <w:sz w:val="22"/>
+        </w:rPr>
+        <w:t>It usually takes about 15–20 minutes. Let me know if you'd prefer a quick Teams call to go through it together.</w:t>
       </w:r>
     </w:p>
     <w:p>
+      <w:pPr>
+        <w:widowControl/>
+      </w:pPr>
       <w:r>
-        <w:t>We appreciate your cooperation and look forward to your response.</w:t>
+        <w:rPr>
+          <w:rFonts w:ascii="Aptos" w:hAnsi="Aptos"/>
+          <w:color w:val="272727"/>
+          <w:sz w:val="22"/>
+        </w:rPr>
+        <w:t>Thanks! [SENDER_NAME]</w:t>
       </w:r>
     </w:p>
     <w:p>
+      <w:pPr>
+        <w:spacing w:before="100" w:after="100"/>
+        <w:pBdr>
+          <w:top w:val="single" w:sz="6" w:space="4" w:color="EBE6DD"/>
+        </w:pBdr>
+      </w:pPr>
+    </w:p>
+    <w:p>
+      <w:pPr>
+        <w:pStyle w:val="Heading2"/>
+      </w:pPr>
       <w:r>
-        <w:t>Yours sincerely, [SENDER_NAME] [SENDER_TITLE] | [SENDER_ORGANISATION]</w:t>
+        <w:rPr>
+          <w:rFonts w:ascii="Aptos" w:hAnsi="Aptos"/>
+          <w:color w:val="272727"/>
+          <w:sz w:val="26"/>
+        </w:rPr>
+        <w:t>2.10 - Access Review - Executive Summary</w:t>
       </w:r>
     </w:p>
     <w:p>
       <w:pPr>
-        <w:pBdr>
-          <w:bottom w:val="single" w:sz="6" w:space="1" w:color="999999"/>
-        </w:pBdr>
-      </w:pPr>
-    </w:p>
-    <w:p>
-      <w:pPr>
-        <w:pStyle w:val="Heading2"/>
-      </w:pPr>
-      <w:r>
-        <w:t>1.5 — Evidence Request Overdue (Urgent)</w:t>
-      </w:r>
-    </w:p>
-    <w:p>
+        <w:widowControl/>
+      </w:pPr>
       <w:r>
         <w:rPr>
+          <w:rFonts w:ascii="Aptos" w:hAnsi="Aptos"/>
           <w:b/>
+          <w:color w:val="272727"/>
+          <w:sz w:val="22"/>
         </w:rPr>
         <w:t>Subject:</w:t>
       </w:r>
       <w:r>
-        <w:t xml:space="preserve"> OVERDUE: Evidence Required — [AUDIT_REF] — Action Needed by [ESCALATION_DATE]</w:t>
+        <w:rPr>
+          <w:rFonts w:ascii="Aptos" w:hAnsi="Aptos"/>
+          <w:color w:val="272727"/>
+          <w:sz w:val="22"/>
+        </w:rPr>
+        <w:t xml:space="preserve"> Access Review Results - [SYSTEM</w:t>
+      </w:r>
+      <w:r>
+        <w:rPr>
+          <w:rFonts w:ascii="Aptos" w:hAnsi="Aptos"/>
+          <w:i/>
+          <w:color w:val="272727"/>
+          <w:sz w:val="22"/>
+        </w:rPr>
+        <w:t>NAME] - Executive Summary - [AUDIT</w:t>
+      </w:r>
+      <w:r>
+        <w:rPr>
+          <w:rFonts w:ascii="Aptos" w:hAnsi="Aptos"/>
+          <w:color w:val="272727"/>
+          <w:sz w:val="22"/>
+        </w:rPr>
+        <w:t>YEAR]</w:t>
       </w:r>
     </w:p>
     <w:p>
+      <w:pPr>
+        <w:widowControl/>
+      </w:pPr>
       <w:r>
+        <w:rPr>
+          <w:rFonts w:ascii="Aptos" w:hAnsi="Aptos"/>
+          <w:color w:val="272727"/>
+          <w:sz w:val="22"/>
+        </w:rPr>
         <w:t>Dear [RECIPIENT_NAME],</w:t>
       </w:r>
     </w:p>
     <w:p>
+      <w:pPr>
+        <w:widowControl/>
+      </w:pPr>
       <w:r>
-        <w:t>Our records show that the following evidence item remains outstanding:</w:t>
+        <w:rPr>
+          <w:rFonts w:ascii="Aptos" w:hAnsi="Aptos"/>
+          <w:color w:val="272727"/>
+          <w:sz w:val="22"/>
+        </w:rPr>
+        <w:t>Please find below a summary of the completed access review for [SYSTEM</w:t>
+      </w:r>
+      <w:r>
+        <w:rPr>
+          <w:rFonts w:ascii="Aptos" w:hAnsi="Aptos"/>
+          <w:i/>
+          <w:color w:val="272727"/>
+          <w:sz w:val="22"/>
+        </w:rPr>
+        <w:t>NAME] conducted as part of the [AUDIT</w:t>
+      </w:r>
+      <w:r>
+        <w:rPr>
+          <w:rFonts w:ascii="Aptos" w:hAnsi="Aptos"/>
+          <w:color w:val="272727"/>
+          <w:sz w:val="22"/>
+        </w:rPr>
+        <w:t>NAME].</w:t>
       </w:r>
     </w:p>
     <w:p>
+      <w:pPr>
+        <w:widowControl/>
+      </w:pPr>
       <w:r>
         <w:rPr>
+          <w:rFonts w:ascii="Aptos" w:hAnsi="Aptos"/>
           <w:b/>
-        </w:rPr>
-        <w:t>Item:</w:t>
-      </w:r>
-      <w:r>
-        <w:t xml:space="preserve"> [EVIDENCE_DESCRIPTION] </w:t>
-      </w:r>
-      <w:r>
-        <w:rPr>
-          <w:b/>
-        </w:rPr>
-        <w:t>Originally due:</w:t>
-      </w:r>
-      <w:r>
-        <w:t xml:space="preserve"> [ORIGINAL_DUE_DATE] </w:t>
-      </w:r>
-      <w:r>
-        <w:rPr>
-          <w:b/>
-        </w:rPr>
-        <w:t>Status:</w:t>
-      </w:r>
-      <w:r>
-        <w:t xml:space="preserve"> Overdue</w:t>
-      </w:r>
-    </w:p>
-    <w:p>
-      <w:r>
-        <w:t>This evidence is required to complete audit procedure [WORKING_PAPER_REF]. Failure to provide it may result in a scope limitation or qualification of our audit findings.</w:t>
-      </w:r>
-    </w:p>
-    <w:p>
-      <w:r>
-        <w:rPr>
-          <w:b/>
-        </w:rPr>
-        <w:t>Please provide the evidence by [ESCALATION_DATE].</w:t>
-      </w:r>
-      <w:r>
-        <w:t xml:space="preserve"> If we do not receive it by this date, we will be required to escalate to [AUDIT_COMMITTEE_CHAIR] and note the omission in our working papers.</w:t>
-      </w:r>
-    </w:p>
-    <w:p>
-      <w:r>
-        <w:t>If there are extenuating circumstances preventing delivery, please contact me immediately.</w:t>
-      </w:r>
-    </w:p>
-    <w:p>
-      <w:r>
-        <w:t>Regards, [SENDER_NAME] [SENDER_TITLE] | [SENDER_ORGANISATION]</w:t>
-      </w:r>
-    </w:p>
-    <w:p>
-      <w:pPr>
-        <w:pBdr>
-          <w:bottom w:val="single" w:sz="6" w:space="1" w:color="999999"/>
-        </w:pBdr>
-      </w:pPr>
-    </w:p>
-    <w:p>
-      <w:pPr>
-        <w:pStyle w:val="Heading1"/>
-      </w:pPr>
-      <w:r>
-        <w:t>CATEGORY 2: ACCESS REVIEW</w:t>
-      </w:r>
-    </w:p>
-    <w:p>
-      <w:pPr>
-        <w:pBdr>
-          <w:bottom w:val="single" w:sz="6" w:space="1" w:color="999999"/>
-        </w:pBdr>
-      </w:pPr>
-    </w:p>
-    <w:p>
-      <w:pPr>
-        <w:pStyle w:val="Heading2"/>
-      </w:pPr>
-      <w:r>
-        <w:t>2.2 — Access Review Request (Friendly)</w:t>
-      </w:r>
-    </w:p>
-    <w:p>
-      <w:r>
-        <w:rPr>
-          <w:b/>
-        </w:rPr>
-        <w:t>Subject:</w:t>
-      </w:r>
-      <w:r>
-        <w:t xml:space="preserve"> Quick favour — access review for [SYSTEM_NAME]</w:t>
-      </w:r>
-    </w:p>
-    <w:p>
-      <w:r>
-        <w:t>Hi [RECIPIENT_FIRST_NAME],</w:t>
-      </w:r>
-    </w:p>
-    <w:p>
-      <w:r>
-        <w:t>We're running our [FRAMEWORK] access review cycle and I need your help reviewing the user list for [SYSTEM_NAME].</w:t>
-      </w:r>
-    </w:p>
-    <w:p>
-      <w:r>
-        <w:t>There are currently [USER_COUNT] users with access. I've attached the list — could you just go through and tick/cross whether each person still needs access?</w:t>
-      </w:r>
-    </w:p>
-    <w:p>
-      <w:r>
-        <w:rPr>
-          <w:b/>
-        </w:rPr>
-        <w:t>Due:</w:t>
-      </w:r>
-      <w:r>
-        <w:t xml:space="preserve"> [DUE_DATE]</w:t>
-      </w:r>
-    </w:p>
-    <w:p>
-      <w:r>
-        <w:t>It usually takes about 15–20 minutes. Let me know if you'd prefer a quick Teams call to go through it together.</w:t>
-      </w:r>
-    </w:p>
-    <w:p>
-      <w:r>
-        <w:t>Thanks! [SENDER_NAME]</w:t>
-      </w:r>
-    </w:p>
-    <w:p>
-      <w:pPr>
-        <w:pBdr>
-          <w:bottom w:val="single" w:sz="6" w:space="1" w:color="999999"/>
-        </w:pBdr>
-      </w:pPr>
-    </w:p>
-    <w:p>
-      <w:pPr>
-        <w:pStyle w:val="Heading2"/>
-      </w:pPr>
-      <w:r>
-        <w:t>2.10 — Access Review — Executive Summary</w:t>
-      </w:r>
-    </w:p>
-    <w:p>
-      <w:r>
-        <w:rPr>
-          <w:b/>
-        </w:rPr>
-        <w:t>Subject:</w:t>
-      </w:r>
-      <w:r>
-        <w:t xml:space="preserve"> Access Review Results — [SYSTEM_NAME] — Executive Summary — [AUDIT_YEAR]</w:t>
-      </w:r>
-    </w:p>
-    <w:p>
-      <w:r>
-        <w:t>Dear [RECIPIENT_NAME],</w:t>
-      </w:r>
-    </w:p>
-    <w:p>
-      <w:r>
-        <w:t>Please find below a summary of the completed access review for [SYSTEM_NAME] conducted as part of the [AUDIT_NAME].</w:t>
-      </w:r>
-    </w:p>
-    <w:p>
-      <w:r>
-        <w:rPr>
-          <w:b/>
+          <w:color w:val="272727"/>
+          <w:sz w:val="22"/>
         </w:rPr>
         <w:t>Headline results:</w:t>
       </w:r>
     </w:p>
     <w:p>
       <w:pPr>
-        <w:pStyle w:val="ListBullet"/>
+        <w:spacing w:after="80" w:line="300" w:lineRule="auto"/>
+        <w:numPr>
+          <w:ilvl w:val="0"/>
+          <w:numId w:val="10"/>
+        </w:numPr>
       </w:pPr>
       <w:r>
+        <w:rPr>
+          <w:rFonts w:ascii="Aptos" w:hAnsi="Aptos"/>
+          <w:color w:val="272727"/>
+          <w:sz w:val="22"/>
+        </w:rPr>
         <w:t>[USER_COUNT] total accounts reviewed</w:t>
       </w:r>
     </w:p>
     <w:p>
       <w:pPr>
-        <w:pStyle w:val="ListBullet"/>
+        <w:spacing w:after="80" w:line="300" w:lineRule="auto"/>
+        <w:numPr>
+          <w:ilvl w:val="0"/>
+          <w:numId w:val="10"/>
+        </w:numPr>
       </w:pPr>
       <w:r>
-        <w:t>[STALE_USER_COUNT] accounts flagged for remediation</w:t>
+        <w:rPr>
+          <w:rFonts w:ascii="Aptos" w:hAnsi="Aptos"/>
+          <w:color w:val="272727"/>
+          <w:sz w:val="22"/>
+        </w:rPr>
+        <w:t>[STALE</w:t>
+      </w:r>
+      <w:r>
+        <w:rPr>
+          <w:rFonts w:ascii="Aptos" w:hAnsi="Aptos"/>
+          <w:i/>
+          <w:color w:val="272727"/>
+          <w:sz w:val="22"/>
+        </w:rPr>
+        <w:t>USER</w:t>
+      </w:r>
+      <w:r>
+        <w:rPr>
+          <w:rFonts w:ascii="Aptos" w:hAnsi="Aptos"/>
+          <w:color w:val="272727"/>
+          <w:sz w:val="22"/>
+        </w:rPr>
+        <w:t>COUNT] accounts flagged for remediation</w:t>
       </w:r>
     </w:p>
     <w:p>
       <w:pPr>
-        <w:pStyle w:val="ListBullet"/>
+        <w:spacing w:after="80" w:line="300" w:lineRule="auto"/>
+        <w:numPr>
+          <w:ilvl w:val="0"/>
+          <w:numId w:val="10"/>
+        </w:numPr>
       </w:pPr>
       <w:r>
+        <w:rPr>
+          <w:rFonts w:ascii="Aptos" w:hAnsi="Aptos"/>
+          <w:color w:val="272727"/>
+          <w:sz w:val="22"/>
+        </w:rPr>
         <w:t>[NUMBER] accounts removed / downgraded</w:t>
       </w:r>
     </w:p>
     <w:p>
       <w:pPr>
-        <w:pStyle w:val="ListBullet"/>
+        <w:spacing w:after="80" w:line="300" w:lineRule="auto"/>
+        <w:numPr>
+          <w:ilvl w:val="0"/>
+          <w:numId w:val="10"/>
+        </w:numPr>
       </w:pPr>
       <w:r>
-        <w:t>Control [CONTROL_NAME] ([CONTROL_REF]): [PASS / EXCEPTION]</w:t>
+        <w:rPr>
+          <w:rFonts w:ascii="Aptos" w:hAnsi="Aptos"/>
+          <w:color w:val="272727"/>
+          <w:sz w:val="22"/>
+        </w:rPr>
+        <w:t>Control [CONTROL</w:t>
+      </w:r>
+      <w:r>
+        <w:rPr>
+          <w:rFonts w:ascii="Aptos" w:hAnsi="Aptos"/>
+          <w:i/>
+          <w:color w:val="272727"/>
+          <w:sz w:val="22"/>
+        </w:rPr>
+        <w:t>NAME] ([CONTROL</w:t>
+      </w:r>
+      <w:r>
+        <w:rPr>
+          <w:rFonts w:ascii="Aptos" w:hAnsi="Aptos"/>
+          <w:color w:val="272727"/>
+          <w:sz w:val="22"/>
+        </w:rPr>
+        <w:t>REF]): [PASS / EXCEPTION]</w:t>
       </w:r>
     </w:p>
     <w:p>
+      <w:pPr>
+        <w:widowControl/>
+      </w:pPr>
       <w:r>
-        <w:t>A detailed report has been filed as [WORKING_PAPER_REF] and will be included in the final audit report to be issued on [REPORT_DATE].</w:t>
+        <w:rPr>
+          <w:rFonts w:ascii="Aptos" w:hAnsi="Aptos"/>
+          <w:color w:val="272727"/>
+          <w:sz w:val="22"/>
+        </w:rPr>
+        <w:t>A detailed report has been filed as [WORKING</w:t>
+      </w:r>
+      <w:r>
+        <w:rPr>
+          <w:rFonts w:ascii="Aptos" w:hAnsi="Aptos"/>
+          <w:i/>
+          <w:color w:val="272727"/>
+          <w:sz w:val="22"/>
+        </w:rPr>
+        <w:t>PAPER</w:t>
+      </w:r>
+      <w:r>
+        <w:rPr>
+          <w:rFonts w:ascii="Aptos" w:hAnsi="Aptos"/>
+          <w:color w:val="272727"/>
+          <w:sz w:val="22"/>
+        </w:rPr>
+        <w:t>REF] and will be included in the final audit report to be issued on [REPORT_DATE].</w:t>
       </w:r>
     </w:p>
     <w:p>
+      <w:pPr>
+        <w:widowControl/>
+      </w:pPr>
       <w:r>
+        <w:rPr>
+          <w:rFonts w:ascii="Aptos" w:hAnsi="Aptos"/>
+          <w:color w:val="272727"/>
+          <w:sz w:val="22"/>
+        </w:rPr>
         <w:t>Please contact me if you have any questions.</w:t>
       </w:r>
     </w:p>
     <w:p>
+      <w:pPr>
+        <w:widowControl/>
+      </w:pPr>
       <w:r>
-        <w:t>Yours sincerely, [SENDER_NAME] [SENDER_TITLE] | [SENDER_ORGANISATION]</w:t>
+        <w:rPr>
+          <w:rFonts w:ascii="Aptos" w:hAnsi="Aptos"/>
+          <w:color w:val="272727"/>
+          <w:sz w:val="22"/>
+        </w:rPr>
+        <w:t>Yours sincerely, [SENDER</w:t>
+      </w:r>
+      <w:r>
+        <w:rPr>
+          <w:rFonts w:ascii="Aptos" w:hAnsi="Aptos"/>
+          <w:i/>
+          <w:color w:val="272727"/>
+          <w:sz w:val="22"/>
+        </w:rPr>
+        <w:t>NAME] [SENDER</w:t>
+      </w:r>
+      <w:r>
+        <w:rPr>
+          <w:rFonts w:ascii="Aptos" w:hAnsi="Aptos"/>
+          <w:color w:val="272727"/>
+          <w:sz w:val="22"/>
+        </w:rPr>
+        <w:t>TITLE] | [SENDER_ORGANISATION]</w:t>
       </w:r>
     </w:p>
     <w:p>
       <w:pPr>
+        <w:spacing w:before="100" w:after="100"/>
         <w:pBdr>
-          <w:bottom w:val="single" w:sz="6" w:space="1" w:color="999999"/>
+          <w:top w:val="single" w:sz="6" w:space="4" w:color="EBE6DD"/>
         </w:pBdr>
       </w:pPr>
     </w:p>
     <w:p>
       <w:pPr>
         <w:pStyle w:val="Heading1"/>
+        <w:pBdr>
+          <w:left w:val="single" w:sz="18" w:space="8" w:color="FF751F"/>
+        </w:pBdr>
       </w:pPr>
       <w:r>
+        <w:rPr>
+          <w:rFonts w:ascii="Aptos" w:hAnsi="Aptos"/>
+          <w:color w:val="272727"/>
+          <w:sz w:val="32"/>
+        </w:rPr>
         <w:t>CATEGORY 3: VENDOR MANAGEMENT</w:t>
       </w:r>
     </w:p>
     <w:p>
       <w:pPr>
+        <w:spacing w:before="100" w:after="100"/>
         <w:pBdr>
-          <w:bottom w:val="single" w:sz="6" w:space="1" w:color="999999"/>
+          <w:top w:val="single" w:sz="6" w:space="4" w:color="EBE6DD"/>
         </w:pBdr>
       </w:pPr>
     </w:p>
@@ -799,73 +1853,208 @@
         <w:pStyle w:val="Heading2"/>
       </w:pPr>
       <w:r>
-        <w:t>3.3 — Vendor SOC 2 / ISO 27001 Certificate Request</w:t>
+        <w:rPr>
+          <w:rFonts w:ascii="Aptos" w:hAnsi="Aptos"/>
+          <w:color w:val="272727"/>
+          <w:sz w:val="26"/>
+        </w:rPr>
+        <w:t>3.3 - Vendor SOC 2 / ISO 27001 Certificate Request</w:t>
       </w:r>
     </w:p>
     <w:p>
+      <w:pPr>
+        <w:widowControl/>
+      </w:pPr>
       <w:r>
         <w:rPr>
+          <w:rFonts w:ascii="Aptos" w:hAnsi="Aptos"/>
           <w:b/>
+          <w:color w:val="272727"/>
+          <w:sz w:val="22"/>
         </w:rPr>
         <w:t>Subject:</w:t>
       </w:r>
       <w:r>
-        <w:t xml:space="preserve"> Certificate Request — [FRAMEWORK] — [VENDOR_NAME] — [AUDIT_YEAR]</w:t>
+        <w:rPr>
+          <w:rFonts w:ascii="Aptos" w:hAnsi="Aptos"/>
+          <w:color w:val="272727"/>
+          <w:sz w:val="22"/>
+        </w:rPr>
+        <w:t xml:space="preserve"> Certificate Request - [FRAMEWORK] - [VENDOR</w:t>
+      </w:r>
+      <w:r>
+        <w:rPr>
+          <w:rFonts w:ascii="Aptos" w:hAnsi="Aptos"/>
+          <w:i/>
+          <w:color w:val="272727"/>
+          <w:sz w:val="22"/>
+        </w:rPr>
+        <w:t>NAME] - [AUDIT</w:t>
+      </w:r>
+      <w:r>
+        <w:rPr>
+          <w:rFonts w:ascii="Aptos" w:hAnsi="Aptos"/>
+          <w:color w:val="272727"/>
+          <w:sz w:val="22"/>
+        </w:rPr>
+        <w:t>YEAR]</w:t>
       </w:r>
     </w:p>
     <w:p>
+      <w:pPr>
+        <w:widowControl/>
+      </w:pPr>
       <w:r>
+        <w:rPr>
+          <w:rFonts w:ascii="Aptos" w:hAnsi="Aptos"/>
+          <w:color w:val="272727"/>
+          <w:sz w:val="22"/>
+        </w:rPr>
         <w:t>Dear [RECIPIENT_NAME],</w:t>
       </w:r>
     </w:p>
     <w:p>
+      <w:pPr>
+        <w:widowControl/>
+      </w:pPr>
       <w:r>
-        <w:t>As part of our [AUDIT_NAME] for [AUDIT_YEAR], we are required to obtain current compliance certifications from our key service providers.</w:t>
+        <w:rPr>
+          <w:rFonts w:ascii="Aptos" w:hAnsi="Aptos"/>
+          <w:color w:val="272727"/>
+          <w:sz w:val="22"/>
+        </w:rPr>
+        <w:t>As part of our [AUDIT</w:t>
+      </w:r>
+      <w:r>
+        <w:rPr>
+          <w:rFonts w:ascii="Aptos" w:hAnsi="Aptos"/>
+          <w:i/>
+          <w:color w:val="272727"/>
+          <w:sz w:val="22"/>
+        </w:rPr>
+        <w:t>NAME] for [AUDIT</w:t>
+      </w:r>
+      <w:r>
+        <w:rPr>
+          <w:rFonts w:ascii="Aptos" w:hAnsi="Aptos"/>
+          <w:color w:val="272727"/>
+          <w:sz w:val="22"/>
+        </w:rPr>
+        <w:t>YEAR], we are required to obtain current compliance certifications from our key service providers.</w:t>
       </w:r>
     </w:p>
     <w:p>
+      <w:pPr>
+        <w:widowControl/>
+      </w:pPr>
       <w:r>
+        <w:rPr>
+          <w:rFonts w:ascii="Aptos" w:hAnsi="Aptos"/>
+          <w:color w:val="272727"/>
+          <w:sz w:val="22"/>
+        </w:rPr>
         <w:t>Could you please provide the following for [VENDOR_NAME]:</w:t>
       </w:r>
     </w:p>
     <w:p>
       <w:pPr>
-        <w:pStyle w:val="ListBullet"/>
+        <w:spacing w:after="80" w:line="300" w:lineRule="auto"/>
+        <w:numPr>
+          <w:ilvl w:val="0"/>
+          <w:numId w:val="11"/>
+        </w:numPr>
       </w:pPr>
       <w:r>
+        <w:rPr>
+          <w:rFonts w:ascii="Aptos" w:hAnsi="Aptos"/>
+          <w:color w:val="272727"/>
+          <w:sz w:val="22"/>
+        </w:rPr>
         <w:t>Current [FRAMEWORK] certificate (or SOC 2 Type II report)</w:t>
       </w:r>
     </w:p>
     <w:p>
       <w:pPr>
-        <w:pStyle w:val="ListBullet"/>
+        <w:spacing w:after="80" w:line="300" w:lineRule="auto"/>
+        <w:numPr>
+          <w:ilvl w:val="0"/>
+          <w:numId w:val="11"/>
+        </w:numPr>
       </w:pPr>
       <w:r>
+        <w:rPr>
+          <w:rFonts w:ascii="Aptos" w:hAnsi="Aptos"/>
+          <w:color w:val="272727"/>
+          <w:sz w:val="22"/>
+        </w:rPr>
         <w:t>Certificate issue date and expiry date</w:t>
       </w:r>
     </w:p>
     <w:p>
       <w:pPr>
-        <w:pStyle w:val="ListBullet"/>
+        <w:spacing w:after="80" w:line="300" w:lineRule="auto"/>
+        <w:numPr>
+          <w:ilvl w:val="0"/>
+          <w:numId w:val="11"/>
+        </w:numPr>
       </w:pPr>
       <w:r>
+        <w:rPr>
+          <w:rFonts w:ascii="Aptos" w:hAnsi="Aptos"/>
+          <w:color w:val="272727"/>
+          <w:sz w:val="22"/>
+        </w:rPr>
         <w:t>Scope of certification (covered services and locations)</w:t>
       </w:r>
     </w:p>
     <w:p>
+      <w:pPr>
+        <w:widowControl/>
+      </w:pPr>
       <w:r>
+        <w:rPr>
+          <w:rFonts w:ascii="Aptos" w:hAnsi="Aptos"/>
+          <w:color w:val="272727"/>
+          <w:sz w:val="22"/>
+        </w:rPr>
         <w:t>We require these by [DUE_DATE]. If your current certificate has lapsed or is not yet renewed, please advise your expected renewal date.</w:t>
       </w:r>
     </w:p>
     <w:p>
+      <w:pPr>
+        <w:widowControl/>
+      </w:pPr>
       <w:r>
-        <w:t>Kind regards, [SENDER_NAME] [SENDER_TITLE] | [SENDER_ORGANISATION]</w:t>
+        <w:rPr>
+          <w:rFonts w:ascii="Aptos" w:hAnsi="Aptos"/>
+          <w:color w:val="272727"/>
+          <w:sz w:val="22"/>
+        </w:rPr>
+        <w:t>Kind regards, [SENDER</w:t>
+      </w:r>
+      <w:r>
+        <w:rPr>
+          <w:rFonts w:ascii="Aptos" w:hAnsi="Aptos"/>
+          <w:i/>
+          <w:color w:val="272727"/>
+          <w:sz w:val="22"/>
+        </w:rPr>
+        <w:t>NAME] [SENDER</w:t>
+      </w:r>
+      <w:r>
+        <w:rPr>
+          <w:rFonts w:ascii="Aptos" w:hAnsi="Aptos"/>
+          <w:color w:val="272727"/>
+          <w:sz w:val="22"/>
+        </w:rPr>
+        <w:t>TITLE] | [SENDER_ORGANISATION]</w:t>
       </w:r>
     </w:p>
     <w:p>
       <w:pPr>
+        <w:spacing w:before="100" w:after="100"/>
         <w:pBdr>
-          <w:bottom w:val="single" w:sz="6" w:space="1" w:color="999999"/>
+          <w:top w:val="single" w:sz="6" w:space="4" w:color="EBE6DD"/>
         </w:pBdr>
       </w:pPr>
     </w:p>
@@ -874,64 +2063,198 @@
         <w:pStyle w:val="Heading2"/>
       </w:pPr>
       <w:r>
-        <w:t>3.9 — Vendor Assessment Overdue (Urgent)</w:t>
+        <w:rPr>
+          <w:rFonts w:ascii="Aptos" w:hAnsi="Aptos"/>
+          <w:color w:val="272727"/>
+          <w:sz w:val="26"/>
+        </w:rPr>
+        <w:t>3.9 - Vendor Assessment Overdue (Urgent)</w:t>
       </w:r>
     </w:p>
     <w:p>
+      <w:pPr>
+        <w:widowControl/>
+      </w:pPr>
       <w:r>
         <w:rPr>
+          <w:rFonts w:ascii="Aptos" w:hAnsi="Aptos"/>
           <w:b/>
+          <w:color w:val="272727"/>
+          <w:sz w:val="22"/>
         </w:rPr>
         <w:t>Subject:</w:t>
       </w:r>
       <w:r>
-        <w:t xml:space="preserve"> OVERDUE: Vendor Assessment — [VENDOR_NAME] — Action Required</w:t>
+        <w:rPr>
+          <w:rFonts w:ascii="Aptos" w:hAnsi="Aptos"/>
+          <w:color w:val="272727"/>
+          <w:sz w:val="22"/>
+        </w:rPr>
+        <w:t xml:space="preserve"> OVERDUE: Vendor Assessment - [VENDOR_NAME] - Action Required</w:t>
       </w:r>
     </w:p>
     <w:p>
+      <w:pPr>
+        <w:widowControl/>
+      </w:pPr>
       <w:r>
+        <w:rPr>
+          <w:rFonts w:ascii="Aptos" w:hAnsi="Aptos"/>
+          <w:color w:val="272727"/>
+          <w:sz w:val="22"/>
+        </w:rPr>
         <w:t>Dear [RECIPIENT_NAME],</w:t>
       </w:r>
     </w:p>
     <w:p>
+      <w:pPr>
+        <w:widowControl/>
+      </w:pPr>
       <w:r>
-        <w:t>Our records show that the [ASSESSMENT_TYPE] for [VENDOR_NAME] remains outstanding. It was due on [ORIGINAL_DUE_DATE].</w:t>
+        <w:rPr>
+          <w:rFonts w:ascii="Aptos" w:hAnsi="Aptos"/>
+          <w:color w:val="272727"/>
+          <w:sz w:val="22"/>
+        </w:rPr>
+        <w:t>Our records show that the [ASSESSMENT</w:t>
+      </w:r>
+      <w:r>
+        <w:rPr>
+          <w:rFonts w:ascii="Aptos" w:hAnsi="Aptos"/>
+          <w:i/>
+          <w:color w:val="272727"/>
+          <w:sz w:val="22"/>
+        </w:rPr>
+        <w:t>TYPE] for [VENDOR</w:t>
+      </w:r>
+      <w:r>
+        <w:rPr>
+          <w:rFonts w:ascii="Aptos" w:hAnsi="Aptos"/>
+          <w:color w:val="272727"/>
+          <w:sz w:val="22"/>
+        </w:rPr>
+        <w:t>NAME] remains outstanding. It was due on [ORIGINAL</w:t>
+      </w:r>
+      <w:r>
+        <w:rPr>
+          <w:rFonts w:ascii="Aptos" w:hAnsi="Aptos"/>
+          <w:i/>
+          <w:color w:val="272727"/>
+          <w:sz w:val="22"/>
+        </w:rPr>
+        <w:t>DUE</w:t>
+      </w:r>
+      <w:r>
+        <w:rPr>
+          <w:rFonts w:ascii="Aptos" w:hAnsi="Aptos"/>
+          <w:color w:val="272727"/>
+          <w:sz w:val="22"/>
+        </w:rPr>
+        <w:t>DATE].</w:t>
       </w:r>
     </w:p>
     <w:p>
+      <w:pPr>
+        <w:widowControl/>
+      </w:pPr>
       <w:r>
-        <w:t>Please be aware that outstanding vendor assessments may affect [COMPANY_NAME]'s compliance posture under [FRAMEWORK] and may require escalation to [AUDIT_COMMITTEE_CHAIR].</w:t>
+        <w:rPr>
+          <w:rFonts w:ascii="Aptos" w:hAnsi="Aptos"/>
+          <w:color w:val="272727"/>
+          <w:sz w:val="22"/>
+        </w:rPr>
+        <w:t>Please be aware that outstanding vendor assessments may affect [COMPANY</w:t>
+      </w:r>
+      <w:r>
+        <w:rPr>
+          <w:rFonts w:ascii="Aptos" w:hAnsi="Aptos"/>
+          <w:i/>
+          <w:color w:val="272727"/>
+          <w:sz w:val="22"/>
+        </w:rPr>
+        <w:t>NAME]'s compliance posture under [FRAMEWORK] and may require escalation to [AUDIT</w:t>
+      </w:r>
+      <w:r>
+        <w:rPr>
+          <w:rFonts w:ascii="Aptos" w:hAnsi="Aptos"/>
+          <w:color w:val="272727"/>
+          <w:sz w:val="22"/>
+        </w:rPr>
+        <w:t>COMMITTEE_CHAIR].</w:t>
       </w:r>
     </w:p>
     <w:p>
+      <w:pPr>
+        <w:widowControl/>
+      </w:pPr>
       <w:r>
+        <w:rPr>
+          <w:rFonts w:ascii="Aptos" w:hAnsi="Aptos"/>
+          <w:color w:val="272727"/>
+          <w:sz w:val="22"/>
+        </w:rPr>
         <w:t>Could you please provide the completed assessment by [ESCALATION_DATE]?</w:t>
       </w:r>
     </w:p>
     <w:p>
+      <w:pPr>
+        <w:widowControl/>
+      </w:pPr>
       <w:r>
-        <w:t>Kind regards, [SENDER_NAME] [SENDER_TITLE] | [SENDER_ORGANISATION]</w:t>
+        <w:rPr>
+          <w:rFonts w:ascii="Aptos" w:hAnsi="Aptos"/>
+          <w:color w:val="272727"/>
+          <w:sz w:val="22"/>
+        </w:rPr>
+        <w:t>Kind regards, [SENDER</w:t>
+      </w:r>
+      <w:r>
+        <w:rPr>
+          <w:rFonts w:ascii="Aptos" w:hAnsi="Aptos"/>
+          <w:i/>
+          <w:color w:val="272727"/>
+          <w:sz w:val="22"/>
+        </w:rPr>
+        <w:t>NAME] [SENDER</w:t>
+      </w:r>
+      <w:r>
+        <w:rPr>
+          <w:rFonts w:ascii="Aptos" w:hAnsi="Aptos"/>
+          <w:color w:val="272727"/>
+          <w:sz w:val="22"/>
+        </w:rPr>
+        <w:t>TITLE] | [SENDER_ORGANISATION]</w:t>
       </w:r>
     </w:p>
     <w:p>
       <w:pPr>
+        <w:spacing w:before="100" w:after="100"/>
         <w:pBdr>
-          <w:bottom w:val="single" w:sz="6" w:space="1" w:color="999999"/>
+          <w:top w:val="single" w:sz="6" w:space="4" w:color="EBE6DD"/>
         </w:pBdr>
       </w:pPr>
     </w:p>
     <w:p>
       <w:pPr>
         <w:pStyle w:val="Heading1"/>
+        <w:pBdr>
+          <w:left w:val="single" w:sz="18" w:space="8" w:color="FF751F"/>
+        </w:pBdr>
       </w:pPr>
       <w:r>
+        <w:rPr>
+          <w:rFonts w:ascii="Aptos" w:hAnsi="Aptos"/>
+          <w:color w:val="272727"/>
+          <w:sz w:val="32"/>
+        </w:rPr>
         <w:t>CATEGORY 4: EXCEPTION REMEDIATION</w:t>
       </w:r>
     </w:p>
     <w:p>
       <w:pPr>
+        <w:spacing w:before="100" w:after="100"/>
         <w:pBdr>
-          <w:bottom w:val="single" w:sz="6" w:space="1" w:color="999999"/>
+          <w:top w:val="single" w:sz="6" w:space="4" w:color="EBE6DD"/>
         </w:pBdr>
       </w:pPr>
     </w:p>
@@ -940,98 +2263,243 @@
         <w:pStyle w:val="Heading2"/>
       </w:pPr>
       <w:r>
-        <w:t>4.2 — Audit Finding — Management Response Request (Friendly)</w:t>
+        <w:rPr>
+          <w:rFonts w:ascii="Aptos" w:hAnsi="Aptos"/>
+          <w:color w:val="272727"/>
+          <w:sz w:val="26"/>
+        </w:rPr>
+        <w:t>4.2 - Audit Finding - Management Response Request (Friendly)</w:t>
       </w:r>
     </w:p>
     <w:p>
+      <w:pPr>
+        <w:widowControl/>
+      </w:pPr>
       <w:r>
         <w:rPr>
+          <w:rFonts w:ascii="Aptos" w:hAnsi="Aptos"/>
           <w:b/>
+          <w:color w:val="272727"/>
+          <w:sz w:val="22"/>
         </w:rPr>
         <w:t>Subject:</w:t>
       </w:r>
       <w:r>
-        <w:t xml:space="preserve"> Your input needed — audit finding [FINDING_REF]</w:t>
+        <w:rPr>
+          <w:rFonts w:ascii="Aptos" w:hAnsi="Aptos"/>
+          <w:color w:val="272727"/>
+          <w:sz w:val="22"/>
+        </w:rPr>
+        <w:t xml:space="preserve"> Your input needed - audit finding [FINDING_REF]</w:t>
       </w:r>
     </w:p>
     <w:p>
+      <w:pPr>
+        <w:widowControl/>
+      </w:pPr>
       <w:r>
-        <w:t>Hi [RECIPIENT_FIRST_NAME],</w:t>
+        <w:rPr>
+          <w:rFonts w:ascii="Aptos" w:hAnsi="Aptos"/>
+          <w:color w:val="272727"/>
+          <w:sz w:val="22"/>
+        </w:rPr>
+        <w:t>Hi [RECIPIENT</w:t>
+      </w:r>
+      <w:r>
+        <w:rPr>
+          <w:rFonts w:ascii="Aptos" w:hAnsi="Aptos"/>
+          <w:i/>
+          <w:color w:val="272727"/>
+          <w:sz w:val="22"/>
+        </w:rPr>
+        <w:t>FIRST</w:t>
+      </w:r>
+      <w:r>
+        <w:rPr>
+          <w:rFonts w:ascii="Aptos" w:hAnsi="Aptos"/>
+          <w:color w:val="272727"/>
+          <w:sz w:val="22"/>
+        </w:rPr>
+        <w:t>NAME],</w:t>
       </w:r>
     </w:p>
     <w:p>
+      <w:pPr>
+        <w:widowControl/>
+      </w:pPr>
       <w:r>
-        <w:t>We've completed our review of [CONTROL_NAME] ([CONTROL_REF]) and flagged a finding that needs your input.</w:t>
+        <w:rPr>
+          <w:rFonts w:ascii="Aptos" w:hAnsi="Aptos"/>
+          <w:color w:val="272727"/>
+          <w:sz w:val="22"/>
+        </w:rPr>
+        <w:t>We've completed our review of [CONTROL</w:t>
+      </w:r>
+      <w:r>
+        <w:rPr>
+          <w:rFonts w:ascii="Aptos" w:hAnsi="Aptos"/>
+          <w:i/>
+          <w:color w:val="272727"/>
+          <w:sz w:val="22"/>
+        </w:rPr>
+        <w:t>NAME] ([CONTROL</w:t>
+      </w:r>
+      <w:r>
+        <w:rPr>
+          <w:rFonts w:ascii="Aptos" w:hAnsi="Aptos"/>
+          <w:color w:val="272727"/>
+          <w:sz w:val="22"/>
+        </w:rPr>
+        <w:t>REF]) and flagged a finding that needs your input.</w:t>
       </w:r>
     </w:p>
     <w:p>
+      <w:pPr>
+        <w:widowControl/>
+      </w:pPr>
       <w:r>
         <w:rPr>
+          <w:rFonts w:ascii="Aptos" w:hAnsi="Aptos"/>
           <w:b/>
+          <w:color w:val="272727"/>
+          <w:sz w:val="22"/>
         </w:rPr>
         <w:t>In brief:</w:t>
       </w:r>
       <w:r>
-        <w:t xml:space="preserve"> [FINDING_DESCRIPTION] </w:t>
+        <w:rPr>
+          <w:rFonts w:ascii="Aptos" w:hAnsi="Aptos"/>
+          <w:color w:val="272727"/>
+          <w:sz w:val="22"/>
+        </w:rPr>
+        <w:t xml:space="preserve"> [FINDING</w:t>
       </w:r>
       <w:r>
         <w:rPr>
-          <w:b/>
+          <w:rFonts w:ascii="Aptos" w:hAnsi="Aptos"/>
+          <w:i/>
+          <w:color w:val="272727"/>
+          <w:sz w:val="22"/>
         </w:rPr>
-        <w:t>Risk rating:</w:t>
+        <w:t>DESCRIPTION] **Risk rating:** [RISK</w:t>
       </w:r>
       <w:r>
-        <w:t xml:space="preserve"> [RISK_RATING]</w:t>
+        <w:rPr>
+          <w:rFonts w:ascii="Aptos" w:hAnsi="Aptos"/>
+          <w:color w:val="272727"/>
+          <w:sz w:val="22"/>
+        </w:rPr>
+        <w:t>RATING]</w:t>
       </w:r>
     </w:p>
     <w:p>
+      <w:pPr>
+        <w:widowControl/>
+      </w:pPr>
       <w:r>
+        <w:rPr>
+          <w:rFonts w:ascii="Aptos" w:hAnsi="Aptos"/>
+          <w:color w:val="272727"/>
+          <w:sz w:val="22"/>
+        </w:rPr>
         <w:t>I need a short management response from you covering:</w:t>
       </w:r>
     </w:p>
     <w:p>
       <w:pPr>
-        <w:pStyle w:val="ListBullet"/>
+        <w:spacing w:after="80" w:line="300" w:lineRule="auto"/>
+        <w:numPr>
+          <w:ilvl w:val="0"/>
+          <w:numId w:val="12"/>
+        </w:numPr>
       </w:pPr>
       <w:r>
+        <w:rPr>
+          <w:rFonts w:ascii="Aptos" w:hAnsi="Aptos"/>
+          <w:color w:val="272727"/>
+          <w:sz w:val="22"/>
+        </w:rPr>
         <w:t>What caused this gap</w:t>
       </w:r>
     </w:p>
     <w:p>
       <w:pPr>
-        <w:pStyle w:val="ListBullet"/>
+        <w:spacing w:after="80" w:line="300" w:lineRule="auto"/>
+        <w:numPr>
+          <w:ilvl w:val="0"/>
+          <w:numId w:val="12"/>
+        </w:numPr>
       </w:pPr>
       <w:r>
+        <w:rPr>
+          <w:rFonts w:ascii="Aptos" w:hAnsi="Aptos"/>
+          <w:color w:val="272727"/>
+          <w:sz w:val="22"/>
+        </w:rPr>
         <w:t>What you're planning to do about it</w:t>
       </w:r>
     </w:p>
     <w:p>
       <w:pPr>
-        <w:pStyle w:val="ListBullet"/>
+        <w:spacing w:after="80" w:line="300" w:lineRule="auto"/>
+        <w:numPr>
+          <w:ilvl w:val="0"/>
+          <w:numId w:val="12"/>
+        </w:numPr>
       </w:pPr>
       <w:r>
+        <w:rPr>
+          <w:rFonts w:ascii="Aptos" w:hAnsi="Aptos"/>
+          <w:color w:val="272727"/>
+          <w:sz w:val="22"/>
+        </w:rPr>
         <w:t>When it'll be fixed by</w:t>
       </w:r>
     </w:p>
     <w:p>
+      <w:pPr>
+        <w:widowControl/>
+      </w:pPr>
       <w:r>
-        <w:t>Nothing too long — a paragraph or two is fine. I need this back by [DUE_DATE] so I can finalise the report.</w:t>
+        <w:rPr>
+          <w:rFonts w:ascii="Aptos" w:hAnsi="Aptos"/>
+          <w:color w:val="272727"/>
+          <w:sz w:val="22"/>
+        </w:rPr>
+        <w:t>Nothing too long - a paragraph or two is fine. I need this back by [DUE_DATE] so I can finalise the report.</w:t>
       </w:r>
     </w:p>
     <w:p>
+      <w:pPr>
+        <w:widowControl/>
+      </w:pPr>
       <w:r>
+        <w:rPr>
+          <w:rFonts w:ascii="Aptos" w:hAnsi="Aptos"/>
+          <w:color w:val="272727"/>
+          <w:sz w:val="22"/>
+        </w:rPr>
         <w:t>Shout if you want to talk it through first.</w:t>
       </w:r>
     </w:p>
     <w:p>
+      <w:pPr>
+        <w:widowControl/>
+      </w:pPr>
       <w:r>
+        <w:rPr>
+          <w:rFonts w:ascii="Aptos" w:hAnsi="Aptos"/>
+          <w:color w:val="272727"/>
+          <w:sz w:val="22"/>
+        </w:rPr>
         <w:t>Thanks, [SENDER_NAME]</w:t>
       </w:r>
     </w:p>
     <w:p>
       <w:pPr>
+        <w:spacing w:before="100" w:after="100"/>
         <w:pBdr>
-          <w:bottom w:val="single" w:sz="6" w:space="1" w:color="999999"/>
+          <w:top w:val="single" w:sz="6" w:space="4" w:color="EBE6DD"/>
         </w:pBdr>
       </w:pPr>
     </w:p>
@@ -1040,58 +2508,145 @@
         <w:pStyle w:val="Heading2"/>
       </w:pPr>
       <w:r>
-        <w:t>4.10 — Remediation Summary — Executive</w:t>
+        <w:rPr>
+          <w:rFonts w:ascii="Aptos" w:hAnsi="Aptos"/>
+          <w:color w:val="272727"/>
+          <w:sz w:val="26"/>
+        </w:rPr>
+        <w:t>4.10 - Remediation Summary - Executive</w:t>
       </w:r>
     </w:p>
     <w:p>
+      <w:pPr>
+        <w:widowControl/>
+      </w:pPr>
       <w:r>
         <w:rPr>
+          <w:rFonts w:ascii="Aptos" w:hAnsi="Aptos"/>
           <w:b/>
+          <w:color w:val="272727"/>
+          <w:sz w:val="22"/>
         </w:rPr>
         <w:t>Subject:</w:t>
       </w:r>
       <w:r>
-        <w:t xml:space="preserve"> Remediation Status Summary — [AUDIT_NAME] — [AUDIT_YEAR]</w:t>
+        <w:rPr>
+          <w:rFonts w:ascii="Aptos" w:hAnsi="Aptos"/>
+          <w:color w:val="272727"/>
+          <w:sz w:val="22"/>
+        </w:rPr>
+        <w:t xml:space="preserve"> Remediation Status Summary - [AUDIT</w:t>
+      </w:r>
+      <w:r>
+        <w:rPr>
+          <w:rFonts w:ascii="Aptos" w:hAnsi="Aptos"/>
+          <w:i/>
+          <w:color w:val="272727"/>
+          <w:sz w:val="22"/>
+        </w:rPr>
+        <w:t>NAME] - [AUDIT</w:t>
+      </w:r>
+      <w:r>
+        <w:rPr>
+          <w:rFonts w:ascii="Aptos" w:hAnsi="Aptos"/>
+          <w:color w:val="272727"/>
+          <w:sz w:val="22"/>
+        </w:rPr>
+        <w:t>YEAR]</w:t>
       </w:r>
     </w:p>
     <w:p>
+      <w:pPr>
+        <w:widowControl/>
+      </w:pPr>
       <w:r>
+        <w:rPr>
+          <w:rFonts w:ascii="Aptos" w:hAnsi="Aptos"/>
+          <w:color w:val="272727"/>
+          <w:sz w:val="22"/>
+        </w:rPr>
         <w:t>Dear [RECIPIENT_NAME],</w:t>
       </w:r>
     </w:p>
     <w:p>
+      <w:pPr>
+        <w:widowControl/>
+      </w:pPr>
       <w:r>
-        <w:t>Please find below a summary of the current remediation status for audit findings from the [AUDIT_NAME] ([AUDIT_REF]).</w:t>
+        <w:rPr>
+          <w:rFonts w:ascii="Aptos" w:hAnsi="Aptos"/>
+          <w:color w:val="272727"/>
+          <w:sz w:val="22"/>
+        </w:rPr>
+        <w:t>Please find below a summary of the current remediation status for audit findings from the [AUDIT</w:t>
+      </w:r>
+      <w:r>
+        <w:rPr>
+          <w:rFonts w:ascii="Aptos" w:hAnsi="Aptos"/>
+          <w:i/>
+          <w:color w:val="272727"/>
+          <w:sz w:val="22"/>
+        </w:rPr>
+        <w:t>NAME] ([AUDIT</w:t>
+      </w:r>
+      <w:r>
+        <w:rPr>
+          <w:rFonts w:ascii="Aptos" w:hAnsi="Aptos"/>
+          <w:color w:val="272727"/>
+          <w:sz w:val="22"/>
+        </w:rPr>
+        <w:t>REF]).</w:t>
       </w:r>
     </w:p>
     <w:tbl>
       <w:tblPr>
-        <w:tblStyle w:val="LightGrid-Accent1"/>
-        <w:tblW w:type="auto" w:w="0"/>
-        <w:tblLayout w:type="autofit"/>
+        <w:tblW w:type="dxa" w:w="9360"/>
+        <w:jc w:val="left"/>
+        <w:tblLayout w:type="fixed"/>
         <w:tblLook w:firstColumn="1" w:firstRow="1" w:lastColumn="0" w:lastRow="0" w:noHBand="0" w:noVBand="1" w:val="04A0"/>
+        <w:tblInd w:w="120" w:type="dxa"/>
+        <w:tblBorders>
+          <w:top w:val="single" w:sz="5" w:space="0" w:color="DED9D1"/>
+          <w:left w:val="single" w:sz="5" w:space="0" w:color="DED9D1"/>
+          <w:bottom w:val="single" w:sz="5" w:space="0" w:color="DED9D1"/>
+          <w:right w:val="single" w:sz="5" w:space="0" w:color="DED9D1"/>
+          <w:insideH w:val="single" w:sz="5" w:space="0" w:color="DED9D1"/>
+          <w:insideV w:val="single" w:sz="5" w:space="0" w:color="DED9D1"/>
+        </w:tblBorders>
       </w:tblPr>
       <w:tblGrid>
-        <w:gridCol w:w="1872"/>
-        <w:gridCol w:w="1872"/>
-        <w:gridCol w:w="1872"/>
-        <w:gridCol w:w="1872"/>
-        <w:gridCol w:w="1872"/>
+        <w:gridCol w:w="1857"/>
+        <w:gridCol w:w="1857"/>
+        <w:gridCol w:w="1489"/>
+        <w:gridCol w:w="2299"/>
+        <w:gridCol w:w="1858"/>
       </w:tblGrid>
       <w:tr>
+        <w:trPr>
+          <w:tblHeader w:val="true"/>
+        </w:trPr>
         <w:tc>
           <w:tcPr>
-            <w:tcW w:type="dxa" w:w="1872"/>
+            <w:tcW w:type="dxa" w:w="1857"/>
+            <w:tcMar>
+              <w:top w:w="100" w:type="dxa"/>
+              <w:start w:w="140" w:type="dxa"/>
+              <w:bottom w:w="100" w:type="dxa"/>
+              <w:end w:w="140" w:type="dxa"/>
+            </w:tcMar>
+            <w:vAlign w:val="center"/>
+            <w:shd w:fill="F0EDE7"/>
           </w:tcPr>
           <w:p>
+            <w:pPr>
+              <w:spacing w:before="0" w:after="40" w:line="264" w:lineRule="auto"/>
+            </w:pPr>
             <w:r>
               <w:rPr>
+                <w:rFonts w:ascii="Aptos" w:hAnsi="Aptos"/>
                 <w:b/>
-              </w:rPr>
-            </w:r>
-            <w:r>
-              <w:rPr>
-                <w:b/>
+                <w:color w:val="272727"/>
+                <w:sz w:val="17"/>
               </w:rPr>
               <w:t>Finding</w:t>
             </w:r>
@@ -1099,17 +2654,27 @@
         </w:tc>
         <w:tc>
           <w:tcPr>
-            <w:tcW w:type="dxa" w:w="1872"/>
+            <w:tcW w:type="dxa" w:w="1857"/>
+            <w:tcMar>
+              <w:top w:w="100" w:type="dxa"/>
+              <w:start w:w="140" w:type="dxa"/>
+              <w:bottom w:w="100" w:type="dxa"/>
+              <w:end w:w="140" w:type="dxa"/>
+            </w:tcMar>
+            <w:vAlign w:val="center"/>
+            <w:shd w:fill="F0EDE7"/>
           </w:tcPr>
           <w:p>
+            <w:pPr>
+              <w:spacing w:before="0" w:after="40" w:line="264" w:lineRule="auto"/>
+              <w:jc w:val="center"/>
+            </w:pPr>
             <w:r>
               <w:rPr>
+                <w:rFonts w:ascii="Aptos" w:hAnsi="Aptos"/>
                 <w:b/>
-              </w:rPr>
-            </w:r>
-            <w:r>
-              <w:rPr>
-                <w:b/>
+                <w:color w:val="272727"/>
+                <w:sz w:val="17"/>
               </w:rPr>
               <w:t>Risk</w:t>
             </w:r>
@@ -1117,17 +2682,27 @@
         </w:tc>
         <w:tc>
           <w:tcPr>
-            <w:tcW w:type="dxa" w:w="1872"/>
+            <w:tcW w:type="dxa" w:w="1489"/>
+            <w:tcMar>
+              <w:top w:w="100" w:type="dxa"/>
+              <w:start w:w="140" w:type="dxa"/>
+              <w:bottom w:w="100" w:type="dxa"/>
+              <w:end w:w="140" w:type="dxa"/>
+            </w:tcMar>
+            <w:vAlign w:val="center"/>
+            <w:shd w:fill="F0EDE7"/>
           </w:tcPr>
           <w:p>
+            <w:pPr>
+              <w:spacing w:before="0" w:after="40" w:line="264" w:lineRule="auto"/>
+              <w:jc w:val="center"/>
+            </w:pPr>
             <w:r>
               <w:rPr>
+                <w:rFonts w:ascii="Aptos" w:hAnsi="Aptos"/>
                 <w:b/>
-              </w:rPr>
-            </w:r>
-            <w:r>
-              <w:rPr>
-                <w:b/>
+                <w:color w:val="272727"/>
+                <w:sz w:val="17"/>
               </w:rPr>
               <w:t>Status</w:t>
             </w:r>
@@ -1135,17 +2710,27 @@
         </w:tc>
         <w:tc>
           <w:tcPr>
-            <w:tcW w:type="dxa" w:w="1872"/>
+            <w:tcW w:type="dxa" w:w="2299"/>
+            <w:tcMar>
+              <w:top w:w="100" w:type="dxa"/>
+              <w:start w:w="140" w:type="dxa"/>
+              <w:bottom w:w="100" w:type="dxa"/>
+              <w:end w:w="140" w:type="dxa"/>
+            </w:tcMar>
+            <w:vAlign w:val="center"/>
+            <w:shd w:fill="F0EDE7"/>
           </w:tcPr>
           <w:p>
+            <w:pPr>
+              <w:spacing w:before="0" w:after="40" w:line="264" w:lineRule="auto"/>
+              <w:jc w:val="center"/>
+            </w:pPr>
             <w:r>
               <w:rPr>
+                <w:rFonts w:ascii="Aptos" w:hAnsi="Aptos"/>
                 <w:b/>
-              </w:rPr>
-            </w:r>
-            <w:r>
-              <w:rPr>
-                <w:b/>
+                <w:color w:val="272727"/>
+                <w:sz w:val="17"/>
               </w:rPr>
               <w:t>Owner</w:t>
             </w:r>
@@ -1153,17 +2738,27 @@
         </w:tc>
         <w:tc>
           <w:tcPr>
-            <w:tcW w:type="dxa" w:w="1872"/>
+            <w:tcW w:type="dxa" w:w="1858"/>
+            <w:tcMar>
+              <w:top w:w="100" w:type="dxa"/>
+              <w:start w:w="140" w:type="dxa"/>
+              <w:bottom w:w="100" w:type="dxa"/>
+              <w:end w:w="140" w:type="dxa"/>
+            </w:tcMar>
+            <w:vAlign w:val="center"/>
+            <w:shd w:fill="F0EDE7"/>
           </w:tcPr>
           <w:p>
+            <w:pPr>
+              <w:spacing w:before="0" w:after="40" w:line="264" w:lineRule="auto"/>
+              <w:jc w:val="center"/>
+            </w:pPr>
             <w:r>
               <w:rPr>
+                <w:rFonts w:ascii="Aptos" w:hAnsi="Aptos"/>
                 <w:b/>
-              </w:rPr>
-            </w:r>
-            <w:r>
-              <w:rPr>
-                <w:b/>
+                <w:color w:val="272727"/>
+                <w:sz w:val="17"/>
               </w:rPr>
               <w:t>Target Date</w:t>
             </w:r>
@@ -1173,55 +2768,133 @@
       <w:tr>
         <w:tc>
           <w:tcPr>
-            <w:tcW w:type="dxa" w:w="1872"/>
+            <w:tcW w:type="dxa" w:w="1857"/>
+            <w:tcMar>
+              <w:top w:w="100" w:type="dxa"/>
+              <w:start w:w="140" w:type="dxa"/>
+              <w:bottom w:w="100" w:type="dxa"/>
+              <w:end w:w="140" w:type="dxa"/>
+            </w:tcMar>
+            <w:vAlign w:val="center"/>
+            <w:shd w:fill="FFFFFF"/>
           </w:tcPr>
           <w:p>
-            <w:r/>
+            <w:pPr>
+              <w:spacing w:before="0" w:after="40" w:line="264" w:lineRule="auto"/>
+            </w:pPr>
             <w:r>
+              <w:rPr>
+                <w:rFonts w:ascii="Aptos" w:hAnsi="Aptos"/>
+                <w:color w:val="272727"/>
+                <w:sz w:val="17"/>
+              </w:rPr>
               <w:t>[FINDING_REF]</w:t>
             </w:r>
           </w:p>
         </w:tc>
         <w:tc>
           <w:tcPr>
-            <w:tcW w:type="dxa" w:w="1872"/>
+            <w:tcW w:type="dxa" w:w="1857"/>
+            <w:tcMar>
+              <w:top w:w="100" w:type="dxa"/>
+              <w:start w:w="140" w:type="dxa"/>
+              <w:bottom w:w="100" w:type="dxa"/>
+              <w:end w:w="140" w:type="dxa"/>
+            </w:tcMar>
+            <w:vAlign w:val="center"/>
+            <w:shd w:fill="FFFFFF"/>
           </w:tcPr>
           <w:p>
-            <w:r/>
+            <w:pPr>
+              <w:spacing w:before="0" w:after="40" w:line="264" w:lineRule="auto"/>
+              <w:jc w:val="center"/>
+            </w:pPr>
             <w:r>
+              <w:rPr>
+                <w:rFonts w:ascii="Aptos" w:hAnsi="Aptos"/>
+                <w:color w:val="272727"/>
+                <w:sz w:val="17"/>
+              </w:rPr>
               <w:t>[RISK_RATING]</w:t>
             </w:r>
           </w:p>
         </w:tc>
         <w:tc>
           <w:tcPr>
-            <w:tcW w:type="dxa" w:w="1872"/>
+            <w:tcW w:type="dxa" w:w="1489"/>
+            <w:tcMar>
+              <w:top w:w="100" w:type="dxa"/>
+              <w:start w:w="140" w:type="dxa"/>
+              <w:bottom w:w="100" w:type="dxa"/>
+              <w:end w:w="140" w:type="dxa"/>
+            </w:tcMar>
+            <w:vAlign w:val="center"/>
+            <w:shd w:fill="FFFFFF"/>
           </w:tcPr>
           <w:p>
-            <w:r/>
+            <w:pPr>
+              <w:spacing w:before="0" w:after="40" w:line="264" w:lineRule="auto"/>
+              <w:jc w:val="center"/>
+            </w:pPr>
             <w:r>
+              <w:rPr>
+                <w:rFonts w:ascii="Aptos" w:hAnsi="Aptos"/>
+                <w:color w:val="272727"/>
+                <w:sz w:val="17"/>
+              </w:rPr>
               <w:t>[STATUS]</w:t>
             </w:r>
           </w:p>
         </w:tc>
         <w:tc>
           <w:tcPr>
-            <w:tcW w:type="dxa" w:w="1872"/>
+            <w:tcW w:type="dxa" w:w="2299"/>
+            <w:tcMar>
+              <w:top w:w="100" w:type="dxa"/>
+              <w:start w:w="140" w:type="dxa"/>
+              <w:bottom w:w="100" w:type="dxa"/>
+              <w:end w:w="140" w:type="dxa"/>
+            </w:tcMar>
+            <w:vAlign w:val="center"/>
+            <w:shd w:fill="FFFFFF"/>
           </w:tcPr>
           <w:p>
-            <w:r/>
+            <w:pPr>
+              <w:spacing w:before="0" w:after="40" w:line="264" w:lineRule="auto"/>
+            </w:pPr>
             <w:r>
+              <w:rPr>
+                <w:rFonts w:ascii="Aptos" w:hAnsi="Aptos"/>
+                <w:color w:val="272727"/>
+                <w:sz w:val="17"/>
+              </w:rPr>
               <w:t>[REMEDIATION_OWNER]</w:t>
             </w:r>
           </w:p>
         </w:tc>
         <w:tc>
           <w:tcPr>
-            <w:tcW w:type="dxa" w:w="1872"/>
+            <w:tcW w:type="dxa" w:w="1858"/>
+            <w:tcMar>
+              <w:top w:w="100" w:type="dxa"/>
+              <w:start w:w="140" w:type="dxa"/>
+              <w:bottom w:w="100" w:type="dxa"/>
+              <w:end w:w="140" w:type="dxa"/>
+            </w:tcMar>
+            <w:vAlign w:val="center"/>
+            <w:shd w:fill="FFFFFF"/>
           </w:tcPr>
           <w:p>
-            <w:r/>
+            <w:pPr>
+              <w:spacing w:before="0" w:after="40" w:line="264" w:lineRule="auto"/>
+              <w:jc w:val="center"/>
+            </w:pPr>
             <w:r>
+              <w:rPr>
+                <w:rFonts w:ascii="Aptos" w:hAnsi="Aptos"/>
+                <w:color w:val="272727"/>
+                <w:sz w:val="17"/>
+              </w:rPr>
               <w:t>[TARGET_DATE]</w:t>
             </w:r>
           </w:p>
@@ -1230,102 +2903,238 @@
       <w:tr>
         <w:tc>
           <w:tcPr>
-            <w:tcW w:type="dxa" w:w="1872"/>
+            <w:tcW w:type="dxa" w:w="1857"/>
+            <w:tcMar>
+              <w:top w:w="100" w:type="dxa"/>
+              <w:start w:w="140" w:type="dxa"/>
+              <w:bottom w:w="100" w:type="dxa"/>
+              <w:end w:w="140" w:type="dxa"/>
+            </w:tcMar>
+            <w:vAlign w:val="center"/>
+            <w:shd w:fill="FFFFFF"/>
           </w:tcPr>
           <w:p>
-            <w:r/>
+            <w:pPr>
+              <w:spacing w:before="0" w:after="40" w:line="264" w:lineRule="auto"/>
+            </w:pPr>
             <w:r>
+              <w:rPr>
+                <w:rFonts w:ascii="Aptos" w:hAnsi="Aptos"/>
+                <w:color w:val="272727"/>
+                <w:sz w:val="17"/>
+              </w:rPr>
               <w:t>[FINDING_REF]</w:t>
             </w:r>
           </w:p>
         </w:tc>
         <w:tc>
           <w:tcPr>
-            <w:tcW w:type="dxa" w:w="1872"/>
+            <w:tcW w:type="dxa" w:w="1857"/>
+            <w:tcMar>
+              <w:top w:w="100" w:type="dxa"/>
+              <w:start w:w="140" w:type="dxa"/>
+              <w:bottom w:w="100" w:type="dxa"/>
+              <w:end w:w="140" w:type="dxa"/>
+            </w:tcMar>
+            <w:vAlign w:val="center"/>
+            <w:shd w:fill="FFFFFF"/>
           </w:tcPr>
           <w:p>
-            <w:r/>
+            <w:pPr>
+              <w:spacing w:before="0" w:after="40" w:line="264" w:lineRule="auto"/>
+              <w:jc w:val="center"/>
+            </w:pPr>
             <w:r>
+              <w:rPr>
+                <w:rFonts w:ascii="Aptos" w:hAnsi="Aptos"/>
+                <w:color w:val="272727"/>
+                <w:sz w:val="17"/>
+              </w:rPr>
               <w:t>[RISK_RATING]</w:t>
             </w:r>
           </w:p>
         </w:tc>
         <w:tc>
           <w:tcPr>
-            <w:tcW w:type="dxa" w:w="1872"/>
+            <w:tcW w:type="dxa" w:w="1489"/>
+            <w:tcMar>
+              <w:top w:w="100" w:type="dxa"/>
+              <w:start w:w="140" w:type="dxa"/>
+              <w:bottom w:w="100" w:type="dxa"/>
+              <w:end w:w="140" w:type="dxa"/>
+            </w:tcMar>
+            <w:vAlign w:val="center"/>
+            <w:shd w:fill="FFFFFF"/>
           </w:tcPr>
           <w:p>
-            <w:r/>
+            <w:pPr>
+              <w:spacing w:before="0" w:after="40" w:line="264" w:lineRule="auto"/>
+              <w:jc w:val="center"/>
+            </w:pPr>
             <w:r>
+              <w:rPr>
+                <w:rFonts w:ascii="Aptos" w:hAnsi="Aptos"/>
+                <w:color w:val="272727"/>
+                <w:sz w:val="17"/>
+              </w:rPr>
               <w:t>[STATUS]</w:t>
             </w:r>
           </w:p>
         </w:tc>
         <w:tc>
           <w:tcPr>
-            <w:tcW w:type="dxa" w:w="1872"/>
+            <w:tcW w:type="dxa" w:w="2299"/>
+            <w:tcMar>
+              <w:top w:w="100" w:type="dxa"/>
+              <w:start w:w="140" w:type="dxa"/>
+              <w:bottom w:w="100" w:type="dxa"/>
+              <w:end w:w="140" w:type="dxa"/>
+            </w:tcMar>
+            <w:vAlign w:val="center"/>
+            <w:shd w:fill="FFFFFF"/>
           </w:tcPr>
           <w:p>
-            <w:r/>
+            <w:pPr>
+              <w:spacing w:before="0" w:after="40" w:line="264" w:lineRule="auto"/>
+            </w:pPr>
             <w:r>
+              <w:rPr>
+                <w:rFonts w:ascii="Aptos" w:hAnsi="Aptos"/>
+                <w:color w:val="272727"/>
+                <w:sz w:val="17"/>
+              </w:rPr>
               <w:t>[REMEDIATION_OWNER]</w:t>
             </w:r>
           </w:p>
         </w:tc>
         <w:tc>
           <w:tcPr>
-            <w:tcW w:type="dxa" w:w="1872"/>
+            <w:tcW w:type="dxa" w:w="1858"/>
+            <w:tcMar>
+              <w:top w:w="100" w:type="dxa"/>
+              <w:start w:w="140" w:type="dxa"/>
+              <w:bottom w:w="100" w:type="dxa"/>
+              <w:end w:w="140" w:type="dxa"/>
+            </w:tcMar>
+            <w:vAlign w:val="center"/>
+            <w:shd w:fill="FFFFFF"/>
           </w:tcPr>
           <w:p>
-            <w:r/>
+            <w:pPr>
+              <w:spacing w:before="0" w:after="40" w:line="264" w:lineRule="auto"/>
+              <w:jc w:val="center"/>
+            </w:pPr>
             <w:r>
+              <w:rPr>
+                <w:rFonts w:ascii="Aptos" w:hAnsi="Aptos"/>
+                <w:color w:val="272727"/>
+                <w:sz w:val="17"/>
+              </w:rPr>
               <w:t>[TARGET_DATE]</w:t>
             </w:r>
           </w:p>
         </w:tc>
       </w:tr>
     </w:tbl>
-    <w:p/>
     <w:p>
+      <w:pPr>
+        <w:spacing w:before="40" w:after="40"/>
+      </w:pPr>
+    </w:p>
+    <w:p>
+      <w:pPr>
+        <w:widowControl/>
+      </w:pPr>
       <w:r>
         <w:rPr>
+          <w:rFonts w:ascii="Aptos" w:hAnsi="Aptos"/>
           <w:b/>
+          <w:color w:val="272727"/>
+          <w:sz w:val="22"/>
         </w:rPr>
         <w:t>[NUMBER] of [TOTAL] findings are on track.</w:t>
       </w:r>
       <w:r>
+        <w:rPr>
+          <w:rFonts w:ascii="Aptos" w:hAnsi="Aptos"/>
+          <w:color w:val="272727"/>
+          <w:sz w:val="22"/>
+        </w:rPr>
         <w:t xml:space="preserve"> [NUMBER] require escalation.</w:t>
       </w:r>
     </w:p>
     <w:p>
+      <w:pPr>
+        <w:widowControl/>
+      </w:pPr>
       <w:r>
+        <w:rPr>
+          <w:rFonts w:ascii="Aptos" w:hAnsi="Aptos"/>
+          <w:color w:val="272727"/>
+          <w:sz w:val="22"/>
+        </w:rPr>
         <w:t>Please review and advise on any items requiring board-level attention before [REPORT_DATE].</w:t>
       </w:r>
     </w:p>
     <w:p>
+      <w:pPr>
+        <w:widowControl/>
+      </w:pPr>
       <w:r>
-        <w:t>Yours sincerely, [SENDER_NAME] [SENDER_TITLE] | [SENDER_ORGANISATION]</w:t>
+        <w:rPr>
+          <w:rFonts w:ascii="Aptos" w:hAnsi="Aptos"/>
+          <w:color w:val="272727"/>
+          <w:sz w:val="22"/>
+        </w:rPr>
+        <w:t>Yours sincerely, [SENDER</w:t>
+      </w:r>
+      <w:r>
+        <w:rPr>
+          <w:rFonts w:ascii="Aptos" w:hAnsi="Aptos"/>
+          <w:i/>
+          <w:color w:val="272727"/>
+          <w:sz w:val="22"/>
+        </w:rPr>
+        <w:t>NAME] [SENDER</w:t>
+      </w:r>
+      <w:r>
+        <w:rPr>
+          <w:rFonts w:ascii="Aptos" w:hAnsi="Aptos"/>
+          <w:color w:val="272727"/>
+          <w:sz w:val="22"/>
+        </w:rPr>
+        <w:t>TITLE] | [SENDER_ORGANISATION]</w:t>
       </w:r>
     </w:p>
     <w:p>
       <w:pPr>
+        <w:spacing w:before="100" w:after="100"/>
         <w:pBdr>
-          <w:bottom w:val="single" w:sz="6" w:space="1" w:color="999999"/>
+          <w:top w:val="single" w:sz="6" w:space="4" w:color="EBE6DD"/>
         </w:pBdr>
       </w:pPr>
     </w:p>
     <w:p>
       <w:pPr>
         <w:pStyle w:val="Heading1"/>
+        <w:pBdr>
+          <w:left w:val="single" w:sz="18" w:space="8" w:color="FF751F"/>
+        </w:pBdr>
       </w:pPr>
       <w:r>
+        <w:rPr>
+          <w:rFonts w:ascii="Aptos" w:hAnsi="Aptos"/>
+          <w:color w:val="272727"/>
+          <w:sz w:val="32"/>
+        </w:rPr>
         <w:t>CATEGORY 5: STATUS UPDATES</w:t>
       </w:r>
     </w:p>
     <w:p>
       <w:pPr>
+        <w:spacing w:before="100" w:after="100"/>
         <w:pBdr>
-          <w:bottom w:val="single" w:sz="6" w:space="1" w:color="999999"/>
+          <w:top w:val="single" w:sz="6" w:space="4" w:color="EBE6DD"/>
         </w:pBdr>
       </w:pPr>
     </w:p>
@@ -1334,134 +3143,351 @@
         <w:pStyle w:val="Heading2"/>
       </w:pPr>
       <w:r>
-        <w:t>5.3 — Weekly Status Update</w:t>
+        <w:rPr>
+          <w:rFonts w:ascii="Aptos" w:hAnsi="Aptos"/>
+          <w:color w:val="272727"/>
+          <w:sz w:val="26"/>
+        </w:rPr>
+        <w:t>5.3 - Weekly Status Update</w:t>
       </w:r>
     </w:p>
     <w:p>
+      <w:pPr>
+        <w:widowControl/>
+      </w:pPr>
       <w:r>
         <w:rPr>
+          <w:rFonts w:ascii="Aptos" w:hAnsi="Aptos"/>
           <w:b/>
+          <w:color w:val="272727"/>
+          <w:sz w:val="22"/>
         </w:rPr>
         <w:t>Subject:</w:t>
       </w:r>
       <w:r>
-        <w:t xml:space="preserve"> Weekly Audit Status — [AUDIT_NAME] — w/c [MEETING_DATE]</w:t>
+        <w:rPr>
+          <w:rFonts w:ascii="Aptos" w:hAnsi="Aptos"/>
+          <w:color w:val="272727"/>
+          <w:sz w:val="22"/>
+        </w:rPr>
+        <w:t xml:space="preserve"> Weekly Audit Status - [AUDIT</w:t>
+      </w:r>
+      <w:r>
+        <w:rPr>
+          <w:rFonts w:ascii="Aptos" w:hAnsi="Aptos"/>
+          <w:i/>
+          <w:color w:val="272727"/>
+          <w:sz w:val="22"/>
+        </w:rPr>
+        <w:t>NAME] - w/c [MEETING</w:t>
+      </w:r>
+      <w:r>
+        <w:rPr>
+          <w:rFonts w:ascii="Aptos" w:hAnsi="Aptos"/>
+          <w:color w:val="272727"/>
+          <w:sz w:val="22"/>
+        </w:rPr>
+        <w:t>DATE]</w:t>
       </w:r>
     </w:p>
     <w:p>
+      <w:pPr>
+        <w:widowControl/>
+      </w:pPr>
       <w:r>
+        <w:rPr>
+          <w:rFonts w:ascii="Aptos" w:hAnsi="Aptos"/>
+          <w:color w:val="272727"/>
+          <w:sz w:val="22"/>
+        </w:rPr>
         <w:t>Dear [RECIPIENT_NAME],</w:t>
       </w:r>
     </w:p>
     <w:p>
+      <w:pPr>
+        <w:widowControl/>
+      </w:pPr>
       <w:r>
-        <w:t>Please find below this week's audit status update for the [AUDIT_NAME] ([AUDIT_REF]).</w:t>
+        <w:rPr>
+          <w:rFonts w:ascii="Aptos" w:hAnsi="Aptos"/>
+          <w:color w:val="272727"/>
+          <w:sz w:val="22"/>
+        </w:rPr>
+        <w:t>Please find below this week's audit status update for the [AUDIT</w:t>
+      </w:r>
+      <w:r>
+        <w:rPr>
+          <w:rFonts w:ascii="Aptos" w:hAnsi="Aptos"/>
+          <w:i/>
+          <w:color w:val="272727"/>
+          <w:sz w:val="22"/>
+        </w:rPr>
+        <w:t>NAME] ([AUDIT</w:t>
+      </w:r>
+      <w:r>
+        <w:rPr>
+          <w:rFonts w:ascii="Aptos" w:hAnsi="Aptos"/>
+          <w:color w:val="272727"/>
+          <w:sz w:val="22"/>
+        </w:rPr>
+        <w:t>REF]).</w:t>
       </w:r>
     </w:p>
     <w:p>
+      <w:pPr>
+        <w:widowControl/>
+      </w:pPr>
       <w:r>
         <w:rPr>
+          <w:rFonts w:ascii="Aptos" w:hAnsi="Aptos"/>
           <w:b/>
+          <w:color w:val="272727"/>
+          <w:sz w:val="22"/>
         </w:rPr>
         <w:t>Overall status:</w:t>
       </w:r>
       <w:r>
+        <w:rPr>
+          <w:rFonts w:ascii="Aptos" w:hAnsi="Aptos"/>
+          <w:color w:val="272727"/>
+          <w:sz w:val="22"/>
+        </w:rPr>
         <w:t xml:space="preserve"> On Track / At Risk / Behind Schedule</w:t>
       </w:r>
     </w:p>
     <w:p>
+      <w:pPr>
+        <w:widowControl/>
+      </w:pPr>
       <w:r>
         <w:rPr>
+          <w:rFonts w:ascii="Aptos" w:hAnsi="Aptos"/>
           <w:b/>
+          <w:color w:val="272727"/>
+          <w:sz w:val="22"/>
         </w:rPr>
         <w:t>Progress this week:</w:t>
       </w:r>
     </w:p>
     <w:p>
       <w:pPr>
-        <w:pStyle w:val="ListBullet"/>
+        <w:spacing w:after="80" w:line="300" w:lineRule="auto"/>
+        <w:numPr>
+          <w:ilvl w:val="0"/>
+          <w:numId w:val="13"/>
+        </w:numPr>
       </w:pPr>
       <w:r>
-        <w:t>[Completed items — customise]</w:t>
+        <w:rPr>
+          <w:rFonts w:ascii="Aptos" w:hAnsi="Aptos"/>
+          <w:color w:val="272727"/>
+          <w:sz w:val="22"/>
+        </w:rPr>
+        <w:t>[Completed items - customise]</w:t>
       </w:r>
     </w:p>
     <w:p>
       <w:pPr>
-        <w:pStyle w:val="ListBullet"/>
+        <w:spacing w:after="80" w:line="300" w:lineRule="auto"/>
+        <w:numPr>
+          <w:ilvl w:val="0"/>
+          <w:numId w:val="13"/>
+        </w:numPr>
       </w:pPr>
       <w:r>
-        <w:t>[Completed items — customise]</w:t>
+        <w:rPr>
+          <w:rFonts w:ascii="Aptos" w:hAnsi="Aptos"/>
+          <w:color w:val="272727"/>
+          <w:sz w:val="22"/>
+        </w:rPr>
+        <w:t>[Completed items - customise]</w:t>
       </w:r>
     </w:p>
     <w:p>
+      <w:pPr>
+        <w:widowControl/>
+      </w:pPr>
       <w:r>
         <w:rPr>
+          <w:rFonts w:ascii="Aptos" w:hAnsi="Aptos"/>
           <w:b/>
+          <w:color w:val="272727"/>
+          <w:sz w:val="22"/>
         </w:rPr>
         <w:t>Outstanding items:</w:t>
       </w:r>
     </w:p>
     <w:p>
       <w:pPr>
-        <w:pStyle w:val="ListBullet"/>
+        <w:spacing w:after="80" w:line="300" w:lineRule="auto"/>
+        <w:numPr>
+          <w:ilvl w:val="0"/>
+          <w:numId w:val="14"/>
+        </w:numPr>
       </w:pPr>
       <w:r>
-        <w:t>[EVIDENCE_DESCRIPTION] — due [DUE_DATE] — [STATUS]</w:t>
+        <w:rPr>
+          <w:rFonts w:ascii="Aptos" w:hAnsi="Aptos"/>
+          <w:color w:val="272727"/>
+          <w:sz w:val="22"/>
+        </w:rPr>
+        <w:t>[EVIDENCE</w:t>
+      </w:r>
+      <w:r>
+        <w:rPr>
+          <w:rFonts w:ascii="Aptos" w:hAnsi="Aptos"/>
+          <w:i/>
+          <w:color w:val="272727"/>
+          <w:sz w:val="22"/>
+        </w:rPr>
+        <w:t>DESCRIPTION] - due [DUE</w:t>
+      </w:r>
+      <w:r>
+        <w:rPr>
+          <w:rFonts w:ascii="Aptos" w:hAnsi="Aptos"/>
+          <w:color w:val="272727"/>
+          <w:sz w:val="22"/>
+        </w:rPr>
+        <w:t>DATE] - [STATUS]</w:t>
       </w:r>
     </w:p>
     <w:p>
       <w:pPr>
-        <w:pStyle w:val="ListBullet"/>
+        <w:spacing w:after="80" w:line="300" w:lineRule="auto"/>
+        <w:numPr>
+          <w:ilvl w:val="0"/>
+          <w:numId w:val="14"/>
+        </w:numPr>
       </w:pPr>
       <w:r>
-        <w:t>[FINDING_REF] — management response due [DUE_DATE]</w:t>
+        <w:rPr>
+          <w:rFonts w:ascii="Aptos" w:hAnsi="Aptos"/>
+          <w:color w:val="272727"/>
+          <w:sz w:val="22"/>
+        </w:rPr>
+        <w:t>[FINDING</w:t>
+      </w:r>
+      <w:r>
+        <w:rPr>
+          <w:rFonts w:ascii="Aptos" w:hAnsi="Aptos"/>
+          <w:i/>
+          <w:color w:val="272727"/>
+          <w:sz w:val="22"/>
+        </w:rPr>
+        <w:t>REF] - management response due [DUE</w:t>
+      </w:r>
+      <w:r>
+        <w:rPr>
+          <w:rFonts w:ascii="Aptos" w:hAnsi="Aptos"/>
+          <w:color w:val="272727"/>
+          <w:sz w:val="22"/>
+        </w:rPr>
+        <w:t>DATE]</w:t>
       </w:r>
     </w:p>
     <w:p>
+      <w:pPr>
+        <w:widowControl/>
+      </w:pPr>
       <w:r>
         <w:rPr>
+          <w:rFonts w:ascii="Aptos" w:hAnsi="Aptos"/>
           <w:b/>
+          <w:color w:val="272727"/>
+          <w:sz w:val="22"/>
         </w:rPr>
         <w:t>Upcoming next week:</w:t>
       </w:r>
     </w:p>
     <w:p>
       <w:pPr>
-        <w:pStyle w:val="ListBullet"/>
+        <w:spacing w:after="80" w:line="300" w:lineRule="auto"/>
+        <w:numPr>
+          <w:ilvl w:val="0"/>
+          <w:numId w:val="15"/>
+        </w:numPr>
       </w:pPr>
       <w:r>
-        <w:t>[Meeting / fieldwork — customise]</w:t>
+        <w:rPr>
+          <w:rFonts w:ascii="Aptos" w:hAnsi="Aptos"/>
+          <w:color w:val="272727"/>
+          <w:sz w:val="22"/>
+        </w:rPr>
+        <w:t>[Meeting / fieldwork - customise]</w:t>
       </w:r>
     </w:p>
     <w:p>
+      <w:pPr>
+        <w:widowControl/>
+      </w:pPr>
       <w:r>
+        <w:rPr>
+          <w:rFonts w:ascii="Aptos" w:hAnsi="Aptos"/>
+          <w:color w:val="272727"/>
+          <w:sz w:val="22"/>
+        </w:rPr>
         <w:t>No issues to escalate at this time / [Note any escalations needed].</w:t>
       </w:r>
     </w:p>
     <w:p>
+      <w:pPr>
+        <w:widowControl/>
+      </w:pPr>
       <w:r>
-        <w:t>Kind regards, [SENDER_NAME] [SENDER_TITLE] | [SENDER_ORGANISATION]</w:t>
+        <w:rPr>
+          <w:rFonts w:ascii="Aptos" w:hAnsi="Aptos"/>
+          <w:color w:val="272727"/>
+          <w:sz w:val="22"/>
+        </w:rPr>
+        <w:t>Kind regards, [SENDER</w:t>
+      </w:r>
+      <w:r>
+        <w:rPr>
+          <w:rFonts w:ascii="Aptos" w:hAnsi="Aptos"/>
+          <w:i/>
+          <w:color w:val="272727"/>
+          <w:sz w:val="22"/>
+        </w:rPr>
+        <w:t>NAME] [SENDER</w:t>
+      </w:r>
+      <w:r>
+        <w:rPr>
+          <w:rFonts w:ascii="Aptos" w:hAnsi="Aptos"/>
+          <w:color w:val="272727"/>
+          <w:sz w:val="22"/>
+        </w:rPr>
+        <w:t>TITLE] | [SENDER_ORGANISATION]</w:t>
       </w:r>
     </w:p>
     <w:p>
       <w:pPr>
+        <w:spacing w:before="100" w:after="100"/>
         <w:pBdr>
-          <w:bottom w:val="single" w:sz="6" w:space="1" w:color="999999"/>
+          <w:top w:val="single" w:sz="6" w:space="4" w:color="EBE6DD"/>
         </w:pBdr>
       </w:pPr>
     </w:p>
     <w:p>
       <w:pPr>
         <w:pStyle w:val="Heading1"/>
+        <w:pBdr>
+          <w:left w:val="single" w:sz="18" w:space="8" w:color="FF751F"/>
+        </w:pBdr>
       </w:pPr>
       <w:r>
+        <w:rPr>
+          <w:rFonts w:ascii="Aptos" w:hAnsi="Aptos"/>
+          <w:color w:val="272727"/>
+          <w:sz w:val="32"/>
+        </w:rPr>
         <w:t>CATEGORY 6: AUDIT CLOSURE</w:t>
       </w:r>
     </w:p>
     <w:p>
       <w:pPr>
+        <w:spacing w:before="100" w:after="100"/>
         <w:pBdr>
-          <w:bottom w:val="single" w:sz="6" w:space="1" w:color="999999"/>
+          <w:top w:val="single" w:sz="6" w:space="4" w:color="EBE6DD"/>
         </w:pBdr>
       </w:pPr>
     </w:p>
@@ -1470,49 +3496,140 @@
         <w:pStyle w:val="Heading2"/>
       </w:pPr>
       <w:r>
-        <w:t>6.10 — Thank You — Audit Completion (Friendly)</w:t>
+        <w:rPr>
+          <w:rFonts w:ascii="Aptos" w:hAnsi="Aptos"/>
+          <w:color w:val="272727"/>
+          <w:sz w:val="26"/>
+        </w:rPr>
+        <w:t>6.10 - Thank You - Audit Completion (Friendly)</w:t>
       </w:r>
     </w:p>
     <w:p>
+      <w:pPr>
+        <w:widowControl/>
+      </w:pPr>
       <w:r>
         <w:rPr>
+          <w:rFonts w:ascii="Aptos" w:hAnsi="Aptos"/>
           <w:b/>
+          <w:color w:val="272727"/>
+          <w:sz w:val="22"/>
         </w:rPr>
         <w:t>Subject:</w:t>
       </w:r>
       <w:r>
-        <w:t xml:space="preserve"> Thank you — [AUDIT_NAME] — great teamwork</w:t>
+        <w:rPr>
+          <w:rFonts w:ascii="Aptos" w:hAnsi="Aptos"/>
+          <w:color w:val="272727"/>
+          <w:sz w:val="22"/>
+        </w:rPr>
+        <w:t xml:space="preserve"> Thank you - [AUDIT_NAME] - great teamwork</w:t>
       </w:r>
     </w:p>
     <w:p>
+      <w:pPr>
+        <w:widowControl/>
+      </w:pPr>
       <w:r>
-        <w:t>Hi [RECIPIENT_FIRST_NAME],</w:t>
+        <w:rPr>
+          <w:rFonts w:ascii="Aptos" w:hAnsi="Aptos"/>
+          <w:color w:val="272727"/>
+          <w:sz w:val="22"/>
+        </w:rPr>
+        <w:t>Hi [RECIPIENT</w:t>
+      </w:r>
+      <w:r>
+        <w:rPr>
+          <w:rFonts w:ascii="Aptos" w:hAnsi="Aptos"/>
+          <w:i/>
+          <w:color w:val="272727"/>
+          <w:sz w:val="22"/>
+        </w:rPr>
+        <w:t>FIRST</w:t>
+      </w:r>
+      <w:r>
+        <w:rPr>
+          <w:rFonts w:ascii="Aptos" w:hAnsi="Aptos"/>
+          <w:color w:val="272727"/>
+          <w:sz w:val="22"/>
+        </w:rPr>
+        <w:t>NAME],</w:t>
       </w:r>
     </w:p>
     <w:p>
+      <w:pPr>
+        <w:widowControl/>
+      </w:pPr>
       <w:r>
+        <w:rPr>
+          <w:rFonts w:ascii="Aptos" w:hAnsi="Aptos"/>
+          <w:color w:val="272727"/>
+          <w:sz w:val="22"/>
+        </w:rPr>
         <w:t>Just wanted to say a genuine thank you for your help and cooperation throughout the [AUDIT_NAME].</w:t>
       </w:r>
     </w:p>
     <w:p>
+      <w:pPr>
+        <w:widowControl/>
+      </w:pPr>
       <w:r>
+        <w:rPr>
+          <w:rFonts w:ascii="Aptos" w:hAnsi="Aptos"/>
+          <w:color w:val="272727"/>
+          <w:sz w:val="22"/>
+        </w:rPr>
         <w:t>Audits only work when the people being audited engage constructively, and you and your team made the whole process much smoother than it could have been.</w:t>
       </w:r>
     </w:p>
     <w:p>
+      <w:pPr>
+        <w:widowControl/>
+      </w:pPr>
       <w:r>
+        <w:rPr>
+          <w:rFonts w:ascii="Aptos" w:hAnsi="Aptos"/>
+          <w:color w:val="272727"/>
+          <w:sz w:val="22"/>
+        </w:rPr>
         <w:t>I'll be in touch when the follow-up review approaches. In the meantime, feel free to reach out if you have any questions about the findings or the report.</w:t>
       </w:r>
     </w:p>
     <w:p>
+      <w:pPr>
+        <w:widowControl/>
+      </w:pPr>
       <w:r>
-        <w:t>All the best, [SENDER_NAME] [SENDER_TITLE] | [SENDER_ORGANISATION]</w:t>
+        <w:rPr>
+          <w:rFonts w:ascii="Aptos" w:hAnsi="Aptos"/>
+          <w:color w:val="272727"/>
+          <w:sz w:val="22"/>
+        </w:rPr>
+        <w:t>All the best, [SENDER</w:t>
+      </w:r>
+      <w:r>
+        <w:rPr>
+          <w:rFonts w:ascii="Aptos" w:hAnsi="Aptos"/>
+          <w:i/>
+          <w:color w:val="272727"/>
+          <w:sz w:val="22"/>
+        </w:rPr>
+        <w:t>NAME] [SENDER</w:t>
+      </w:r>
+      <w:r>
+        <w:rPr>
+          <w:rFonts w:ascii="Aptos" w:hAnsi="Aptos"/>
+          <w:color w:val="272727"/>
+          <w:sz w:val="22"/>
+        </w:rPr>
+        <w:t>TITLE] | [SENDER_ORGANISATION]</w:t>
       </w:r>
     </w:p>
     <w:p>
       <w:pPr>
+        <w:spacing w:before="100" w:after="100"/>
         <w:pBdr>
-          <w:bottom w:val="single" w:sz="6" w:space="1" w:color="999999"/>
+          <w:top w:val="single" w:sz="6" w:space="4" w:color="EBE6DD"/>
         </w:pBdr>
       </w:pPr>
     </w:p>
@@ -1521,146 +3638,344 @@
         <w:pStyle w:val="Heading2"/>
       </w:pPr>
       <w:r>
+        <w:rPr>
+          <w:rFonts w:ascii="Aptos" w:hAnsi="Aptos"/>
+          <w:color w:val="272727"/>
+          <w:sz w:val="26"/>
+        </w:rPr>
         <w:t>Like these? Get all 60.</w:t>
       </w:r>
     </w:p>
     <w:p>
+      <w:pPr>
+        <w:widowControl/>
+      </w:pPr>
       <w:r>
+        <w:rPr>
+          <w:rFonts w:ascii="Aptos" w:hAnsi="Aptos"/>
+          <w:color w:val="272727"/>
+          <w:sz w:val="22"/>
+        </w:rPr>
         <w:t>The full bundle ships with:</w:t>
       </w:r>
     </w:p>
     <w:p>
       <w:pPr>
-        <w:pStyle w:val="ListBullet"/>
+        <w:spacing w:after="80" w:line="300" w:lineRule="auto"/>
+        <w:numPr>
+          <w:ilvl w:val="0"/>
+          <w:numId w:val="16"/>
+        </w:numPr>
       </w:pPr>
       <w:r>
         <w:rPr>
+          <w:rFonts w:ascii="Aptos" w:hAnsi="Aptos"/>
           <w:b/>
+          <w:color w:val="272727"/>
+          <w:sz w:val="22"/>
         </w:rPr>
         <w:t>All 60 templates</w:t>
       </w:r>
       <w:r>
-        <w:t xml:space="preserve"> — every workflow, every tone (Formal / Friendly / Urgent / Executive)</w:t>
+        <w:rPr>
+          <w:rFonts w:ascii="Aptos" w:hAnsi="Aptos"/>
+          <w:color w:val="272727"/>
+          <w:sz w:val="22"/>
+        </w:rPr>
+        <w:t xml:space="preserve"> - every workflow, every tone (Formal / Friendly / Urgent / Executive)</w:t>
       </w:r>
     </w:p>
     <w:p>
       <w:pPr>
-        <w:pStyle w:val="ListBullet"/>
+        <w:spacing w:after="80" w:line="300" w:lineRule="auto"/>
+        <w:numPr>
+          <w:ilvl w:val="0"/>
+          <w:numId w:val="16"/>
+        </w:numPr>
       </w:pPr>
       <w:r>
         <w:rPr>
+          <w:rFonts w:ascii="Aptos" w:hAnsi="Aptos"/>
           <w:b/>
+          <w:color w:val="272727"/>
+          <w:sz w:val="22"/>
         </w:rPr>
         <w:t>Markdown + HTML formats</w:t>
       </w:r>
       <w:r>
-        <w:t xml:space="preserve"> — paste into any email client, automation tool, or AI assistant</w:t>
+        <w:rPr>
+          <w:rFonts w:ascii="Aptos" w:hAnsi="Aptos"/>
+          <w:color w:val="272727"/>
+          <w:sz w:val="22"/>
+        </w:rPr>
+        <w:t xml:space="preserve"> - paste into any email client, automation tool, or AI assistant</w:t>
       </w:r>
     </w:p>
     <w:p>
       <w:pPr>
-        <w:pStyle w:val="ListBullet"/>
+        <w:spacing w:after="80" w:line="300" w:lineRule="auto"/>
+        <w:numPr>
+          <w:ilvl w:val="0"/>
+          <w:numId w:val="16"/>
+        </w:numPr>
       </w:pPr>
       <w:r>
         <w:rPr>
+          <w:rFonts w:ascii="Aptos" w:hAnsi="Aptos"/>
           <w:b/>
+          <w:color w:val="272727"/>
+          <w:sz w:val="22"/>
         </w:rPr>
         <w:t>Word/Google Docs file</w:t>
       </w:r>
       <w:r>
-        <w:t xml:space="preserve"> — pre-styled for direct editing</w:t>
+        <w:rPr>
+          <w:rFonts w:ascii="Aptos" w:hAnsi="Aptos"/>
+          <w:color w:val="272727"/>
+          <w:sz w:val="22"/>
+        </w:rPr>
+        <w:t xml:space="preserve"> - pre-styled for direct editing</w:t>
       </w:r>
     </w:p>
     <w:p>
       <w:pPr>
-        <w:pStyle w:val="ListBullet"/>
+        <w:spacing w:after="80" w:line="300" w:lineRule="auto"/>
+        <w:numPr>
+          <w:ilvl w:val="0"/>
+          <w:numId w:val="16"/>
+        </w:numPr>
       </w:pPr>
       <w:r>
         <w:rPr>
+          <w:rFonts w:ascii="Aptos" w:hAnsi="Aptos"/>
           <w:b/>
+          <w:color w:val="272727"/>
+          <w:sz w:val="22"/>
         </w:rPr>
         <w:t>Placeholder Guide</w:t>
       </w:r>
       <w:r>
-        <w:t xml:space="preserve"> — every </w:t>
+        <w:rPr>
+          <w:rFonts w:ascii="Aptos" w:hAnsi="Aptos"/>
+          <w:color w:val="272727"/>
+          <w:sz w:val="22"/>
+        </w:rPr>
+        <w:t xml:space="preserve"> - every </w:t>
       </w:r>
       <w:r>
         <w:rPr>
           <w:rFonts w:ascii="Consolas" w:hAnsi="Consolas"/>
-          <w:sz w:val="20"/>
+          <w:color w:val="272727"/>
+          <w:sz w:val="21"/>
+          <w:shd w:fill="F0EDE7"/>
         </w:rPr>
         <w:t>[TOKEN]</w:t>
       </w:r>
       <w:r>
+        <w:rPr>
+          <w:rFonts w:ascii="Aptos" w:hAnsi="Aptos"/>
+          <w:color w:val="272727"/>
+          <w:sz w:val="22"/>
+        </w:rPr>
         <w:t xml:space="preserve"> documented with example values</w:t>
       </w:r>
     </w:p>
     <w:p>
       <w:pPr>
-        <w:pStyle w:val="ListBullet"/>
+        <w:spacing w:after="80" w:line="300" w:lineRule="auto"/>
+        <w:numPr>
+          <w:ilvl w:val="0"/>
+          <w:numId w:val="16"/>
+        </w:numPr>
       </w:pPr>
       <w:r>
         <w:rPr>
+          <w:rFonts w:ascii="Aptos" w:hAnsi="Aptos"/>
           <w:b/>
+          <w:color w:val="272727"/>
+          <w:sz w:val="22"/>
         </w:rPr>
         <w:t>Template Index spreadsheet</w:t>
       </w:r>
       <w:r>
-        <w:t xml:space="preserve"> — search by category, tone, urgency, or use case</w:t>
+        <w:rPr>
+          <w:rFonts w:ascii="Aptos" w:hAnsi="Aptos"/>
+          <w:color w:val="272727"/>
+          <w:sz w:val="22"/>
+        </w:rPr>
+        <w:t xml:space="preserve"> - search by category, tone, urgency, or use case</w:t>
       </w:r>
     </w:p>
     <w:p>
+      <w:pPr>
+        <w:widowControl/>
+      </w:pPr>
       <w:r>
+        <w:rPr>
+          <w:rFonts w:ascii="Aptos" w:hAnsi="Aptos"/>
+          <w:color w:val="272727"/>
+          <w:sz w:val="22"/>
+        </w:rPr>
         <w:t>→ See the main product listing for purchase.</w:t>
       </w:r>
     </w:p>
     <w:p>
       <w:pPr>
+        <w:spacing w:before="100" w:after="100"/>
         <w:pBdr>
-          <w:bottom w:val="single" w:sz="6" w:space="1" w:color="999999"/>
+          <w:top w:val="single" w:sz="6" w:space="4" w:color="EBE6DD"/>
         </w:pBdr>
       </w:pPr>
     </w:p>
     <w:p>
+      <w:pPr>
+        <w:widowControl/>
+      </w:pPr>
       <w:r>
         <w:rPr>
+          <w:rFonts w:ascii="Aptos" w:hAnsi="Aptos"/>
           <w:i/>
+          <w:color w:val="272727"/>
+          <w:sz w:val="22"/>
         </w:rPr>
         <w:t>DISCLAIMER: These email templates are reference material only. Review and customise all templates for your specific engagement, jurisdiction, and professional standards. Not legal, audit, or compliance advice.</w:t>
       </w:r>
     </w:p>
     <w:p>
       <w:pPr>
+        <w:spacing w:before="100" w:after="100"/>
         <w:pBdr>
-          <w:bottom w:val="single" w:sz="6" w:space="1" w:color="999999"/>
+          <w:top w:val="single" w:sz="6" w:space="4" w:color="EBE6DD"/>
         </w:pBdr>
       </w:pPr>
-    </w:p>
-    <w:p>
-      <w:r>
-        <w:rPr>
-          <w:b/>
-        </w:rPr>
-        <w:t>ControlSmith Tools</w:t>
-      </w:r>
-      <w:r>
-        <w:t xml:space="preserve"> · </w:t>
-      </w:r>
-      <w:r>
-        <w:t>controlsmithtools.com</w:t>
-      </w:r>
-      <w:r>
-        <w:t xml:space="preserve"> · support@controlsmithtools.com</w:t>
-      </w:r>
     </w:p>
     <w:sectPr>
+      <w:headerReference w:type="default" r:id="rId9"/>
+      <w:footerReference w:type="default" r:id="rId10"/>
       <w:pgSz w:w="12240" w:h="15840"/>
-      <w:pgMar w:top="1440" w:right="1440" w:bottom="1440" w:left="1440" w:header="720" w:footer="720" w:gutter="0"/>
+      <w:pgMar w:top="1440" w:right="1440" w:bottom="1440" w:left="1440" w:header="708" w:footer="708" w:gutter="0"/>
       <w:cols w:space="720"/>
       <w:docGrid w:linePitch="360"/>
     </w:sectPr>
   </w:body>
 </w:document>
+</file>
+
+<file path=word/footer1.xml><?xml version="1.0" encoding="utf-8"?>
+<w:ftr xmlns:m="http://schemas.openxmlformats.org/officeDocument/2006/math" xmlns:mc="http://schemas.openxmlformats.org/markup-compatibility/2006" xmlns:mo="http://schemas.microsoft.com/office/mac/office/2008/main" xmlns:mv="urn:schemas-microsoft-com:mac:vml" xmlns:o="urn:schemas-microsoft-com:office:office" xmlns:r="http://schemas.openxmlformats.org/officeDocument/2006/relationships" xmlns:v="urn:schemas-microsoft-com:vml" xmlns:w10="urn:schemas-microsoft-com:office:word" xmlns:w14="http://schemas.microsoft.com/office/word/2010/wordml" xmlns:w="http://schemas.openxmlformats.org/wordprocessingml/2006/main" xmlns:wne="http://schemas.microsoft.com/office/word/2006/wordml" xmlns:wp14="http://schemas.microsoft.com/office/word/2010/wordprocessingDrawing" xmlns:wp="http://schemas.openxmlformats.org/drawingml/2006/wordprocessingDrawing" xmlns:wpc="http://schemas.microsoft.com/office/word/2010/wordprocessingCanvas" xmlns:wpg="http://schemas.microsoft.com/office/word/2010/wordprocessingGroup" xmlns:wpi="http://schemas.microsoft.com/office/word/2010/wordprocessingInk" xmlns:wps="http://schemas.microsoft.com/office/word/2010/wordprocessingShape" mc:Ignorable="w14 wp14">
+  <w:p>
+    <w:pPr>
+      <w:pStyle w:val="Footer"/>
+    </w:pPr>
+  </w:p>
+  <w:tbl>
+    <w:tblPr>
+      <w:tblW w:type="dxa" w:w="9360"/>
+      <w:jc w:val="left"/>
+      <w:tblLayout w:type="fixed"/>
+      <w:tblLook w:firstColumn="1" w:firstRow="1" w:lastColumn="0" w:lastRow="0" w:noHBand="0" w:noVBand="1" w:val="04A0"/>
+      <w:tblInd w:w="0" w:type="dxa"/>
+    </w:tblPr>
+    <w:tblGrid>
+      <w:gridCol w:w="7200"/>
+      <w:gridCol w:w="2160"/>
+    </w:tblGrid>
+    <w:tr>
+      <w:tc>
+        <w:tcPr>
+          <w:tcW w:type="dxa" w:w="7200"/>
+          <w:tcMar>
+            <w:top w:w="40" w:type="dxa"/>
+            <w:start w:w="0" w:type="dxa"/>
+            <w:bottom w:w="0" w:type="dxa"/>
+            <w:end w:w="0" w:type="dxa"/>
+          </w:tcMar>
+          <w:vAlign w:val="center"/>
+        </w:tcPr>
+        <w:p>
+          <w:pPr>
+            <w:spacing w:before="0" w:after="0"/>
+          </w:pPr>
+          <w:r>
+            <w:rPr>
+              <w:rFonts w:ascii="Consolas" w:hAnsi="Consolas"/>
+              <w:color w:val="5F5F5F"/>
+              <w:sz w:val="14"/>
+            </w:rPr>
+            <w:t>CONTROLSMITH TOOLS.COM  •  SUPPORT@CONTROLSMITH TOOLS.COM</w:t>
+          </w:r>
+        </w:p>
+      </w:tc>
+      <w:tc>
+        <w:tcPr>
+          <w:tcW w:type="dxa" w:w="2160"/>
+          <w:tcMar>
+            <w:top w:w="40" w:type="dxa"/>
+            <w:start w:w="0" w:type="dxa"/>
+            <w:bottom w:w="0" w:type="dxa"/>
+            <w:end w:w="0" w:type="dxa"/>
+          </w:tcMar>
+          <w:vAlign w:val="center"/>
+        </w:tcPr>
+        <w:p>
+          <w:pPr>
+            <w:spacing w:before="0" w:after="0"/>
+            <w:jc w:val="right"/>
+          </w:pPr>
+          <w:r>
+            <w:rPr>
+              <w:rFonts w:ascii="Consolas" w:hAnsi="Consolas"/>
+              <w:color w:val="5F5F5F"/>
+              <w:sz w:val="14"/>
+            </w:rPr>
+            <w:t xml:space="preserve">PAGE </w:t>
+          </w:r>
+          <w:r>
+            <w:rPr>
+              <w:rFonts w:ascii="Aptos" w:hAnsi="Aptos"/>
+              <w:color w:val="5F5F5F"/>
+              <w:sz w:val="17"/>
+            </w:rPr>
+            <w:fldChar w:fldCharType="begin"/>
+            <w:instrText xml:space="preserve">PAGE</w:instrText>
+            <w:fldChar w:fldCharType="separate"/>
+            <w:t>1</w:t>
+            <w:fldChar w:fldCharType="end"/>
+          </w:r>
+        </w:p>
+      </w:tc>
+    </w:tr>
+  </w:tbl>
+</w:ftr>
+</file>
+
+<file path=word/header1.xml><?xml version="1.0" encoding="utf-8"?>
+<w:hdr xmlns:m="http://schemas.openxmlformats.org/officeDocument/2006/math" xmlns:mc="http://schemas.openxmlformats.org/markup-compatibility/2006" xmlns:mo="http://schemas.microsoft.com/office/mac/office/2008/main" xmlns:mv="urn:schemas-microsoft-com:mac:vml" xmlns:o="urn:schemas-microsoft-com:office:office" xmlns:r="http://schemas.openxmlformats.org/officeDocument/2006/relationships" xmlns:v="urn:schemas-microsoft-com:vml" xmlns:w10="urn:schemas-microsoft-com:office:word" xmlns:w14="http://schemas.microsoft.com/office/word/2010/wordml" xmlns:w="http://schemas.openxmlformats.org/wordprocessingml/2006/main" xmlns:wne="http://schemas.microsoft.com/office/word/2006/wordml" xmlns:wp14="http://schemas.microsoft.com/office/word/2010/wordprocessingDrawing" xmlns:wp="http://schemas.openxmlformats.org/drawingml/2006/wordprocessingDrawing" xmlns:wpc="http://schemas.microsoft.com/office/word/2010/wordprocessingCanvas" xmlns:wpg="http://schemas.microsoft.com/office/word/2010/wordprocessingGroup" xmlns:wpi="http://schemas.microsoft.com/office/word/2010/wordprocessingInk" xmlns:wps="http://schemas.microsoft.com/office/word/2010/wordprocessingShape" mc:Ignorable="w14 wp14">
+  <w:p>
+    <w:pPr>
+      <w:pStyle w:val="Header"/>
+      <w:spacing w:after="0"/>
+      <w:jc w:val="left"/>
+    </w:pPr>
+    <w:r>
+      <w:rPr>
+        <w:rFonts w:ascii="Aptos Display" w:hAnsi="Aptos Display"/>
+        <w:b/>
+        <w:color w:val="272727"/>
+        <w:sz w:val="17"/>
+      </w:rPr>
+      <w:t>ControlSmith Tools</w:t>
+    </w:r>
+    <w:r>
+      <w:rPr>
+        <w:rFonts w:ascii="Consolas" w:hAnsi="Consolas"/>
+        <w:color w:val="5F5F5F"/>
+        <w:sz w:val="15"/>
+      </w:rPr>
+      <w:t xml:space="preserve">   /   Compliance Audit Email Templates - Free Sample</w:t>
+    </w:r>
+  </w:p>
+</w:hdr>
 </file>
 
 <file path=word/numbering.xml><?xml version="1.0" encoding="utf-8"?>
@@ -1862,6 +4177,524 @@
   </w:num>
   <w:num w:numId="9">
     <w:abstractNumId w:val="0"/>
+  </w:num>
+  <w:abstractNum w:abstractNumId="9">
+    <w:multiLevelType w:val="multilevel"/>
+    <w:lvl w:ilvl="0">
+      <w:start w:val="1"/>
+      <w:numFmt w:val="bullet"/>
+      <w:lvlText w:val="•"/>
+      <w:suff w:val="tab"/>
+      <w:pPr>
+        <w:tabs>
+          <w:tab w:val="num" w:pos="540"/>
+        </w:tabs>
+        <w:ind w:left="540" w:hanging="270"/>
+        <w:spacing w:after="80" w:line="300" w:lineRule="auto"/>
+      </w:pPr>
+      <w:rPr>
+        <w:rFonts w:ascii="Aptos" w:hAnsi="Aptos"/>
+        <w:color w:val="FF751F"/>
+      </w:rPr>
+    </w:lvl>
+    <w:lvl w:ilvl="1">
+      <w:start w:val="1"/>
+      <w:numFmt w:val="bullet"/>
+      <w:lvlText w:val="–"/>
+      <w:suff w:val="tab"/>
+      <w:pPr>
+        <w:tabs>
+          <w:tab w:val="num" w:pos="900"/>
+        </w:tabs>
+        <w:ind w:left="900" w:hanging="270"/>
+        <w:spacing w:after="80" w:line="300" w:lineRule="auto"/>
+      </w:pPr>
+      <w:rPr>
+        <w:rFonts w:ascii="Aptos" w:hAnsi="Aptos"/>
+        <w:color w:val="FF751F"/>
+      </w:rPr>
+    </w:lvl>
+    <w:lvl w:ilvl="2">
+      <w:start w:val="1"/>
+      <w:numFmt w:val="bullet"/>
+      <w:lvlText w:val="◦"/>
+      <w:suff w:val="tab"/>
+      <w:pPr>
+        <w:tabs>
+          <w:tab w:val="num" w:pos="1260"/>
+        </w:tabs>
+        <w:ind w:left="1260" w:hanging="270"/>
+        <w:spacing w:after="80" w:line="300" w:lineRule="auto"/>
+      </w:pPr>
+      <w:rPr>
+        <w:rFonts w:ascii="Aptos" w:hAnsi="Aptos"/>
+        <w:color w:val="FF751F"/>
+      </w:rPr>
+    </w:lvl>
+    <w:lvl w:ilvl="3">
+      <w:start w:val="1"/>
+      <w:numFmt w:val="bullet"/>
+      <w:lvlText w:val="▪"/>
+      <w:suff w:val="tab"/>
+      <w:pPr>
+        <w:tabs>
+          <w:tab w:val="num" w:pos="1620"/>
+        </w:tabs>
+        <w:ind w:left="1620" w:hanging="270"/>
+        <w:spacing w:after="80" w:line="300" w:lineRule="auto"/>
+      </w:pPr>
+      <w:rPr>
+        <w:rFonts w:ascii="Aptos" w:hAnsi="Aptos"/>
+        <w:color w:val="FF751F"/>
+      </w:rPr>
+    </w:lvl>
+  </w:abstractNum>
+  <w:num w:numId="10">
+    <w:abstractNumId w:val="9"/>
+  </w:num>
+  <w:abstractNum w:abstractNumId="10">
+    <w:multiLevelType w:val="multilevel"/>
+    <w:lvl w:ilvl="0">
+      <w:start w:val="1"/>
+      <w:numFmt w:val="bullet"/>
+      <w:lvlText w:val="•"/>
+      <w:suff w:val="tab"/>
+      <w:pPr>
+        <w:tabs>
+          <w:tab w:val="num" w:pos="540"/>
+        </w:tabs>
+        <w:ind w:left="540" w:hanging="270"/>
+        <w:spacing w:after="80" w:line="300" w:lineRule="auto"/>
+      </w:pPr>
+      <w:rPr>
+        <w:rFonts w:ascii="Aptos" w:hAnsi="Aptos"/>
+        <w:color w:val="FF751F"/>
+      </w:rPr>
+    </w:lvl>
+    <w:lvl w:ilvl="1">
+      <w:start w:val="1"/>
+      <w:numFmt w:val="bullet"/>
+      <w:lvlText w:val="–"/>
+      <w:suff w:val="tab"/>
+      <w:pPr>
+        <w:tabs>
+          <w:tab w:val="num" w:pos="900"/>
+        </w:tabs>
+        <w:ind w:left="900" w:hanging="270"/>
+        <w:spacing w:after="80" w:line="300" w:lineRule="auto"/>
+      </w:pPr>
+      <w:rPr>
+        <w:rFonts w:ascii="Aptos" w:hAnsi="Aptos"/>
+        <w:color w:val="FF751F"/>
+      </w:rPr>
+    </w:lvl>
+    <w:lvl w:ilvl="2">
+      <w:start w:val="1"/>
+      <w:numFmt w:val="bullet"/>
+      <w:lvlText w:val="◦"/>
+      <w:suff w:val="tab"/>
+      <w:pPr>
+        <w:tabs>
+          <w:tab w:val="num" w:pos="1260"/>
+        </w:tabs>
+        <w:ind w:left="1260" w:hanging="270"/>
+        <w:spacing w:after="80" w:line="300" w:lineRule="auto"/>
+      </w:pPr>
+      <w:rPr>
+        <w:rFonts w:ascii="Aptos" w:hAnsi="Aptos"/>
+        <w:color w:val="FF751F"/>
+      </w:rPr>
+    </w:lvl>
+    <w:lvl w:ilvl="3">
+      <w:start w:val="1"/>
+      <w:numFmt w:val="bullet"/>
+      <w:lvlText w:val="▪"/>
+      <w:suff w:val="tab"/>
+      <w:pPr>
+        <w:tabs>
+          <w:tab w:val="num" w:pos="1620"/>
+        </w:tabs>
+        <w:ind w:left="1620" w:hanging="270"/>
+        <w:spacing w:after="80" w:line="300" w:lineRule="auto"/>
+      </w:pPr>
+      <w:rPr>
+        <w:rFonts w:ascii="Aptos" w:hAnsi="Aptos"/>
+        <w:color w:val="FF751F"/>
+      </w:rPr>
+    </w:lvl>
+  </w:abstractNum>
+  <w:num w:numId="11">
+    <w:abstractNumId w:val="10"/>
+  </w:num>
+  <w:abstractNum w:abstractNumId="11">
+    <w:multiLevelType w:val="multilevel"/>
+    <w:lvl w:ilvl="0">
+      <w:start w:val="1"/>
+      <w:numFmt w:val="bullet"/>
+      <w:lvlText w:val="•"/>
+      <w:suff w:val="tab"/>
+      <w:pPr>
+        <w:tabs>
+          <w:tab w:val="num" w:pos="540"/>
+        </w:tabs>
+        <w:ind w:left="540" w:hanging="270"/>
+        <w:spacing w:after="80" w:line="300" w:lineRule="auto"/>
+      </w:pPr>
+      <w:rPr>
+        <w:rFonts w:ascii="Aptos" w:hAnsi="Aptos"/>
+        <w:color w:val="FF751F"/>
+      </w:rPr>
+    </w:lvl>
+    <w:lvl w:ilvl="1">
+      <w:start w:val="1"/>
+      <w:numFmt w:val="bullet"/>
+      <w:lvlText w:val="–"/>
+      <w:suff w:val="tab"/>
+      <w:pPr>
+        <w:tabs>
+          <w:tab w:val="num" w:pos="900"/>
+        </w:tabs>
+        <w:ind w:left="900" w:hanging="270"/>
+        <w:spacing w:after="80" w:line="300" w:lineRule="auto"/>
+      </w:pPr>
+      <w:rPr>
+        <w:rFonts w:ascii="Aptos" w:hAnsi="Aptos"/>
+        <w:color w:val="FF751F"/>
+      </w:rPr>
+    </w:lvl>
+    <w:lvl w:ilvl="2">
+      <w:start w:val="1"/>
+      <w:numFmt w:val="bullet"/>
+      <w:lvlText w:val="◦"/>
+      <w:suff w:val="tab"/>
+      <w:pPr>
+        <w:tabs>
+          <w:tab w:val="num" w:pos="1260"/>
+        </w:tabs>
+        <w:ind w:left="1260" w:hanging="270"/>
+        <w:spacing w:after="80" w:line="300" w:lineRule="auto"/>
+      </w:pPr>
+      <w:rPr>
+        <w:rFonts w:ascii="Aptos" w:hAnsi="Aptos"/>
+        <w:color w:val="FF751F"/>
+      </w:rPr>
+    </w:lvl>
+    <w:lvl w:ilvl="3">
+      <w:start w:val="1"/>
+      <w:numFmt w:val="bullet"/>
+      <w:lvlText w:val="▪"/>
+      <w:suff w:val="tab"/>
+      <w:pPr>
+        <w:tabs>
+          <w:tab w:val="num" w:pos="1620"/>
+        </w:tabs>
+        <w:ind w:left="1620" w:hanging="270"/>
+        <w:spacing w:after="80" w:line="300" w:lineRule="auto"/>
+      </w:pPr>
+      <w:rPr>
+        <w:rFonts w:ascii="Aptos" w:hAnsi="Aptos"/>
+        <w:color w:val="FF751F"/>
+      </w:rPr>
+    </w:lvl>
+  </w:abstractNum>
+  <w:num w:numId="12">
+    <w:abstractNumId w:val="11"/>
+  </w:num>
+  <w:abstractNum w:abstractNumId="12">
+    <w:multiLevelType w:val="multilevel"/>
+    <w:lvl w:ilvl="0">
+      <w:start w:val="1"/>
+      <w:numFmt w:val="bullet"/>
+      <w:lvlText w:val="•"/>
+      <w:suff w:val="tab"/>
+      <w:pPr>
+        <w:tabs>
+          <w:tab w:val="num" w:pos="540"/>
+        </w:tabs>
+        <w:ind w:left="540" w:hanging="270"/>
+        <w:spacing w:after="80" w:line="300" w:lineRule="auto"/>
+      </w:pPr>
+      <w:rPr>
+        <w:rFonts w:ascii="Aptos" w:hAnsi="Aptos"/>
+        <w:color w:val="FF751F"/>
+      </w:rPr>
+    </w:lvl>
+    <w:lvl w:ilvl="1">
+      <w:start w:val="1"/>
+      <w:numFmt w:val="bullet"/>
+      <w:lvlText w:val="–"/>
+      <w:suff w:val="tab"/>
+      <w:pPr>
+        <w:tabs>
+          <w:tab w:val="num" w:pos="900"/>
+        </w:tabs>
+        <w:ind w:left="900" w:hanging="270"/>
+        <w:spacing w:after="80" w:line="300" w:lineRule="auto"/>
+      </w:pPr>
+      <w:rPr>
+        <w:rFonts w:ascii="Aptos" w:hAnsi="Aptos"/>
+        <w:color w:val="FF751F"/>
+      </w:rPr>
+    </w:lvl>
+    <w:lvl w:ilvl="2">
+      <w:start w:val="1"/>
+      <w:numFmt w:val="bullet"/>
+      <w:lvlText w:val="◦"/>
+      <w:suff w:val="tab"/>
+      <w:pPr>
+        <w:tabs>
+          <w:tab w:val="num" w:pos="1260"/>
+        </w:tabs>
+        <w:ind w:left="1260" w:hanging="270"/>
+        <w:spacing w:after="80" w:line="300" w:lineRule="auto"/>
+      </w:pPr>
+      <w:rPr>
+        <w:rFonts w:ascii="Aptos" w:hAnsi="Aptos"/>
+        <w:color w:val="FF751F"/>
+      </w:rPr>
+    </w:lvl>
+    <w:lvl w:ilvl="3">
+      <w:start w:val="1"/>
+      <w:numFmt w:val="bullet"/>
+      <w:lvlText w:val="▪"/>
+      <w:suff w:val="tab"/>
+      <w:pPr>
+        <w:tabs>
+          <w:tab w:val="num" w:pos="1620"/>
+        </w:tabs>
+        <w:ind w:left="1620" w:hanging="270"/>
+        <w:spacing w:after="80" w:line="300" w:lineRule="auto"/>
+      </w:pPr>
+      <w:rPr>
+        <w:rFonts w:ascii="Aptos" w:hAnsi="Aptos"/>
+        <w:color w:val="FF751F"/>
+      </w:rPr>
+    </w:lvl>
+  </w:abstractNum>
+  <w:num w:numId="13">
+    <w:abstractNumId w:val="12"/>
+  </w:num>
+  <w:abstractNum w:abstractNumId="13">
+    <w:multiLevelType w:val="multilevel"/>
+    <w:lvl w:ilvl="0">
+      <w:start w:val="1"/>
+      <w:numFmt w:val="bullet"/>
+      <w:lvlText w:val="•"/>
+      <w:suff w:val="tab"/>
+      <w:pPr>
+        <w:tabs>
+          <w:tab w:val="num" w:pos="540"/>
+        </w:tabs>
+        <w:ind w:left="540" w:hanging="270"/>
+        <w:spacing w:after="80" w:line="300" w:lineRule="auto"/>
+      </w:pPr>
+      <w:rPr>
+        <w:rFonts w:ascii="Aptos" w:hAnsi="Aptos"/>
+        <w:color w:val="FF751F"/>
+      </w:rPr>
+    </w:lvl>
+    <w:lvl w:ilvl="1">
+      <w:start w:val="1"/>
+      <w:numFmt w:val="bullet"/>
+      <w:lvlText w:val="–"/>
+      <w:suff w:val="tab"/>
+      <w:pPr>
+        <w:tabs>
+          <w:tab w:val="num" w:pos="900"/>
+        </w:tabs>
+        <w:ind w:left="900" w:hanging="270"/>
+        <w:spacing w:after="80" w:line="300" w:lineRule="auto"/>
+      </w:pPr>
+      <w:rPr>
+        <w:rFonts w:ascii="Aptos" w:hAnsi="Aptos"/>
+        <w:color w:val="FF751F"/>
+      </w:rPr>
+    </w:lvl>
+    <w:lvl w:ilvl="2">
+      <w:start w:val="1"/>
+      <w:numFmt w:val="bullet"/>
+      <w:lvlText w:val="◦"/>
+      <w:suff w:val="tab"/>
+      <w:pPr>
+        <w:tabs>
+          <w:tab w:val="num" w:pos="1260"/>
+        </w:tabs>
+        <w:ind w:left="1260" w:hanging="270"/>
+        <w:spacing w:after="80" w:line="300" w:lineRule="auto"/>
+      </w:pPr>
+      <w:rPr>
+        <w:rFonts w:ascii="Aptos" w:hAnsi="Aptos"/>
+        <w:color w:val="FF751F"/>
+      </w:rPr>
+    </w:lvl>
+    <w:lvl w:ilvl="3">
+      <w:start w:val="1"/>
+      <w:numFmt w:val="bullet"/>
+      <w:lvlText w:val="▪"/>
+      <w:suff w:val="tab"/>
+      <w:pPr>
+        <w:tabs>
+          <w:tab w:val="num" w:pos="1620"/>
+        </w:tabs>
+        <w:ind w:left="1620" w:hanging="270"/>
+        <w:spacing w:after="80" w:line="300" w:lineRule="auto"/>
+      </w:pPr>
+      <w:rPr>
+        <w:rFonts w:ascii="Aptos" w:hAnsi="Aptos"/>
+        <w:color w:val="FF751F"/>
+      </w:rPr>
+    </w:lvl>
+  </w:abstractNum>
+  <w:num w:numId="14">
+    <w:abstractNumId w:val="13"/>
+  </w:num>
+  <w:abstractNum w:abstractNumId="14">
+    <w:multiLevelType w:val="multilevel"/>
+    <w:lvl w:ilvl="0">
+      <w:start w:val="1"/>
+      <w:numFmt w:val="bullet"/>
+      <w:lvlText w:val="•"/>
+      <w:suff w:val="tab"/>
+      <w:pPr>
+        <w:tabs>
+          <w:tab w:val="num" w:pos="540"/>
+        </w:tabs>
+        <w:ind w:left="540" w:hanging="270"/>
+        <w:spacing w:after="80" w:line="300" w:lineRule="auto"/>
+      </w:pPr>
+      <w:rPr>
+        <w:rFonts w:ascii="Aptos" w:hAnsi="Aptos"/>
+        <w:color w:val="FF751F"/>
+      </w:rPr>
+    </w:lvl>
+    <w:lvl w:ilvl="1">
+      <w:start w:val="1"/>
+      <w:numFmt w:val="bullet"/>
+      <w:lvlText w:val="–"/>
+      <w:suff w:val="tab"/>
+      <w:pPr>
+        <w:tabs>
+          <w:tab w:val="num" w:pos="900"/>
+        </w:tabs>
+        <w:ind w:left="900" w:hanging="270"/>
+        <w:spacing w:after="80" w:line="300" w:lineRule="auto"/>
+      </w:pPr>
+      <w:rPr>
+        <w:rFonts w:ascii="Aptos" w:hAnsi="Aptos"/>
+        <w:color w:val="FF751F"/>
+      </w:rPr>
+    </w:lvl>
+    <w:lvl w:ilvl="2">
+      <w:start w:val="1"/>
+      <w:numFmt w:val="bullet"/>
+      <w:lvlText w:val="◦"/>
+      <w:suff w:val="tab"/>
+      <w:pPr>
+        <w:tabs>
+          <w:tab w:val="num" w:pos="1260"/>
+        </w:tabs>
+        <w:ind w:left="1260" w:hanging="270"/>
+        <w:spacing w:after="80" w:line="300" w:lineRule="auto"/>
+      </w:pPr>
+      <w:rPr>
+        <w:rFonts w:ascii="Aptos" w:hAnsi="Aptos"/>
+        <w:color w:val="FF751F"/>
+      </w:rPr>
+    </w:lvl>
+    <w:lvl w:ilvl="3">
+      <w:start w:val="1"/>
+      <w:numFmt w:val="bullet"/>
+      <w:lvlText w:val="▪"/>
+      <w:suff w:val="tab"/>
+      <w:pPr>
+        <w:tabs>
+          <w:tab w:val="num" w:pos="1620"/>
+        </w:tabs>
+        <w:ind w:left="1620" w:hanging="270"/>
+        <w:spacing w:after="80" w:line="300" w:lineRule="auto"/>
+      </w:pPr>
+      <w:rPr>
+        <w:rFonts w:ascii="Aptos" w:hAnsi="Aptos"/>
+        <w:color w:val="FF751F"/>
+      </w:rPr>
+    </w:lvl>
+  </w:abstractNum>
+  <w:num w:numId="15">
+    <w:abstractNumId w:val="14"/>
+  </w:num>
+  <w:abstractNum w:abstractNumId="15">
+    <w:multiLevelType w:val="multilevel"/>
+    <w:lvl w:ilvl="0">
+      <w:start w:val="1"/>
+      <w:numFmt w:val="bullet"/>
+      <w:lvlText w:val="•"/>
+      <w:suff w:val="tab"/>
+      <w:pPr>
+        <w:tabs>
+          <w:tab w:val="num" w:pos="540"/>
+        </w:tabs>
+        <w:ind w:left="540" w:hanging="270"/>
+        <w:spacing w:after="80" w:line="300" w:lineRule="auto"/>
+      </w:pPr>
+      <w:rPr>
+        <w:rFonts w:ascii="Aptos" w:hAnsi="Aptos"/>
+        <w:color w:val="FF751F"/>
+      </w:rPr>
+    </w:lvl>
+    <w:lvl w:ilvl="1">
+      <w:start w:val="1"/>
+      <w:numFmt w:val="bullet"/>
+      <w:lvlText w:val="–"/>
+      <w:suff w:val="tab"/>
+      <w:pPr>
+        <w:tabs>
+          <w:tab w:val="num" w:pos="900"/>
+        </w:tabs>
+        <w:ind w:left="900" w:hanging="270"/>
+        <w:spacing w:after="80" w:line="300" w:lineRule="auto"/>
+      </w:pPr>
+      <w:rPr>
+        <w:rFonts w:ascii="Aptos" w:hAnsi="Aptos"/>
+        <w:color w:val="FF751F"/>
+      </w:rPr>
+    </w:lvl>
+    <w:lvl w:ilvl="2">
+      <w:start w:val="1"/>
+      <w:numFmt w:val="bullet"/>
+      <w:lvlText w:val="◦"/>
+      <w:suff w:val="tab"/>
+      <w:pPr>
+        <w:tabs>
+          <w:tab w:val="num" w:pos="1260"/>
+        </w:tabs>
+        <w:ind w:left="1260" w:hanging="270"/>
+        <w:spacing w:after="80" w:line="300" w:lineRule="auto"/>
+      </w:pPr>
+      <w:rPr>
+        <w:rFonts w:ascii="Aptos" w:hAnsi="Aptos"/>
+        <w:color w:val="FF751F"/>
+      </w:rPr>
+    </w:lvl>
+    <w:lvl w:ilvl="3">
+      <w:start w:val="1"/>
+      <w:numFmt w:val="bullet"/>
+      <w:lvlText w:val="▪"/>
+      <w:suff w:val="tab"/>
+      <w:pPr>
+        <w:tabs>
+          <w:tab w:val="num" w:pos="1620"/>
+        </w:tabs>
+        <w:ind w:left="1620" w:hanging="270"/>
+        <w:spacing w:after="80" w:line="300" w:lineRule="auto"/>
+      </w:pPr>
+      <w:rPr>
+        <w:rFonts w:ascii="Aptos" w:hAnsi="Aptos"/>
+        <w:color w:val="FF751F"/>
+      </w:rPr>
+    </w:lvl>
+  </w:abstractNum>
+  <w:num w:numId="16">
+    <w:abstractNumId w:val="15"/>
   </w:num>
 </w:numbering>
 </file>
@@ -2026,8 +4859,12 @@
     <w:name w:val="Normal"/>
     <w:qFormat/>
     <w:rsid w:val="00FC693F"/>
+    <w:pPr>
+      <w:spacing w:before="0" w:after="120" w:line="300" w:lineRule="auto"/>
+    </w:pPr>
     <w:rPr>
-      <w:rFonts w:ascii="Calibri" w:hAnsi="Calibri"/>
+      <w:rFonts w:ascii="Aptos" w:hAnsi="Aptos"/>
+      <w:color w:val="272727"/>
       <w:sz w:val="22"/>
     </w:rPr>
   </w:style>
@@ -2086,15 +4923,16 @@
     <w:pPr>
       <w:keepNext/>
       <w:keepLines/>
-      <w:spacing w:before="480" w:after="0"/>
+      <w:widowControl/>
+      <w:spacing w:before="360" w:after="200"/>
       <w:outlineLvl w:val="0"/>
     </w:pPr>
     <w:rPr>
-      <w:rFonts w:asciiTheme="majorHAnsi" w:eastAsiaTheme="majorEastAsia" w:hAnsiTheme="majorHAnsi" w:cstheme="majorBidi" w:ascii="Calibri" w:hAnsi="Calibri"/>
+      <w:rFonts w:asciiTheme="majorHAnsi" w:eastAsiaTheme="majorEastAsia" w:hAnsiTheme="majorHAnsi" w:cstheme="majorBidi" w:ascii="Aptos Display" w:hAnsi="Aptos Display"/>
       <w:b/>
       <w:bCs/>
-      <w:color w:val="1F3A5F"/>
-      <w:sz w:val="36"/>
+      <w:color w:val="272727"/>
+      <w:sz w:val="32"/>
       <w:szCs w:val="28"/>
     </w:rPr>
   </w:style>
@@ -2110,15 +4948,16 @@
     <w:pPr>
       <w:keepNext/>
       <w:keepLines/>
-      <w:spacing w:before="200" w:after="0"/>
+      <w:widowControl/>
+      <w:spacing w:before="280" w:after="140"/>
       <w:outlineLvl w:val="1"/>
     </w:pPr>
     <w:rPr>
-      <w:rFonts w:asciiTheme="majorHAnsi" w:eastAsiaTheme="majorEastAsia" w:hAnsiTheme="majorHAnsi" w:cstheme="majorBidi" w:ascii="Calibri" w:hAnsi="Calibri"/>
+      <w:rFonts w:asciiTheme="majorHAnsi" w:eastAsiaTheme="majorEastAsia" w:hAnsiTheme="majorHAnsi" w:cstheme="majorBidi" w:ascii="Aptos Display" w:hAnsi="Aptos Display"/>
       <w:b/>
       <w:bCs/>
-      <w:color w:val="1F3A5F"/>
-      <w:sz w:val="28"/>
+      <w:color w:val="D95F13"/>
+      <w:sz w:val="26"/>
       <w:szCs w:val="26"/>
     </w:rPr>
   </w:style>
@@ -2134,14 +4973,15 @@
     <w:pPr>
       <w:keepNext/>
       <w:keepLines/>
-      <w:spacing w:before="200" w:after="0"/>
+      <w:widowControl/>
+      <w:spacing w:before="200" w:after="100"/>
       <w:outlineLvl w:val="2"/>
     </w:pPr>
     <w:rPr>
-      <w:rFonts w:asciiTheme="majorHAnsi" w:eastAsiaTheme="majorEastAsia" w:hAnsiTheme="majorHAnsi" w:cstheme="majorBidi" w:ascii="Calibri" w:hAnsi="Calibri"/>
+      <w:rFonts w:asciiTheme="majorHAnsi" w:eastAsiaTheme="majorEastAsia" w:hAnsiTheme="majorHAnsi" w:cstheme="majorBidi" w:ascii="Aptos Display" w:hAnsi="Aptos Display"/>
       <w:b/>
       <w:bCs/>
-      <w:color w:val="1F3A5F"/>
+      <w:color w:val="272727"/>
       <w:sz w:val="24"/>
     </w:rPr>
   </w:style>
@@ -2158,16 +4998,18 @@
     <w:pPr>
       <w:keepNext/>
       <w:keepLines/>
-      <w:spacing w:before="200" w:after="0"/>
+      <w:widowControl/>
+      <w:spacing w:before="160" w:after="80"/>
       <w:outlineLvl w:val="3"/>
     </w:pPr>
     <w:rPr>
-      <w:rFonts w:asciiTheme="majorHAnsi" w:eastAsiaTheme="majorEastAsia" w:hAnsiTheme="majorHAnsi" w:cstheme="majorBidi"/>
+      <w:rFonts w:asciiTheme="majorHAnsi" w:eastAsiaTheme="majorEastAsia" w:hAnsiTheme="majorHAnsi" w:cstheme="majorBidi" w:ascii="Aptos" w:hAnsi="Aptos"/>
       <w:b/>
       <w:bCs/>
       <w:i/>
       <w:iCs/>
-      <w:color w:val="4F81BD" w:themeColor="accent1"/>
+      <w:color w:val="272727"/>
+      <w:sz w:val="22"/>
     </w:rPr>
   </w:style>
   <w:style w:type="paragraph" w:styleId="Heading5">
@@ -2183,12 +5025,15 @@
     <w:pPr>
       <w:keepNext/>
       <w:keepLines/>
-      <w:spacing w:before="200" w:after="0"/>
+      <w:widowControl/>
+      <w:spacing w:before="120" w:after="60"/>
       <w:outlineLvl w:val="4"/>
     </w:pPr>
     <w:rPr>
-      <w:rFonts w:asciiTheme="majorHAnsi" w:eastAsiaTheme="majorEastAsia" w:hAnsiTheme="majorHAnsi" w:cstheme="majorBidi"/>
-      <w:color w:val="243F60" w:themeColor="accent1" w:themeShade="7F"/>
+      <w:rFonts w:asciiTheme="majorHAnsi" w:eastAsiaTheme="majorEastAsia" w:hAnsiTheme="majorHAnsi" w:cstheme="majorBidi" w:ascii="Aptos" w:hAnsi="Aptos"/>
+      <w:b/>
+      <w:color w:val="5F5F5F"/>
+      <w:sz w:val="21"/>
     </w:rPr>
   </w:style>
   <w:style w:type="paragraph" w:styleId="Heading6">
@@ -2204,14 +5049,17 @@
     <w:pPr>
       <w:keepNext/>
       <w:keepLines/>
-      <w:spacing w:before="200" w:after="0"/>
+      <w:widowControl/>
+      <w:spacing w:before="120" w:after="60"/>
       <w:outlineLvl w:val="5"/>
     </w:pPr>
     <w:rPr>
-      <w:rFonts w:asciiTheme="majorHAnsi" w:eastAsiaTheme="majorEastAsia" w:hAnsiTheme="majorHAnsi" w:cstheme="majorBidi"/>
+      <w:rFonts w:asciiTheme="majorHAnsi" w:eastAsiaTheme="majorEastAsia" w:hAnsiTheme="majorHAnsi" w:cstheme="majorBidi" w:ascii="Aptos" w:hAnsi="Aptos"/>
+      <w:b/>
       <w:i/>
       <w:iCs/>
-      <w:color w:val="243F60" w:themeColor="accent1" w:themeShade="7F"/>
+      <w:color w:val="5F5F5F"/>
+      <w:sz w:val="20"/>
     </w:rPr>
   </w:style>
   <w:style w:type="paragraph" w:styleId="Heading7">
@@ -2373,18 +5221,21 @@
     <w:qFormat/>
     <w:rsid w:val="00FC693F"/>
     <w:pPr>
+      <w:keepNext/>
+      <w:widowControl/>
       <w:pBdr>
         <w:bottom w:val="single" w:sz="8" w:space="4" w:color="4F81BD" w:themeColor="accent1"/>
       </w:pBdr>
-      <w:spacing w:after="300" w:line="240" w:lineRule="auto"/>
+      <w:spacing w:after="120" w:line="240" w:lineRule="auto" w:before="0"/>
       <w:contextualSpacing/>
     </w:pPr>
     <w:rPr>
-      <w:rFonts w:asciiTheme="majorHAnsi" w:eastAsiaTheme="majorEastAsia" w:hAnsiTheme="majorHAnsi" w:cstheme="majorBidi"/>
-      <w:color w:val="17365D" w:themeColor="text2" w:themeShade="BF"/>
+      <w:rFonts w:asciiTheme="majorHAnsi" w:eastAsiaTheme="majorEastAsia" w:hAnsiTheme="majorHAnsi" w:cstheme="majorBidi" w:ascii="Aptos Display" w:hAnsi="Aptos Display"/>
+      <w:b/>
+      <w:color w:val="272727"/>
       <w:spacing w:val="5"/>
       <w:kern w:val="28"/>
-      <w:sz w:val="52"/>
+      <w:sz w:val="54"/>
       <w:szCs w:val="52"/>
     </w:rPr>
   </w:style>
@@ -2412,17 +5263,21 @@
     <w:qFormat/>
     <w:rsid w:val="00FC693F"/>
     <w:pPr>
+      <w:keepNext/>
+      <w:widowControl/>
       <w:numPr>
         <w:ilvl w:val="1"/>
       </w:numPr>
+      <w:spacing w:before="0" w:after="360"/>
     </w:pPr>
     <w:rPr>
-      <w:rFonts w:asciiTheme="majorHAnsi" w:eastAsiaTheme="majorEastAsia" w:hAnsiTheme="majorHAnsi" w:cstheme="majorBidi"/>
+      <w:rFonts w:asciiTheme="majorHAnsi" w:eastAsiaTheme="majorEastAsia" w:hAnsiTheme="majorHAnsi" w:cstheme="majorBidi" w:ascii="Aptos" w:hAnsi="Aptos"/>
+      <w:b w:val="0"/>
       <w:i/>
       <w:iCs/>
-      <w:color w:val="4F81BD" w:themeColor="accent1"/>
+      <w:color w:val="5F5F5F"/>
       <w:spacing w:val="15"/>
-      <w:sz w:val="24"/>
+      <w:sz w:val="22"/>
       <w:szCs w:val="24"/>
     </w:rPr>
   </w:style>
@@ -13713,6 +16568,43 @@
         <w:shd w:val="clear" w:color="auto" w:fill="FBCAA2" w:themeFill="accent6" w:themeFillTint="7F"/>
       </w:tcPr>
     </w:tblStylePr>
+  </w:style>
+  <w:style w:type="paragraph" w:customStyle="1" w:styleId="CodeBlock">
+    <w:name w:val="Code Block"/>
+    <w:pPr>
+      <w:keepLines w:val="0"/>
+      <w:spacing w:before="0" w:after="0" w:line="252" w:lineRule="auto"/>
+      <w:ind w:left="202" w:right="202"/>
+    </w:pPr>
+    <w:rPr>
+      <w:rFonts w:ascii="Consolas" w:hAnsi="Consolas"/>
+      <w:color w:val="FFFFFF"/>
+      <w:sz w:val="16"/>
+    </w:rPr>
+  </w:style>
+  <w:style w:type="paragraph" w:customStyle="1" w:styleId="Callout">
+    <w:name w:val="Callout"/>
+    <w:pPr>
+      <w:spacing w:before="120" w:after="160" w:line="288" w:lineRule="auto"/>
+      <w:ind w:left="259" w:right="173"/>
+    </w:pPr>
+    <w:rPr>
+      <w:rFonts w:ascii="Aptos" w:hAnsi="Aptos"/>
+      <w:color w:val="272727"/>
+      <w:sz w:val="21"/>
+    </w:rPr>
+  </w:style>
+  <w:style w:type="paragraph" w:customStyle="1" w:styleId="Checklist">
+    <w:name w:val="Checklist"/>
+    <w:pPr>
+      <w:spacing w:after="80" w:line="300" w:lineRule="auto"/>
+      <w:ind w:left="547" w:hanging="288"/>
+    </w:pPr>
+    <w:rPr>
+      <w:rFonts w:ascii="Aptos" w:hAnsi="Aptos"/>
+      <w:color w:val="272727"/>
+      <w:sz w:val="22"/>
+    </w:rPr>
   </w:style>
 </w:styles>
 </file>

--- a/Email Templates - Free Sample.docx
+++ b/Email Templates - Free Sample.docx
@@ -45,7 +45,7 @@
           <w:color w:val="5F5F5F"/>
           <w:sz w:val="21"/>
         </w:rPr>
-        <w:t>Compliance Audit Email Templates - Free Sample  •  Email Templates - Free Sample.md</w:t>
+        <w:t>Compliance Audit Email Templates - Free Sample  •  Email Templates - Free Sample.docx</w:t>
       </w:r>
     </w:p>
     <w:p>
@@ -3700,7 +3700,7 @@
           <w:color w:val="272727"/>
           <w:sz w:val="22"/>
         </w:rPr>
-        <w:t>Markdown + HTML formats</w:t>
+        <w:t>DOCX + HTML formats</w:t>
       </w:r>
       <w:r>
         <w:rPr>
@@ -3902,7 +3902,7 @@
               <w:color w:val="5F5F5F"/>
               <w:sz w:val="14"/>
             </w:rPr>
-            <w:t>CONTROLSMITH TOOLS.COM  •  SUPPORT@CONTROLSMITH TOOLS.COM</w:t>
+            <w:t>CONTROLSMITHTOOLS.COM  •  SUPPORT@CONTROLSMITHTOOLS.COM</w:t>
           </w:r>
         </w:p>
       </w:tc>
